--- a/Homework B/Homework_B_answers.docx
+++ b/Homework B/Homework_B_answers.docx
@@ -224,9 +224,12 @@
           <w:lang w:eastAsia="zh-CN"/>
         </w:rPr>
         <w:sectPr>
-          <w:headerReference w:type="default" r:id="rId11"/>
-          <w:footerReference w:type="default" r:id="rId12"/>
-          <w:headerReference w:type="first" r:id="rId13"/>
+          <w:headerReference w:type="even" r:id="rId11"/>
+          <w:headerReference w:type="default" r:id="rId12"/>
+          <w:footerReference w:type="even" r:id="rId13"/>
+          <w:footerReference w:type="default" r:id="rId14"/>
+          <w:headerReference w:type="first" r:id="rId15"/>
+          <w:footerReference w:type="first" r:id="rId16"/>
           <w:pgSz w:w="11906" w:h="16838" w:code="9"/>
           <w:pgMar w:top="5557" w:right="794" w:bottom="1021" w:left="1134" w:header="1021" w:footer="567" w:gutter="0"/>
           <w:cols w:space="708"/>
@@ -348,8 +351,13 @@
                             <w:pStyle w:val="CoverAuteur"/>
                             <w:wordWrap w:val="0"/>
                           </w:pPr>
+                          <w:proofErr w:type="spellStart"/>
                           <w:r>
-                            <w:t xml:space="preserve">Enmin Lin, </w:t>
+                            <w:t>Enmin</w:t>
+                          </w:r>
+                          <w:proofErr w:type="spellEnd"/>
+                          <w:r>
+                            <w:t xml:space="preserve"> Lin, </w:t>
                           </w:r>
                           <w:r>
                             <w:t>Kaixi Yao</w:t>
@@ -670,8 +678,13 @@
                           <w:pPr>
                             <w:pStyle w:val="CoverSubtekst"/>
                           </w:pPr>
+                          <w:proofErr w:type="spellStart"/>
                           <w:r>
-                            <w:t>april 2026</w:t>
+                            <w:t>april</w:t>
+                          </w:r>
+                          <w:proofErr w:type="spellEnd"/>
+                          <w:r>
+                            <w:t xml:space="preserve"> 2026</w:t>
                           </w:r>
                         </w:p>
                       </w:sdtContent>
@@ -1357,7 +1370,7 @@
                     </pic:cNvPicPr>
                   </pic:nvPicPr>
                   <pic:blipFill>
-                    <a:blip r:embed="rId14"/>
+                    <a:blip r:embed="rId17"/>
                     <a:stretch>
                       <a:fillRect/>
                     </a:stretch>
@@ -3404,7 +3417,7 @@
         <w:pStyle w:val="afd"/>
         <w:numPr>
           <w:ilvl w:val="0"/>
-          <w:numId w:val="56"/>
+          <w:numId w:val="9"/>
         </w:numPr>
         <w:spacing w:after="100" w:line="240" w:lineRule="auto"/>
         <w:contextualSpacing w:val="0"/>
@@ -3454,7 +3467,7 @@
         <w:pStyle w:val="afd"/>
         <w:numPr>
           <w:ilvl w:val="0"/>
-          <w:numId w:val="56"/>
+          <w:numId w:val="9"/>
         </w:numPr>
         <w:spacing w:after="100" w:line="240" w:lineRule="auto"/>
         <w:contextualSpacing w:val="0"/>
@@ -3477,7 +3490,7 @@
         <w:pStyle w:val="afd"/>
         <w:numPr>
           <w:ilvl w:val="0"/>
-          <w:numId w:val="56"/>
+          <w:numId w:val="9"/>
         </w:numPr>
         <w:spacing w:after="100" w:line="240" w:lineRule="auto"/>
         <w:contextualSpacing w:val="0"/>
@@ -4979,7 +4992,7 @@
         <w:pStyle w:val="afd"/>
         <w:numPr>
           <w:ilvl w:val="0"/>
-          <w:numId w:val="59"/>
+          <w:numId w:val="11"/>
         </w:numPr>
         <w:spacing w:after="100" w:line="240" w:lineRule="auto"/>
         <w:contextualSpacing w:val="0"/>
@@ -5002,7 +5015,7 @@
         <w:pStyle w:val="afd"/>
         <w:numPr>
           <w:ilvl w:val="0"/>
-          <w:numId w:val="59"/>
+          <w:numId w:val="11"/>
         </w:numPr>
         <w:spacing w:after="100" w:line="240" w:lineRule="auto"/>
         <w:contextualSpacing w:val="0"/>
@@ -5137,7 +5150,7 @@
         <w:pStyle w:val="afd"/>
         <w:numPr>
           <w:ilvl w:val="0"/>
-          <w:numId w:val="59"/>
+          <w:numId w:val="11"/>
         </w:numPr>
         <w:spacing w:after="100" w:line="240" w:lineRule="auto"/>
         <w:contextualSpacing w:val="0"/>
@@ -5171,7 +5184,7 @@
         <w:pStyle w:val="afd"/>
         <w:numPr>
           <w:ilvl w:val="0"/>
-          <w:numId w:val="59"/>
+          <w:numId w:val="11"/>
         </w:numPr>
         <w:spacing w:after="100" w:line="240" w:lineRule="auto"/>
         <w:contextualSpacing w:val="0"/>
@@ -9178,7 +9191,7 @@
         <w:pStyle w:val="afd"/>
         <w:numPr>
           <w:ilvl w:val="0"/>
-          <w:numId w:val="61"/>
+          <w:numId w:val="12"/>
         </w:numPr>
         <w:spacing w:before="240" w:after="160"/>
       </w:pPr>
@@ -9202,7 +9215,7 @@
         <w:pStyle w:val="afd"/>
         <w:numPr>
           <w:ilvl w:val="0"/>
-          <w:numId w:val="61"/>
+          <w:numId w:val="12"/>
         </w:numPr>
         <w:spacing w:before="240" w:after="160"/>
       </w:pPr>
@@ -9287,7 +9300,7 @@
         <w:pStyle w:val="afd"/>
         <w:numPr>
           <w:ilvl w:val="0"/>
-          <w:numId w:val="61"/>
+          <w:numId w:val="12"/>
         </w:numPr>
         <w:spacing w:before="240" w:after="160"/>
       </w:pPr>
@@ -9345,7 +9358,7 @@
         <w:pStyle w:val="afd"/>
         <w:numPr>
           <w:ilvl w:val="0"/>
-          <w:numId w:val="61"/>
+          <w:numId w:val="12"/>
         </w:numPr>
         <w:spacing w:after="100"/>
       </w:pPr>
@@ -10744,13 +10757,7 @@
           <w:rPr>
             <w:rFonts w:ascii="Cambria Math" w:hAnsi="Cambria Math"/>
           </w:rPr>
-          <m:t>,</m:t>
-        </m:r>
-        <m:r>
-          <w:rPr>
-            <w:rFonts w:ascii="Cambria Math" w:hAnsi="Cambria Math"/>
-          </w:rPr>
-          <m:t xml:space="preserve"> </m:t>
+          <m:t xml:space="preserve">, </m:t>
         </m:r>
       </m:oMath>
       <w:r>
@@ -11539,7 +11546,7 @@
         <w:pStyle w:val="afd"/>
         <w:numPr>
           <w:ilvl w:val="0"/>
-          <w:numId w:val="58"/>
+          <w:numId w:val="10"/>
         </w:numPr>
         <w:spacing w:after="100" w:line="240" w:lineRule="auto"/>
         <w:contextualSpacing w:val="0"/>
@@ -11581,7 +11588,7 @@
         <w:pStyle w:val="afd"/>
         <w:numPr>
           <w:ilvl w:val="0"/>
-          <w:numId w:val="58"/>
+          <w:numId w:val="10"/>
         </w:numPr>
         <w:spacing w:after="100" w:line="240" w:lineRule="auto"/>
         <w:contextualSpacing w:val="0"/>
@@ -13019,7 +13026,7 @@
         <w:pStyle w:val="afd"/>
         <w:numPr>
           <w:ilvl w:val="0"/>
-          <w:numId w:val="58"/>
+          <w:numId w:val="10"/>
         </w:numPr>
         <w:spacing w:after="100" w:line="240" w:lineRule="auto"/>
         <w:contextualSpacing w:val="0"/>
@@ -13061,7 +13068,7 @@
         <w:pStyle w:val="afd"/>
         <w:numPr>
           <w:ilvl w:val="0"/>
-          <w:numId w:val="58"/>
+          <w:numId w:val="10"/>
         </w:numPr>
         <w:spacing w:after="100" w:line="240" w:lineRule="auto"/>
         <w:contextualSpacing w:val="0"/>
@@ -14612,7 +14619,7 @@
         <w:pStyle w:val="afd"/>
         <w:numPr>
           <w:ilvl w:val="0"/>
-          <w:numId w:val="58"/>
+          <w:numId w:val="10"/>
         </w:numPr>
         <w:spacing w:after="100" w:line="240" w:lineRule="auto"/>
         <w:contextualSpacing w:val="0"/>
@@ -14654,7 +14661,7 @@
         <w:pStyle w:val="afd"/>
         <w:numPr>
           <w:ilvl w:val="0"/>
-          <w:numId w:val="58"/>
+          <w:numId w:val="10"/>
         </w:numPr>
         <w:spacing w:after="100" w:line="240" w:lineRule="auto"/>
         <w:contextualSpacing w:val="0"/>
@@ -14696,7 +14703,7 @@
         <w:pStyle w:val="afd"/>
         <w:numPr>
           <w:ilvl w:val="0"/>
-          <w:numId w:val="58"/>
+          <w:numId w:val="10"/>
         </w:numPr>
         <w:spacing w:after="100" w:line="240" w:lineRule="auto"/>
         <w:contextualSpacing w:val="0"/>
@@ -17440,13 +17447,7 @@
           <w:rPr>
             <w:rFonts w:ascii="Cambria Math" w:hAnsi="Cambria Math"/>
           </w:rPr>
-          <m:t>,</m:t>
-        </m:r>
-        <m:r>
-          <w:rPr>
-            <w:rFonts w:ascii="Cambria Math" w:hAnsi="Cambria Math"/>
-          </w:rPr>
-          <m:t xml:space="preserve"> </m:t>
+          <m:t xml:space="preserve">, </m:t>
         </m:r>
         <m:sSub>
           <m:sSubPr>
@@ -17941,14 +17942,7 @@
             <w:rFonts w:ascii="Cambria Math" w:hAnsi="Cambria Math"/>
             <w:lang w:eastAsia="zh-CN"/>
           </w:rPr>
-          <m:t>.</m:t>
-        </m:r>
-        <m:r>
-          <w:rPr>
-            <w:rFonts w:ascii="Cambria Math" w:hAnsi="Cambria Math"/>
-            <w:lang w:eastAsia="zh-CN"/>
-          </w:rPr>
-          <m:t xml:space="preserve"> </m:t>
+          <m:t xml:space="preserve">. </m:t>
         </m:r>
       </m:oMath>
       <w:r>
@@ -18036,14 +18030,7 @@
             <w:rFonts w:ascii="Cambria Math" w:hAnsi="Cambria Math"/>
             <w:lang w:eastAsia="zh-CN"/>
           </w:rPr>
-          <m:t>=0,</m:t>
-        </m:r>
-        <m:r>
-          <w:rPr>
-            <w:rFonts w:ascii="Cambria Math" w:hAnsi="Cambria Math"/>
-            <w:lang w:eastAsia="zh-CN"/>
-          </w:rPr>
-          <m:t xml:space="preserve"> </m:t>
+          <m:t xml:space="preserve">=0, </m:t>
         </m:r>
       </m:oMath>
       <w:r>
@@ -18169,10 +18156,10 @@
       </w:r>
     </w:p>
     <w:sectPr>
-      <w:headerReference w:type="even" r:id="rId15"/>
-      <w:headerReference w:type="default" r:id="rId16"/>
-      <w:footerReference w:type="even" r:id="rId17"/>
-      <w:footerReference w:type="default" r:id="rId18"/>
+      <w:headerReference w:type="even" r:id="rId18"/>
+      <w:headerReference w:type="default" r:id="rId19"/>
+      <w:footerReference w:type="even" r:id="rId20"/>
+      <w:footerReference w:type="default" r:id="rId21"/>
       <w:type w:val="evenPage"/>
       <w:pgSz w:w="11906" w:h="16838" w:code="9"/>
       <w:pgMar w:top="1418" w:right="1418" w:bottom="1418" w:left="1418" w:header="567" w:footer="567" w:gutter="0"/>
@@ -18216,6 +18203,16 @@
 </file>
 
 <file path=word/footer1.xml><?xml version="1.0" encoding="utf-8"?>
+<w:ftr xmlns:wpc="http://schemas.microsoft.com/office/word/2010/wordprocessingCanvas" xmlns:cx="http://schemas.microsoft.com/office/drawing/2014/chartex" xmlns:cx1="http://schemas.microsoft.com/office/drawing/2015/9/8/chartex" xmlns:cx2="http://schemas.microsoft.com/office/drawing/2015/10/21/chartex" xmlns:cx3="http://schemas.microsoft.com/office/drawing/2016/5/9/chartex" xmlns:cx4="http://schemas.microsoft.com/office/drawing/2016/5/10/chartex" xmlns:cx5="http://schemas.microsoft.com/office/drawing/2016/5/11/chartex" xmlns:cx6="http://schemas.microsoft.com/office/drawing/2016/5/12/chartex" xmlns:cx7="http://schemas.microsoft.com/office/drawing/2016/5/13/chartex" xmlns:cx8="http://schemas.microsoft.com/office/drawing/2016/5/14/chartex" xmlns:mc="http://schemas.openxmlformats.org/markup-compatibility/2006" xmlns:aink="http://schemas.microsoft.com/office/drawing/2016/ink" xmlns:am3d="http://schemas.microsoft.com/office/drawing/2017/model3d" xmlns:o="urn:schemas-microsoft-com:office:office" xmlns:oel="http://schemas.microsoft.com/office/2019/extlst" xmlns:r="http://schemas.openxmlformats.org/officeDocument/2006/relationships" xmlns:m="http://schemas.openxmlformats.org/officeDocument/2006/math" xmlns:v="urn:schemas-microsoft-com:vml" xmlns:wp14="http://schemas.microsoft.com/office/word/2010/wordprocessingDrawing" xmlns:wp="http://schemas.openxmlformats.org/drawingml/2006/wordprocessingDrawing" xmlns:w10="urn:schemas-microsoft-com:office:word" xmlns:w="http://schemas.openxmlformats.org/wordprocessingml/2006/main" xmlns:w14="http://schemas.microsoft.com/office/word/2010/wordml" xmlns:w15="http://schemas.microsoft.com/office/word/2012/wordml" xmlns:w16cex="http://schemas.microsoft.com/office/word/2018/wordml/cex" xmlns:w16cid="http://schemas.microsoft.com/office/word/2016/wordml/cid" xmlns:w16="http://schemas.microsoft.com/office/word/2018/wordml" xmlns:w16du="http://schemas.microsoft.com/office/word/2023/wordml/word16du" xmlns:w16sdtdh="http://schemas.microsoft.com/office/word/2020/wordml/sdtdatahash" xmlns:w16sdtfl="http://schemas.microsoft.com/office/word/2024/wordml/sdtformatlock" xmlns:w16se="http://schemas.microsoft.com/office/word/2015/wordml/symex" xmlns:wpg="http://schemas.microsoft.com/office/word/2010/wordprocessingGroup" xmlns:wpi="http://schemas.microsoft.com/office/word/2010/wordprocessingInk" xmlns:wne="http://schemas.microsoft.com/office/word/2006/wordml" xmlns:wps="http://schemas.microsoft.com/office/word/2010/wordprocessingShape" mc:Ignorable="w14 w15 w16se w16cid w16 w16cex w16sdtdh w16sdtfl w16du wp14">
+  <w:p>
+    <w:pPr>
+      <w:pStyle w:val="aa"/>
+    </w:pPr>
+  </w:p>
+</w:ftr>
+</file>
+
+<file path=word/footer2.xml><?xml version="1.0" encoding="utf-8"?>
 <w:ftr xmlns:wpc="http://schemas.microsoft.com/office/word/2010/wordprocessingCanvas" xmlns:cx="http://schemas.microsoft.com/office/drawing/2014/chartex" xmlns:cx1="http://schemas.microsoft.com/office/drawing/2015/9/8/chartex" xmlns:cx2="http://schemas.microsoft.com/office/drawing/2015/10/21/chartex" xmlns:cx3="http://schemas.microsoft.com/office/drawing/2016/5/9/chartex" xmlns:cx4="http://schemas.microsoft.com/office/drawing/2016/5/10/chartex" xmlns:cx5="http://schemas.microsoft.com/office/drawing/2016/5/11/chartex" xmlns:cx6="http://schemas.microsoft.com/office/drawing/2016/5/12/chartex" xmlns:cx7="http://schemas.microsoft.com/office/drawing/2016/5/13/chartex" xmlns:cx8="http://schemas.microsoft.com/office/drawing/2016/5/14/chartex" xmlns:mc="http://schemas.openxmlformats.org/markup-compatibility/2006" xmlns:aink="http://schemas.microsoft.com/office/drawing/2016/ink" xmlns:am3d="http://schemas.microsoft.com/office/drawing/2017/model3d" xmlns:o="urn:schemas-microsoft-com:office:office" xmlns:oel="http://schemas.microsoft.com/office/2019/extlst" xmlns:r="http://schemas.openxmlformats.org/officeDocument/2006/relationships" xmlns:m="http://schemas.openxmlformats.org/officeDocument/2006/math" xmlns:v="urn:schemas-microsoft-com:vml" xmlns:wp14="http://schemas.microsoft.com/office/word/2010/wordprocessingDrawing" xmlns:wp="http://schemas.openxmlformats.org/drawingml/2006/wordprocessingDrawing" xmlns:w10="urn:schemas-microsoft-com:office:word" xmlns:w="http://schemas.openxmlformats.org/wordprocessingml/2006/main" xmlns:w14="http://schemas.microsoft.com/office/word/2010/wordml" xmlns:w15="http://schemas.microsoft.com/office/word/2012/wordml" xmlns:w16cex="http://schemas.microsoft.com/office/word/2018/wordml/cex" xmlns:w16cid="http://schemas.microsoft.com/office/word/2016/wordml/cid" xmlns:w16="http://schemas.microsoft.com/office/word/2018/wordml" xmlns:w16du="http://schemas.microsoft.com/office/word/2023/wordml/word16du" xmlns:w16sdtdh="http://schemas.microsoft.com/office/word/2020/wordml/sdtdatahash" xmlns:w16sdtfl="http://schemas.microsoft.com/office/word/2024/wordml/sdtformatlock" xmlns:w16se="http://schemas.microsoft.com/office/word/2015/wordml/symex" xmlns:wpg="http://schemas.microsoft.com/office/word/2010/wordprocessingGroup" xmlns:wpi="http://schemas.microsoft.com/office/word/2010/wordprocessingInk" xmlns:wne="http://schemas.microsoft.com/office/word/2006/wordml" xmlns:wps="http://schemas.microsoft.com/office/word/2010/wordprocessingShape" mc:Ignorable="w14 w15 w16se w16cid w16 w16cex w16sdtdh w16sdtfl w16du wp14">
   <w:tbl>
     <w:tblPr>
@@ -18371,7 +18368,17 @@
 </w:ftr>
 </file>
 
-<file path=word/footer2.xml><?xml version="1.0" encoding="utf-8"?>
+<file path=word/footer3.xml><?xml version="1.0" encoding="utf-8"?>
+<w:ftr xmlns:wpc="http://schemas.microsoft.com/office/word/2010/wordprocessingCanvas" xmlns:cx="http://schemas.microsoft.com/office/drawing/2014/chartex" xmlns:cx1="http://schemas.microsoft.com/office/drawing/2015/9/8/chartex" xmlns:cx2="http://schemas.microsoft.com/office/drawing/2015/10/21/chartex" xmlns:cx3="http://schemas.microsoft.com/office/drawing/2016/5/9/chartex" xmlns:cx4="http://schemas.microsoft.com/office/drawing/2016/5/10/chartex" xmlns:cx5="http://schemas.microsoft.com/office/drawing/2016/5/11/chartex" xmlns:cx6="http://schemas.microsoft.com/office/drawing/2016/5/12/chartex" xmlns:cx7="http://schemas.microsoft.com/office/drawing/2016/5/13/chartex" xmlns:cx8="http://schemas.microsoft.com/office/drawing/2016/5/14/chartex" xmlns:mc="http://schemas.openxmlformats.org/markup-compatibility/2006" xmlns:aink="http://schemas.microsoft.com/office/drawing/2016/ink" xmlns:am3d="http://schemas.microsoft.com/office/drawing/2017/model3d" xmlns:o="urn:schemas-microsoft-com:office:office" xmlns:oel="http://schemas.microsoft.com/office/2019/extlst" xmlns:r="http://schemas.openxmlformats.org/officeDocument/2006/relationships" xmlns:m="http://schemas.openxmlformats.org/officeDocument/2006/math" xmlns:v="urn:schemas-microsoft-com:vml" xmlns:wp14="http://schemas.microsoft.com/office/word/2010/wordprocessingDrawing" xmlns:wp="http://schemas.openxmlformats.org/drawingml/2006/wordprocessingDrawing" xmlns:w10="urn:schemas-microsoft-com:office:word" xmlns:w="http://schemas.openxmlformats.org/wordprocessingml/2006/main" xmlns:w14="http://schemas.microsoft.com/office/word/2010/wordml" xmlns:w15="http://schemas.microsoft.com/office/word/2012/wordml" xmlns:w16cex="http://schemas.microsoft.com/office/word/2018/wordml/cex" xmlns:w16cid="http://schemas.microsoft.com/office/word/2016/wordml/cid" xmlns:w16="http://schemas.microsoft.com/office/word/2018/wordml" xmlns:w16du="http://schemas.microsoft.com/office/word/2023/wordml/word16du" xmlns:w16sdtdh="http://schemas.microsoft.com/office/word/2020/wordml/sdtdatahash" xmlns:w16sdtfl="http://schemas.microsoft.com/office/word/2024/wordml/sdtformatlock" xmlns:w16se="http://schemas.microsoft.com/office/word/2015/wordml/symex" xmlns:wpg="http://schemas.microsoft.com/office/word/2010/wordprocessingGroup" xmlns:wpi="http://schemas.microsoft.com/office/word/2010/wordprocessingInk" xmlns:wne="http://schemas.microsoft.com/office/word/2006/wordml" xmlns:wps="http://schemas.microsoft.com/office/word/2010/wordprocessingShape" mc:Ignorable="w14 w15 w16se w16cid w16 w16cex w16sdtdh w16sdtfl w16du wp14">
+  <w:p>
+    <w:pPr>
+      <w:pStyle w:val="aa"/>
+    </w:pPr>
+  </w:p>
+</w:ftr>
+</file>
+
+<file path=word/footer4.xml><?xml version="1.0" encoding="utf-8"?>
 <w:ftr xmlns:wpc="http://schemas.microsoft.com/office/word/2010/wordprocessingCanvas" xmlns:cx="http://schemas.microsoft.com/office/drawing/2014/chartex" xmlns:cx1="http://schemas.microsoft.com/office/drawing/2015/9/8/chartex" xmlns:cx2="http://schemas.microsoft.com/office/drawing/2015/10/21/chartex" xmlns:cx3="http://schemas.microsoft.com/office/drawing/2016/5/9/chartex" xmlns:cx4="http://schemas.microsoft.com/office/drawing/2016/5/10/chartex" xmlns:cx5="http://schemas.microsoft.com/office/drawing/2016/5/11/chartex" xmlns:cx6="http://schemas.microsoft.com/office/drawing/2016/5/12/chartex" xmlns:cx7="http://schemas.microsoft.com/office/drawing/2016/5/13/chartex" xmlns:cx8="http://schemas.microsoft.com/office/drawing/2016/5/14/chartex" xmlns:mc="http://schemas.openxmlformats.org/markup-compatibility/2006" xmlns:aink="http://schemas.microsoft.com/office/drawing/2016/ink" xmlns:am3d="http://schemas.microsoft.com/office/drawing/2017/model3d" xmlns:o="urn:schemas-microsoft-com:office:office" xmlns:oel="http://schemas.microsoft.com/office/2019/extlst" xmlns:r="http://schemas.openxmlformats.org/officeDocument/2006/relationships" xmlns:m="http://schemas.openxmlformats.org/officeDocument/2006/math" xmlns:v="urn:schemas-microsoft-com:vml" xmlns:wp14="http://schemas.microsoft.com/office/word/2010/wordprocessingDrawing" xmlns:wp="http://schemas.openxmlformats.org/drawingml/2006/wordprocessingDrawing" xmlns:w10="urn:schemas-microsoft-com:office:word" xmlns:w="http://schemas.openxmlformats.org/wordprocessingml/2006/main" xmlns:w14="http://schemas.microsoft.com/office/word/2010/wordml" xmlns:w15="http://schemas.microsoft.com/office/word/2012/wordml" xmlns:w16cex="http://schemas.microsoft.com/office/word/2018/wordml/cex" xmlns:w16cid="http://schemas.microsoft.com/office/word/2016/wordml/cid" xmlns:w16="http://schemas.microsoft.com/office/word/2018/wordml" xmlns:w16du="http://schemas.microsoft.com/office/word/2023/wordml/word16du" xmlns:w16sdtdh="http://schemas.microsoft.com/office/word/2020/wordml/sdtdatahash" xmlns:w16sdtfl="http://schemas.microsoft.com/office/word/2024/wordml/sdtformatlock" xmlns:w16se="http://schemas.microsoft.com/office/word/2015/wordml/symex" xmlns:wpg="http://schemas.microsoft.com/office/word/2010/wordprocessingGroup" xmlns:wpi="http://schemas.microsoft.com/office/word/2010/wordprocessingInk" xmlns:wne="http://schemas.microsoft.com/office/word/2006/wordml" xmlns:wps="http://schemas.microsoft.com/office/word/2010/wordprocessingShape" mc:Ignorable="w14 w15 w16se w16cid w16 w16cex w16sdtdh w16sdtfl w16du wp14">
   <w:p>
     <w:pPr>
@@ -18488,7 +18495,7 @@
 </w:ftr>
 </file>
 
-<file path=word/footer3.xml><?xml version="1.0" encoding="utf-8"?>
+<file path=word/footer5.xml><?xml version="1.0" encoding="utf-8"?>
 <w:ftr xmlns:wpc="http://schemas.microsoft.com/office/word/2010/wordprocessingCanvas" xmlns:cx="http://schemas.microsoft.com/office/drawing/2014/chartex" xmlns:cx1="http://schemas.microsoft.com/office/drawing/2015/9/8/chartex" xmlns:cx2="http://schemas.microsoft.com/office/drawing/2015/10/21/chartex" xmlns:cx3="http://schemas.microsoft.com/office/drawing/2016/5/9/chartex" xmlns:cx4="http://schemas.microsoft.com/office/drawing/2016/5/10/chartex" xmlns:cx5="http://schemas.microsoft.com/office/drawing/2016/5/11/chartex" xmlns:cx6="http://schemas.microsoft.com/office/drawing/2016/5/12/chartex" xmlns:cx7="http://schemas.microsoft.com/office/drawing/2016/5/13/chartex" xmlns:cx8="http://schemas.microsoft.com/office/drawing/2016/5/14/chartex" xmlns:mc="http://schemas.openxmlformats.org/markup-compatibility/2006" xmlns:aink="http://schemas.microsoft.com/office/drawing/2016/ink" xmlns:am3d="http://schemas.microsoft.com/office/drawing/2017/model3d" xmlns:o="urn:schemas-microsoft-com:office:office" xmlns:oel="http://schemas.microsoft.com/office/2019/extlst" xmlns:r="http://schemas.openxmlformats.org/officeDocument/2006/relationships" xmlns:m="http://schemas.openxmlformats.org/officeDocument/2006/math" xmlns:v="urn:schemas-microsoft-com:vml" xmlns:wp14="http://schemas.microsoft.com/office/word/2010/wordprocessingDrawing" xmlns:wp="http://schemas.openxmlformats.org/drawingml/2006/wordprocessingDrawing" xmlns:w10="urn:schemas-microsoft-com:office:word" xmlns:w="http://schemas.openxmlformats.org/wordprocessingml/2006/main" xmlns:w14="http://schemas.microsoft.com/office/word/2010/wordml" xmlns:w15="http://schemas.microsoft.com/office/word/2012/wordml" xmlns:w16cex="http://schemas.microsoft.com/office/word/2018/wordml/cex" xmlns:w16cid="http://schemas.microsoft.com/office/word/2016/wordml/cid" xmlns:w16="http://schemas.microsoft.com/office/word/2018/wordml" xmlns:w16du="http://schemas.microsoft.com/office/word/2023/wordml/word16du" xmlns:w16sdtdh="http://schemas.microsoft.com/office/word/2020/wordml/sdtdatahash" xmlns:w16sdtfl="http://schemas.microsoft.com/office/word/2024/wordml/sdtformatlock" xmlns:w16se="http://schemas.microsoft.com/office/word/2015/wordml/symex" xmlns:wpg="http://schemas.microsoft.com/office/word/2010/wordprocessingGroup" xmlns:wpi="http://schemas.microsoft.com/office/word/2010/wordprocessingInk" xmlns:wne="http://schemas.microsoft.com/office/word/2006/wordml" xmlns:wps="http://schemas.microsoft.com/office/word/2010/wordprocessingShape" mc:Ignorable="w14 w15 w16se w16cid w16 w16cex w16sdtdh w16sdtfl w16du wp14">
   <w:p>
     <w:pPr>
@@ -18942,6 +18949,16 @@
       <w:pStyle w:val="a9"/>
     </w:pPr>
   </w:p>
+</w:hdr>
+</file>
+
+<file path=word/header2.xml><?xml version="1.0" encoding="utf-8"?>
+<w:hdr xmlns:wpc="http://schemas.microsoft.com/office/word/2010/wordprocessingCanvas" xmlns:cx="http://schemas.microsoft.com/office/drawing/2014/chartex" xmlns:cx1="http://schemas.microsoft.com/office/drawing/2015/9/8/chartex" xmlns:cx2="http://schemas.microsoft.com/office/drawing/2015/10/21/chartex" xmlns:cx3="http://schemas.microsoft.com/office/drawing/2016/5/9/chartex" xmlns:cx4="http://schemas.microsoft.com/office/drawing/2016/5/10/chartex" xmlns:cx5="http://schemas.microsoft.com/office/drawing/2016/5/11/chartex" xmlns:cx6="http://schemas.microsoft.com/office/drawing/2016/5/12/chartex" xmlns:cx7="http://schemas.microsoft.com/office/drawing/2016/5/13/chartex" xmlns:cx8="http://schemas.microsoft.com/office/drawing/2016/5/14/chartex" xmlns:mc="http://schemas.openxmlformats.org/markup-compatibility/2006" xmlns:aink="http://schemas.microsoft.com/office/drawing/2016/ink" xmlns:am3d="http://schemas.microsoft.com/office/drawing/2017/model3d" xmlns:o="urn:schemas-microsoft-com:office:office" xmlns:oel="http://schemas.microsoft.com/office/2019/extlst" xmlns:r="http://schemas.openxmlformats.org/officeDocument/2006/relationships" xmlns:m="http://schemas.openxmlformats.org/officeDocument/2006/math" xmlns:v="urn:schemas-microsoft-com:vml" xmlns:wp14="http://schemas.microsoft.com/office/word/2010/wordprocessingDrawing" xmlns:wp="http://schemas.openxmlformats.org/drawingml/2006/wordprocessingDrawing" xmlns:w10="urn:schemas-microsoft-com:office:word" xmlns:w="http://schemas.openxmlformats.org/wordprocessingml/2006/main" xmlns:w14="http://schemas.microsoft.com/office/word/2010/wordml" xmlns:w15="http://schemas.microsoft.com/office/word/2012/wordml" xmlns:w16cex="http://schemas.microsoft.com/office/word/2018/wordml/cex" xmlns:w16cid="http://schemas.microsoft.com/office/word/2016/wordml/cid" xmlns:w16="http://schemas.microsoft.com/office/word/2018/wordml" xmlns:w16du="http://schemas.microsoft.com/office/word/2023/wordml/word16du" xmlns:w16sdtdh="http://schemas.microsoft.com/office/word/2020/wordml/sdtdatahash" xmlns:w16sdtfl="http://schemas.microsoft.com/office/word/2024/wordml/sdtformatlock" xmlns:w16se="http://schemas.microsoft.com/office/word/2015/wordml/symex" xmlns:wpg="http://schemas.microsoft.com/office/word/2010/wordprocessingGroup" xmlns:wpi="http://schemas.microsoft.com/office/word/2010/wordprocessingInk" xmlns:wne="http://schemas.microsoft.com/office/word/2006/wordml" xmlns:wps="http://schemas.microsoft.com/office/word/2010/wordprocessingShape" mc:Ignorable="w14 w15 w16se w16cid w16 w16cex w16sdtdh w16sdtfl w16du wp14">
+  <w:p>
+    <w:pPr>
+      <w:pStyle w:val="a9"/>
+    </w:pPr>
+  </w:p>
   <w:p>
     <w:pPr>
       <w:pStyle w:val="a9"/>
@@ -19134,7 +19151,7 @@
 </w:hdr>
 </file>
 
-<file path=word/header2.xml><?xml version="1.0" encoding="utf-8"?>
+<file path=word/header3.xml><?xml version="1.0" encoding="utf-8"?>
 <w:hdr xmlns:wpc="http://schemas.microsoft.com/office/word/2010/wordprocessingCanvas" xmlns:cx="http://schemas.microsoft.com/office/drawing/2014/chartex" xmlns:cx1="http://schemas.microsoft.com/office/drawing/2015/9/8/chartex" xmlns:cx2="http://schemas.microsoft.com/office/drawing/2015/10/21/chartex" xmlns:cx3="http://schemas.microsoft.com/office/drawing/2016/5/9/chartex" xmlns:cx4="http://schemas.microsoft.com/office/drawing/2016/5/10/chartex" xmlns:cx5="http://schemas.microsoft.com/office/drawing/2016/5/11/chartex" xmlns:cx6="http://schemas.microsoft.com/office/drawing/2016/5/12/chartex" xmlns:cx7="http://schemas.microsoft.com/office/drawing/2016/5/13/chartex" xmlns:cx8="http://schemas.microsoft.com/office/drawing/2016/5/14/chartex" xmlns:mc="http://schemas.openxmlformats.org/markup-compatibility/2006" xmlns:aink="http://schemas.microsoft.com/office/drawing/2016/ink" xmlns:am3d="http://schemas.microsoft.com/office/drawing/2017/model3d" xmlns:o="urn:schemas-microsoft-com:office:office" xmlns:oel="http://schemas.microsoft.com/office/2019/extlst" xmlns:r="http://schemas.openxmlformats.org/officeDocument/2006/relationships" xmlns:m="http://schemas.openxmlformats.org/officeDocument/2006/math" xmlns:v="urn:schemas-microsoft-com:vml" xmlns:wp14="http://schemas.microsoft.com/office/word/2010/wordprocessingDrawing" xmlns:wp="http://schemas.openxmlformats.org/drawingml/2006/wordprocessingDrawing" xmlns:w10="urn:schemas-microsoft-com:office:word" xmlns:w="http://schemas.openxmlformats.org/wordprocessingml/2006/main" xmlns:w14="http://schemas.microsoft.com/office/word/2010/wordml" xmlns:w15="http://schemas.microsoft.com/office/word/2012/wordml" xmlns:w16cex="http://schemas.microsoft.com/office/word/2018/wordml/cex" xmlns:w16cid="http://schemas.microsoft.com/office/word/2016/wordml/cid" xmlns:w16="http://schemas.microsoft.com/office/word/2018/wordml" xmlns:w16du="http://schemas.microsoft.com/office/word/2023/wordml/word16du" xmlns:w16sdtdh="http://schemas.microsoft.com/office/word/2020/wordml/sdtdatahash" xmlns:w16sdtfl="http://schemas.microsoft.com/office/word/2024/wordml/sdtformatlock" xmlns:w16se="http://schemas.microsoft.com/office/word/2015/wordml/symex" xmlns:wpg="http://schemas.microsoft.com/office/word/2010/wordprocessingGroup" xmlns:wpi="http://schemas.microsoft.com/office/word/2010/wordprocessingInk" xmlns:wne="http://schemas.microsoft.com/office/word/2006/wordml" xmlns:wps="http://schemas.microsoft.com/office/word/2010/wordprocessingShape" mc:Ignorable="w14 w15 w16se w16cid w16 w16cex w16sdtdh w16sdtfl w16du wp14">
   <w:p>
     <w:pPr>
@@ -19486,7 +19503,7 @@
 </w:hdr>
 </file>
 
-<file path=word/header3.xml><?xml version="1.0" encoding="utf-8"?>
+<file path=word/header4.xml><?xml version="1.0" encoding="utf-8"?>
 <w:hdr xmlns:wpc="http://schemas.microsoft.com/office/word/2010/wordprocessingCanvas" xmlns:cx="http://schemas.microsoft.com/office/drawing/2014/chartex" xmlns:cx1="http://schemas.microsoft.com/office/drawing/2015/9/8/chartex" xmlns:cx2="http://schemas.microsoft.com/office/drawing/2015/10/21/chartex" xmlns:cx3="http://schemas.microsoft.com/office/drawing/2016/5/9/chartex" xmlns:cx4="http://schemas.microsoft.com/office/drawing/2016/5/10/chartex" xmlns:cx5="http://schemas.microsoft.com/office/drawing/2016/5/11/chartex" xmlns:cx6="http://schemas.microsoft.com/office/drawing/2016/5/12/chartex" xmlns:cx7="http://schemas.microsoft.com/office/drawing/2016/5/13/chartex" xmlns:cx8="http://schemas.microsoft.com/office/drawing/2016/5/14/chartex" xmlns:mc="http://schemas.openxmlformats.org/markup-compatibility/2006" xmlns:aink="http://schemas.microsoft.com/office/drawing/2016/ink" xmlns:am3d="http://schemas.microsoft.com/office/drawing/2017/model3d" xmlns:o="urn:schemas-microsoft-com:office:office" xmlns:oel="http://schemas.microsoft.com/office/2019/extlst" xmlns:r="http://schemas.openxmlformats.org/officeDocument/2006/relationships" xmlns:m="http://schemas.openxmlformats.org/officeDocument/2006/math" xmlns:v="urn:schemas-microsoft-com:vml" xmlns:wp14="http://schemas.microsoft.com/office/word/2010/wordprocessingDrawing" xmlns:wp="http://schemas.openxmlformats.org/drawingml/2006/wordprocessingDrawing" xmlns:w10="urn:schemas-microsoft-com:office:word" xmlns:w="http://schemas.openxmlformats.org/wordprocessingml/2006/main" xmlns:w14="http://schemas.microsoft.com/office/word/2010/wordml" xmlns:w15="http://schemas.microsoft.com/office/word/2012/wordml" xmlns:w16cex="http://schemas.microsoft.com/office/word/2018/wordml/cex" xmlns:w16cid="http://schemas.microsoft.com/office/word/2016/wordml/cid" xmlns:w16="http://schemas.microsoft.com/office/word/2018/wordml" xmlns:w16du="http://schemas.microsoft.com/office/word/2023/wordml/word16du" xmlns:w16sdtdh="http://schemas.microsoft.com/office/word/2020/wordml/sdtdatahash" xmlns:w16sdtfl="http://schemas.microsoft.com/office/word/2024/wordml/sdtformatlock" xmlns:w16se="http://schemas.microsoft.com/office/word/2015/wordml/symex" xmlns:wpg="http://schemas.microsoft.com/office/word/2010/wordprocessingGroup" xmlns:wpi="http://schemas.microsoft.com/office/word/2010/wordprocessingInk" xmlns:wne="http://schemas.microsoft.com/office/word/2006/wordml" xmlns:wps="http://schemas.microsoft.com/office/word/2010/wordprocessingShape" mc:Ignorable="w14 w15 w16se w16cid w16 w16cex w16sdtdh w16sdtfl w16du wp14">
   <w:p>
     <w:pPr>
@@ -19556,7 +19573,7 @@
 </w:hdr>
 </file>
 
-<file path=word/header4.xml><?xml version="1.0" encoding="utf-8"?>
+<file path=word/header5.xml><?xml version="1.0" encoding="utf-8"?>
 <w:hdr xmlns:wpc="http://schemas.microsoft.com/office/word/2010/wordprocessingCanvas" xmlns:cx="http://schemas.microsoft.com/office/drawing/2014/chartex" xmlns:cx1="http://schemas.microsoft.com/office/drawing/2015/9/8/chartex" xmlns:cx2="http://schemas.microsoft.com/office/drawing/2015/10/21/chartex" xmlns:cx3="http://schemas.microsoft.com/office/drawing/2016/5/9/chartex" xmlns:cx4="http://schemas.microsoft.com/office/drawing/2016/5/10/chartex" xmlns:cx5="http://schemas.microsoft.com/office/drawing/2016/5/11/chartex" xmlns:cx6="http://schemas.microsoft.com/office/drawing/2016/5/12/chartex" xmlns:cx7="http://schemas.microsoft.com/office/drawing/2016/5/13/chartex" xmlns:cx8="http://schemas.microsoft.com/office/drawing/2016/5/14/chartex" xmlns:mc="http://schemas.openxmlformats.org/markup-compatibility/2006" xmlns:aink="http://schemas.microsoft.com/office/drawing/2016/ink" xmlns:am3d="http://schemas.microsoft.com/office/drawing/2017/model3d" xmlns:o="urn:schemas-microsoft-com:office:office" xmlns:oel="http://schemas.microsoft.com/office/2019/extlst" xmlns:r="http://schemas.openxmlformats.org/officeDocument/2006/relationships" xmlns:m="http://schemas.openxmlformats.org/officeDocument/2006/math" xmlns:v="urn:schemas-microsoft-com:vml" xmlns:wp14="http://schemas.microsoft.com/office/word/2010/wordprocessingDrawing" xmlns:wp="http://schemas.openxmlformats.org/drawingml/2006/wordprocessingDrawing" xmlns:w10="urn:schemas-microsoft-com:office:word" xmlns:w="http://schemas.openxmlformats.org/wordprocessingml/2006/main" xmlns:w14="http://schemas.microsoft.com/office/word/2010/wordml" xmlns:w15="http://schemas.microsoft.com/office/word/2012/wordml" xmlns:w16cex="http://schemas.microsoft.com/office/word/2018/wordml/cex" xmlns:w16cid="http://schemas.microsoft.com/office/word/2016/wordml/cid" xmlns:w16="http://schemas.microsoft.com/office/word/2018/wordml" xmlns:w16du="http://schemas.microsoft.com/office/word/2023/wordml/word16du" xmlns:w16sdtdh="http://schemas.microsoft.com/office/word/2020/wordml/sdtdatahash" xmlns:w16sdtfl="http://schemas.microsoft.com/office/word/2024/wordml/sdtformatlock" xmlns:w16se="http://schemas.microsoft.com/office/word/2015/wordml/symex" xmlns:wpg="http://schemas.microsoft.com/office/word/2010/wordprocessingGroup" xmlns:wpi="http://schemas.microsoft.com/office/word/2010/wordprocessingInk" xmlns:wne="http://schemas.microsoft.com/office/word/2006/wordml" xmlns:wps="http://schemas.microsoft.com/office/word/2010/wordprocessingShape" mc:Ignorable="w14 w15 w16se w16cid w16 w16cex w16sdtdh w16sdtfl w16du wp14">
   <w:p>
     <w:pPr>
@@ -19684,756 +19701,6 @@
     </w:lvl>
   </w:abstractNum>
   <w:abstractNum w:abstractNumId="3" w15:restartNumberingAfterBreak="0">
-    <w:nsid w:val="018F75D2"/>
-    <w:multiLevelType w:val="hybridMultilevel"/>
-    <w:tmpl w:val="A042A4D8"/>
-    <w:lvl w:ilvl="0" w:tplc="0409000F">
-      <w:start w:val="1"/>
-      <w:numFmt w:val="decimal"/>
-      <w:lvlText w:val="%1."/>
-      <w:lvlJc w:val="left"/>
-      <w:pPr>
-        <w:ind w:left="720" w:hanging="360"/>
-      </w:pPr>
-    </w:lvl>
-    <w:lvl w:ilvl="1" w:tplc="04090019" w:tentative="1">
-      <w:start w:val="1"/>
-      <w:numFmt w:val="lowerLetter"/>
-      <w:lvlText w:val="%2."/>
-      <w:lvlJc w:val="left"/>
-      <w:pPr>
-        <w:ind w:left="1440" w:hanging="360"/>
-      </w:pPr>
-    </w:lvl>
-    <w:lvl w:ilvl="2" w:tplc="0409001B" w:tentative="1">
-      <w:start w:val="1"/>
-      <w:numFmt w:val="lowerRoman"/>
-      <w:lvlText w:val="%3."/>
-      <w:lvlJc w:val="right"/>
-      <w:pPr>
-        <w:ind w:left="2160" w:hanging="180"/>
-      </w:pPr>
-    </w:lvl>
-    <w:lvl w:ilvl="3" w:tplc="0409000F" w:tentative="1">
-      <w:start w:val="1"/>
-      <w:numFmt w:val="decimal"/>
-      <w:lvlText w:val="%4."/>
-      <w:lvlJc w:val="left"/>
-      <w:pPr>
-        <w:ind w:left="2880" w:hanging="360"/>
-      </w:pPr>
-    </w:lvl>
-    <w:lvl w:ilvl="4" w:tplc="04090019" w:tentative="1">
-      <w:start w:val="1"/>
-      <w:numFmt w:val="lowerLetter"/>
-      <w:lvlText w:val="%5."/>
-      <w:lvlJc w:val="left"/>
-      <w:pPr>
-        <w:ind w:left="3600" w:hanging="360"/>
-      </w:pPr>
-    </w:lvl>
-    <w:lvl w:ilvl="5" w:tplc="0409001B" w:tentative="1">
-      <w:start w:val="1"/>
-      <w:numFmt w:val="lowerRoman"/>
-      <w:lvlText w:val="%6."/>
-      <w:lvlJc w:val="right"/>
-      <w:pPr>
-        <w:ind w:left="4320" w:hanging="180"/>
-      </w:pPr>
-    </w:lvl>
-    <w:lvl w:ilvl="6" w:tplc="0409000F" w:tentative="1">
-      <w:start w:val="1"/>
-      <w:numFmt w:val="decimal"/>
-      <w:lvlText w:val="%7."/>
-      <w:lvlJc w:val="left"/>
-      <w:pPr>
-        <w:ind w:left="5040" w:hanging="360"/>
-      </w:pPr>
-    </w:lvl>
-    <w:lvl w:ilvl="7" w:tplc="04090019" w:tentative="1">
-      <w:start w:val="1"/>
-      <w:numFmt w:val="lowerLetter"/>
-      <w:lvlText w:val="%8."/>
-      <w:lvlJc w:val="left"/>
-      <w:pPr>
-        <w:ind w:left="5760" w:hanging="360"/>
-      </w:pPr>
-    </w:lvl>
-    <w:lvl w:ilvl="8" w:tplc="0409001B" w:tentative="1">
-      <w:start w:val="1"/>
-      <w:numFmt w:val="lowerRoman"/>
-      <w:lvlText w:val="%9."/>
-      <w:lvlJc w:val="right"/>
-      <w:pPr>
-        <w:ind w:left="6480" w:hanging="180"/>
-      </w:pPr>
-    </w:lvl>
-  </w:abstractNum>
-  <w:abstractNum w:abstractNumId="4" w15:restartNumberingAfterBreak="0">
-    <w:nsid w:val="07FD1F3C"/>
-    <w:multiLevelType w:val="hybridMultilevel"/>
-    <w:tmpl w:val="EFF8993E"/>
-    <w:lvl w:ilvl="0" w:tplc="AE2A1A42">
-      <w:numFmt w:val="bullet"/>
-      <w:lvlText w:val=""/>
-      <w:lvlJc w:val="left"/>
-      <w:pPr>
-        <w:ind w:left="360" w:hanging="360"/>
-      </w:pPr>
-      <w:rPr>
-        <w:rFonts w:ascii="Wingdings" w:eastAsiaTheme="minorEastAsia" w:hAnsi="Wingdings" w:cstheme="minorBidi" w:hint="default"/>
-      </w:rPr>
-    </w:lvl>
-    <w:lvl w:ilvl="1" w:tplc="04090003" w:tentative="1">
-      <w:start w:val="1"/>
-      <w:numFmt w:val="bullet"/>
-      <w:lvlText w:val=""/>
-      <w:lvlJc w:val="left"/>
-      <w:pPr>
-        <w:ind w:left="880" w:hanging="440"/>
-      </w:pPr>
-      <w:rPr>
-        <w:rFonts w:ascii="Wingdings" w:hAnsi="Wingdings" w:hint="default"/>
-      </w:rPr>
-    </w:lvl>
-    <w:lvl w:ilvl="2" w:tplc="04090005" w:tentative="1">
-      <w:start w:val="1"/>
-      <w:numFmt w:val="bullet"/>
-      <w:lvlText w:val=""/>
-      <w:lvlJc w:val="left"/>
-      <w:pPr>
-        <w:ind w:left="1320" w:hanging="440"/>
-      </w:pPr>
-      <w:rPr>
-        <w:rFonts w:ascii="Wingdings" w:hAnsi="Wingdings" w:hint="default"/>
-      </w:rPr>
-    </w:lvl>
-    <w:lvl w:ilvl="3" w:tplc="04090001" w:tentative="1">
-      <w:start w:val="1"/>
-      <w:numFmt w:val="bullet"/>
-      <w:lvlText w:val=""/>
-      <w:lvlJc w:val="left"/>
-      <w:pPr>
-        <w:ind w:left="1760" w:hanging="440"/>
-      </w:pPr>
-      <w:rPr>
-        <w:rFonts w:ascii="Wingdings" w:hAnsi="Wingdings" w:hint="default"/>
-      </w:rPr>
-    </w:lvl>
-    <w:lvl w:ilvl="4" w:tplc="04090003" w:tentative="1">
-      <w:start w:val="1"/>
-      <w:numFmt w:val="bullet"/>
-      <w:lvlText w:val=""/>
-      <w:lvlJc w:val="left"/>
-      <w:pPr>
-        <w:ind w:left="2200" w:hanging="440"/>
-      </w:pPr>
-      <w:rPr>
-        <w:rFonts w:ascii="Wingdings" w:hAnsi="Wingdings" w:hint="default"/>
-      </w:rPr>
-    </w:lvl>
-    <w:lvl w:ilvl="5" w:tplc="04090005" w:tentative="1">
-      <w:start w:val="1"/>
-      <w:numFmt w:val="bullet"/>
-      <w:lvlText w:val=""/>
-      <w:lvlJc w:val="left"/>
-      <w:pPr>
-        <w:ind w:left="2640" w:hanging="440"/>
-      </w:pPr>
-      <w:rPr>
-        <w:rFonts w:ascii="Wingdings" w:hAnsi="Wingdings" w:hint="default"/>
-      </w:rPr>
-    </w:lvl>
-    <w:lvl w:ilvl="6" w:tplc="04090001" w:tentative="1">
-      <w:start w:val="1"/>
-      <w:numFmt w:val="bullet"/>
-      <w:lvlText w:val=""/>
-      <w:lvlJc w:val="left"/>
-      <w:pPr>
-        <w:ind w:left="3080" w:hanging="440"/>
-      </w:pPr>
-      <w:rPr>
-        <w:rFonts w:ascii="Wingdings" w:hAnsi="Wingdings" w:hint="default"/>
-      </w:rPr>
-    </w:lvl>
-    <w:lvl w:ilvl="7" w:tplc="04090003" w:tentative="1">
-      <w:start w:val="1"/>
-      <w:numFmt w:val="bullet"/>
-      <w:lvlText w:val=""/>
-      <w:lvlJc w:val="left"/>
-      <w:pPr>
-        <w:ind w:left="3520" w:hanging="440"/>
-      </w:pPr>
-      <w:rPr>
-        <w:rFonts w:ascii="Wingdings" w:hAnsi="Wingdings" w:hint="default"/>
-      </w:rPr>
-    </w:lvl>
-    <w:lvl w:ilvl="8" w:tplc="04090005" w:tentative="1">
-      <w:start w:val="1"/>
-      <w:numFmt w:val="bullet"/>
-      <w:lvlText w:val=""/>
-      <w:lvlJc w:val="left"/>
-      <w:pPr>
-        <w:ind w:left="3960" w:hanging="440"/>
-      </w:pPr>
-      <w:rPr>
-        <w:rFonts w:ascii="Wingdings" w:hAnsi="Wingdings" w:hint="default"/>
-      </w:rPr>
-    </w:lvl>
-  </w:abstractNum>
-  <w:abstractNum w:abstractNumId="5" w15:restartNumberingAfterBreak="0">
-    <w:nsid w:val="0B2F3EAC"/>
-    <w:multiLevelType w:val="multilevel"/>
-    <w:tmpl w:val="FEAEDE82"/>
-    <w:lvl w:ilvl="0">
-      <w:start w:val="1"/>
-      <w:numFmt w:val="bullet"/>
-      <w:lvlText w:val=""/>
-      <w:lvlJc w:val="left"/>
-      <w:pPr>
-        <w:tabs>
-          <w:tab w:val="num" w:pos="720"/>
-        </w:tabs>
-        <w:ind w:left="720" w:hanging="360"/>
-      </w:pPr>
-      <w:rPr>
-        <w:rFonts w:ascii="Symbol" w:hAnsi="Symbol" w:hint="default"/>
-        <w:sz w:val="20"/>
-      </w:rPr>
-    </w:lvl>
-    <w:lvl w:ilvl="1" w:tentative="1">
-      <w:start w:val="1"/>
-      <w:numFmt w:val="bullet"/>
-      <w:lvlText w:val=""/>
-      <w:lvlJc w:val="left"/>
-      <w:pPr>
-        <w:tabs>
-          <w:tab w:val="num" w:pos="1440"/>
-        </w:tabs>
-        <w:ind w:left="1440" w:hanging="360"/>
-      </w:pPr>
-      <w:rPr>
-        <w:rFonts w:ascii="Symbol" w:hAnsi="Symbol" w:hint="default"/>
-        <w:sz w:val="20"/>
-      </w:rPr>
-    </w:lvl>
-    <w:lvl w:ilvl="2" w:tentative="1">
-      <w:start w:val="1"/>
-      <w:numFmt w:val="bullet"/>
-      <w:lvlText w:val=""/>
-      <w:lvlJc w:val="left"/>
-      <w:pPr>
-        <w:tabs>
-          <w:tab w:val="num" w:pos="2160"/>
-        </w:tabs>
-        <w:ind w:left="2160" w:hanging="360"/>
-      </w:pPr>
-      <w:rPr>
-        <w:rFonts w:ascii="Symbol" w:hAnsi="Symbol" w:hint="default"/>
-        <w:sz w:val="20"/>
-      </w:rPr>
-    </w:lvl>
-    <w:lvl w:ilvl="3" w:tentative="1">
-      <w:start w:val="1"/>
-      <w:numFmt w:val="bullet"/>
-      <w:lvlText w:val=""/>
-      <w:lvlJc w:val="left"/>
-      <w:pPr>
-        <w:tabs>
-          <w:tab w:val="num" w:pos="2880"/>
-        </w:tabs>
-        <w:ind w:left="2880" w:hanging="360"/>
-      </w:pPr>
-      <w:rPr>
-        <w:rFonts w:ascii="Symbol" w:hAnsi="Symbol" w:hint="default"/>
-        <w:sz w:val="20"/>
-      </w:rPr>
-    </w:lvl>
-    <w:lvl w:ilvl="4" w:tentative="1">
-      <w:start w:val="1"/>
-      <w:numFmt w:val="bullet"/>
-      <w:lvlText w:val=""/>
-      <w:lvlJc w:val="left"/>
-      <w:pPr>
-        <w:tabs>
-          <w:tab w:val="num" w:pos="3600"/>
-        </w:tabs>
-        <w:ind w:left="3600" w:hanging="360"/>
-      </w:pPr>
-      <w:rPr>
-        <w:rFonts w:ascii="Symbol" w:hAnsi="Symbol" w:hint="default"/>
-        <w:sz w:val="20"/>
-      </w:rPr>
-    </w:lvl>
-    <w:lvl w:ilvl="5" w:tentative="1">
-      <w:start w:val="1"/>
-      <w:numFmt w:val="bullet"/>
-      <w:lvlText w:val=""/>
-      <w:lvlJc w:val="left"/>
-      <w:pPr>
-        <w:tabs>
-          <w:tab w:val="num" w:pos="4320"/>
-        </w:tabs>
-        <w:ind w:left="4320" w:hanging="360"/>
-      </w:pPr>
-      <w:rPr>
-        <w:rFonts w:ascii="Symbol" w:hAnsi="Symbol" w:hint="default"/>
-        <w:sz w:val="20"/>
-      </w:rPr>
-    </w:lvl>
-    <w:lvl w:ilvl="6" w:tentative="1">
-      <w:start w:val="1"/>
-      <w:numFmt w:val="bullet"/>
-      <w:lvlText w:val=""/>
-      <w:lvlJc w:val="left"/>
-      <w:pPr>
-        <w:tabs>
-          <w:tab w:val="num" w:pos="5040"/>
-        </w:tabs>
-        <w:ind w:left="5040" w:hanging="360"/>
-      </w:pPr>
-      <w:rPr>
-        <w:rFonts w:ascii="Symbol" w:hAnsi="Symbol" w:hint="default"/>
-        <w:sz w:val="20"/>
-      </w:rPr>
-    </w:lvl>
-    <w:lvl w:ilvl="7" w:tentative="1">
-      <w:start w:val="1"/>
-      <w:numFmt w:val="bullet"/>
-      <w:lvlText w:val=""/>
-      <w:lvlJc w:val="left"/>
-      <w:pPr>
-        <w:tabs>
-          <w:tab w:val="num" w:pos="5760"/>
-        </w:tabs>
-        <w:ind w:left="5760" w:hanging="360"/>
-      </w:pPr>
-      <w:rPr>
-        <w:rFonts w:ascii="Symbol" w:hAnsi="Symbol" w:hint="default"/>
-        <w:sz w:val="20"/>
-      </w:rPr>
-    </w:lvl>
-    <w:lvl w:ilvl="8" w:tentative="1">
-      <w:start w:val="1"/>
-      <w:numFmt w:val="bullet"/>
-      <w:lvlText w:val=""/>
-      <w:lvlJc w:val="left"/>
-      <w:pPr>
-        <w:tabs>
-          <w:tab w:val="num" w:pos="6480"/>
-        </w:tabs>
-        <w:ind w:left="6480" w:hanging="360"/>
-      </w:pPr>
-      <w:rPr>
-        <w:rFonts w:ascii="Symbol" w:hAnsi="Symbol" w:hint="default"/>
-        <w:sz w:val="20"/>
-      </w:rPr>
-    </w:lvl>
-  </w:abstractNum>
-  <w:abstractNum w:abstractNumId="6" w15:restartNumberingAfterBreak="0">
-    <w:nsid w:val="118126E5"/>
-    <w:multiLevelType w:val="hybridMultilevel"/>
-    <w:tmpl w:val="8A508026"/>
-    <w:lvl w:ilvl="0" w:tplc="F4CCE62A">
-      <w:numFmt w:val="bullet"/>
-      <w:lvlText w:val=""/>
-      <w:lvlJc w:val="left"/>
-      <w:pPr>
-        <w:ind w:left="720" w:hanging="360"/>
-      </w:pPr>
-      <w:rPr>
-        <w:rFonts w:ascii="Symbol" w:eastAsiaTheme="majorEastAsia" w:hAnsi="Symbol" w:cstheme="majorHAnsi" w:hint="default"/>
-      </w:rPr>
-    </w:lvl>
-    <w:lvl w:ilvl="1" w:tplc="04090003" w:tentative="1">
-      <w:start w:val="1"/>
-      <w:numFmt w:val="bullet"/>
-      <w:lvlText w:val="o"/>
-      <w:lvlJc w:val="left"/>
-      <w:pPr>
-        <w:ind w:left="1440" w:hanging="360"/>
-      </w:pPr>
-      <w:rPr>
-        <w:rFonts w:ascii="Courier New" w:hAnsi="Courier New" w:cs="Courier New" w:hint="default"/>
-      </w:rPr>
-    </w:lvl>
-    <w:lvl w:ilvl="2" w:tplc="04090005" w:tentative="1">
-      <w:start w:val="1"/>
-      <w:numFmt w:val="bullet"/>
-      <w:lvlText w:val=""/>
-      <w:lvlJc w:val="left"/>
-      <w:pPr>
-        <w:ind w:left="2160" w:hanging="360"/>
-      </w:pPr>
-      <w:rPr>
-        <w:rFonts w:ascii="Wingdings" w:hAnsi="Wingdings" w:hint="default"/>
-      </w:rPr>
-    </w:lvl>
-    <w:lvl w:ilvl="3" w:tplc="04090001" w:tentative="1">
-      <w:start w:val="1"/>
-      <w:numFmt w:val="bullet"/>
-      <w:lvlText w:val=""/>
-      <w:lvlJc w:val="left"/>
-      <w:pPr>
-        <w:ind w:left="2880" w:hanging="360"/>
-      </w:pPr>
-      <w:rPr>
-        <w:rFonts w:ascii="Symbol" w:hAnsi="Symbol" w:hint="default"/>
-      </w:rPr>
-    </w:lvl>
-    <w:lvl w:ilvl="4" w:tplc="04090003" w:tentative="1">
-      <w:start w:val="1"/>
-      <w:numFmt w:val="bullet"/>
-      <w:lvlText w:val="o"/>
-      <w:lvlJc w:val="left"/>
-      <w:pPr>
-        <w:ind w:left="3600" w:hanging="360"/>
-      </w:pPr>
-      <w:rPr>
-        <w:rFonts w:ascii="Courier New" w:hAnsi="Courier New" w:cs="Courier New" w:hint="default"/>
-      </w:rPr>
-    </w:lvl>
-    <w:lvl w:ilvl="5" w:tplc="04090005" w:tentative="1">
-      <w:start w:val="1"/>
-      <w:numFmt w:val="bullet"/>
-      <w:lvlText w:val=""/>
-      <w:lvlJc w:val="left"/>
-      <w:pPr>
-        <w:ind w:left="4320" w:hanging="360"/>
-      </w:pPr>
-      <w:rPr>
-        <w:rFonts w:ascii="Wingdings" w:hAnsi="Wingdings" w:hint="default"/>
-      </w:rPr>
-    </w:lvl>
-    <w:lvl w:ilvl="6" w:tplc="04090001" w:tentative="1">
-      <w:start w:val="1"/>
-      <w:numFmt w:val="bullet"/>
-      <w:lvlText w:val=""/>
-      <w:lvlJc w:val="left"/>
-      <w:pPr>
-        <w:ind w:left="5040" w:hanging="360"/>
-      </w:pPr>
-      <w:rPr>
-        <w:rFonts w:ascii="Symbol" w:hAnsi="Symbol" w:hint="default"/>
-      </w:rPr>
-    </w:lvl>
-    <w:lvl w:ilvl="7" w:tplc="04090003" w:tentative="1">
-      <w:start w:val="1"/>
-      <w:numFmt w:val="bullet"/>
-      <w:lvlText w:val="o"/>
-      <w:lvlJc w:val="left"/>
-      <w:pPr>
-        <w:ind w:left="5760" w:hanging="360"/>
-      </w:pPr>
-      <w:rPr>
-        <w:rFonts w:ascii="Courier New" w:hAnsi="Courier New" w:cs="Courier New" w:hint="default"/>
-      </w:rPr>
-    </w:lvl>
-    <w:lvl w:ilvl="8" w:tplc="04090005" w:tentative="1">
-      <w:start w:val="1"/>
-      <w:numFmt w:val="bullet"/>
-      <w:lvlText w:val=""/>
-      <w:lvlJc w:val="left"/>
-      <w:pPr>
-        <w:ind w:left="6480" w:hanging="360"/>
-      </w:pPr>
-      <w:rPr>
-        <w:rFonts w:ascii="Wingdings" w:hAnsi="Wingdings" w:hint="default"/>
-      </w:rPr>
-    </w:lvl>
-  </w:abstractNum>
-  <w:abstractNum w:abstractNumId="7" w15:restartNumberingAfterBreak="0">
-    <w:nsid w:val="14CA4C4C"/>
-    <w:multiLevelType w:val="hybridMultilevel"/>
-    <w:tmpl w:val="76CC0E5E"/>
-    <w:lvl w:ilvl="0" w:tplc="04090001">
-      <w:start w:val="1"/>
-      <w:numFmt w:val="bullet"/>
-      <w:lvlText w:val=""/>
-      <w:lvlJc w:val="left"/>
-      <w:pPr>
-        <w:ind w:left="800" w:hanging="440"/>
-      </w:pPr>
-      <w:rPr>
-        <w:rFonts w:ascii="Wingdings" w:hAnsi="Wingdings" w:hint="default"/>
-      </w:rPr>
-    </w:lvl>
-    <w:lvl w:ilvl="1" w:tplc="04090003" w:tentative="1">
-      <w:start w:val="1"/>
-      <w:numFmt w:val="bullet"/>
-      <w:lvlText w:val=""/>
-      <w:lvlJc w:val="left"/>
-      <w:pPr>
-        <w:ind w:left="1240" w:hanging="440"/>
-      </w:pPr>
-      <w:rPr>
-        <w:rFonts w:ascii="Wingdings" w:hAnsi="Wingdings" w:hint="default"/>
-      </w:rPr>
-    </w:lvl>
-    <w:lvl w:ilvl="2" w:tplc="04090005" w:tentative="1">
-      <w:start w:val="1"/>
-      <w:numFmt w:val="bullet"/>
-      <w:lvlText w:val=""/>
-      <w:lvlJc w:val="left"/>
-      <w:pPr>
-        <w:ind w:left="1680" w:hanging="440"/>
-      </w:pPr>
-      <w:rPr>
-        <w:rFonts w:ascii="Wingdings" w:hAnsi="Wingdings" w:hint="default"/>
-      </w:rPr>
-    </w:lvl>
-    <w:lvl w:ilvl="3" w:tplc="04090001" w:tentative="1">
-      <w:start w:val="1"/>
-      <w:numFmt w:val="bullet"/>
-      <w:lvlText w:val=""/>
-      <w:lvlJc w:val="left"/>
-      <w:pPr>
-        <w:ind w:left="2120" w:hanging="440"/>
-      </w:pPr>
-      <w:rPr>
-        <w:rFonts w:ascii="Wingdings" w:hAnsi="Wingdings" w:hint="default"/>
-      </w:rPr>
-    </w:lvl>
-    <w:lvl w:ilvl="4" w:tplc="04090003" w:tentative="1">
-      <w:start w:val="1"/>
-      <w:numFmt w:val="bullet"/>
-      <w:lvlText w:val=""/>
-      <w:lvlJc w:val="left"/>
-      <w:pPr>
-        <w:ind w:left="2560" w:hanging="440"/>
-      </w:pPr>
-      <w:rPr>
-        <w:rFonts w:ascii="Wingdings" w:hAnsi="Wingdings" w:hint="default"/>
-      </w:rPr>
-    </w:lvl>
-    <w:lvl w:ilvl="5" w:tplc="04090005" w:tentative="1">
-      <w:start w:val="1"/>
-      <w:numFmt w:val="bullet"/>
-      <w:lvlText w:val=""/>
-      <w:lvlJc w:val="left"/>
-      <w:pPr>
-        <w:ind w:left="3000" w:hanging="440"/>
-      </w:pPr>
-      <w:rPr>
-        <w:rFonts w:ascii="Wingdings" w:hAnsi="Wingdings" w:hint="default"/>
-      </w:rPr>
-    </w:lvl>
-    <w:lvl w:ilvl="6" w:tplc="04090001" w:tentative="1">
-      <w:start w:val="1"/>
-      <w:numFmt w:val="bullet"/>
-      <w:lvlText w:val=""/>
-      <w:lvlJc w:val="left"/>
-      <w:pPr>
-        <w:ind w:left="3440" w:hanging="440"/>
-      </w:pPr>
-      <w:rPr>
-        <w:rFonts w:ascii="Wingdings" w:hAnsi="Wingdings" w:hint="default"/>
-      </w:rPr>
-    </w:lvl>
-    <w:lvl w:ilvl="7" w:tplc="04090003" w:tentative="1">
-      <w:start w:val="1"/>
-      <w:numFmt w:val="bullet"/>
-      <w:lvlText w:val=""/>
-      <w:lvlJc w:val="left"/>
-      <w:pPr>
-        <w:ind w:left="3880" w:hanging="440"/>
-      </w:pPr>
-      <w:rPr>
-        <w:rFonts w:ascii="Wingdings" w:hAnsi="Wingdings" w:hint="default"/>
-      </w:rPr>
-    </w:lvl>
-    <w:lvl w:ilvl="8" w:tplc="04090005" w:tentative="1">
-      <w:start w:val="1"/>
-      <w:numFmt w:val="bullet"/>
-      <w:lvlText w:val=""/>
-      <w:lvlJc w:val="left"/>
-      <w:pPr>
-        <w:ind w:left="4320" w:hanging="440"/>
-      </w:pPr>
-      <w:rPr>
-        <w:rFonts w:ascii="Wingdings" w:hAnsi="Wingdings" w:hint="default"/>
-      </w:rPr>
-    </w:lvl>
-  </w:abstractNum>
-  <w:abstractNum w:abstractNumId="8" w15:restartNumberingAfterBreak="0">
-    <w:nsid w:val="14FA68B4"/>
-    <w:multiLevelType w:val="hybridMultilevel"/>
-    <w:tmpl w:val="0AB048F0"/>
-    <w:lvl w:ilvl="0" w:tplc="D88E833C">
-      <w:start w:val="1"/>
-      <w:numFmt w:val="decimal"/>
-      <w:lvlText w:val="%1."/>
-      <w:lvlJc w:val="left"/>
-      <w:pPr>
-        <w:ind w:left="380" w:hanging="360"/>
-      </w:pPr>
-      <w:rPr>
-        <w:rFonts w:hint="default"/>
-      </w:rPr>
-    </w:lvl>
-    <w:lvl w:ilvl="1" w:tplc="04090019" w:tentative="1">
-      <w:start w:val="1"/>
-      <w:numFmt w:val="lowerLetter"/>
-      <w:lvlText w:val="%2."/>
-      <w:lvlJc w:val="left"/>
-      <w:pPr>
-        <w:ind w:left="1100" w:hanging="360"/>
-      </w:pPr>
-    </w:lvl>
-    <w:lvl w:ilvl="2" w:tplc="0409001B" w:tentative="1">
-      <w:start w:val="1"/>
-      <w:numFmt w:val="lowerRoman"/>
-      <w:lvlText w:val="%3."/>
-      <w:lvlJc w:val="right"/>
-      <w:pPr>
-        <w:ind w:left="1820" w:hanging="180"/>
-      </w:pPr>
-    </w:lvl>
-    <w:lvl w:ilvl="3" w:tplc="0409000F" w:tentative="1">
-      <w:start w:val="1"/>
-      <w:numFmt w:val="decimal"/>
-      <w:lvlText w:val="%4."/>
-      <w:lvlJc w:val="left"/>
-      <w:pPr>
-        <w:ind w:left="2540" w:hanging="360"/>
-      </w:pPr>
-    </w:lvl>
-    <w:lvl w:ilvl="4" w:tplc="04090019" w:tentative="1">
-      <w:start w:val="1"/>
-      <w:numFmt w:val="lowerLetter"/>
-      <w:lvlText w:val="%5."/>
-      <w:lvlJc w:val="left"/>
-      <w:pPr>
-        <w:ind w:left="3260" w:hanging="360"/>
-      </w:pPr>
-    </w:lvl>
-    <w:lvl w:ilvl="5" w:tplc="0409001B" w:tentative="1">
-      <w:start w:val="1"/>
-      <w:numFmt w:val="lowerRoman"/>
-      <w:lvlText w:val="%6."/>
-      <w:lvlJc w:val="right"/>
-      <w:pPr>
-        <w:ind w:left="3980" w:hanging="180"/>
-      </w:pPr>
-    </w:lvl>
-    <w:lvl w:ilvl="6" w:tplc="0409000F" w:tentative="1">
-      <w:start w:val="1"/>
-      <w:numFmt w:val="decimal"/>
-      <w:lvlText w:val="%7."/>
-      <w:lvlJc w:val="left"/>
-      <w:pPr>
-        <w:ind w:left="4700" w:hanging="360"/>
-      </w:pPr>
-    </w:lvl>
-    <w:lvl w:ilvl="7" w:tplc="04090019" w:tentative="1">
-      <w:start w:val="1"/>
-      <w:numFmt w:val="lowerLetter"/>
-      <w:lvlText w:val="%8."/>
-      <w:lvlJc w:val="left"/>
-      <w:pPr>
-        <w:ind w:left="5420" w:hanging="360"/>
-      </w:pPr>
-    </w:lvl>
-    <w:lvl w:ilvl="8" w:tplc="0409001B" w:tentative="1">
-      <w:start w:val="1"/>
-      <w:numFmt w:val="lowerRoman"/>
-      <w:lvlText w:val="%9."/>
-      <w:lvlJc w:val="right"/>
-      <w:pPr>
-        <w:ind w:left="6140" w:hanging="180"/>
-      </w:pPr>
-    </w:lvl>
-  </w:abstractNum>
-  <w:abstractNum w:abstractNumId="9" w15:restartNumberingAfterBreak="0">
-    <w:nsid w:val="1A0E5184"/>
-    <w:multiLevelType w:val="hybridMultilevel"/>
-    <w:tmpl w:val="A4340EE2"/>
-    <w:lvl w:ilvl="0" w:tplc="0409000F">
-      <w:start w:val="1"/>
-      <w:numFmt w:val="decimal"/>
-      <w:lvlText w:val="%1."/>
-      <w:lvlJc w:val="left"/>
-      <w:pPr>
-        <w:ind w:left="720" w:hanging="360"/>
-      </w:pPr>
-      <w:rPr>
-        <w:rFonts w:hint="default"/>
-      </w:rPr>
-    </w:lvl>
-    <w:lvl w:ilvl="1" w:tplc="04090019" w:tentative="1">
-      <w:start w:val="1"/>
-      <w:numFmt w:val="lowerLetter"/>
-      <w:lvlText w:val="%2."/>
-      <w:lvlJc w:val="left"/>
-      <w:pPr>
-        <w:ind w:left="1440" w:hanging="360"/>
-      </w:pPr>
-    </w:lvl>
-    <w:lvl w:ilvl="2" w:tplc="0409001B" w:tentative="1">
-      <w:start w:val="1"/>
-      <w:numFmt w:val="lowerRoman"/>
-      <w:lvlText w:val="%3."/>
-      <w:lvlJc w:val="right"/>
-      <w:pPr>
-        <w:ind w:left="2160" w:hanging="180"/>
-      </w:pPr>
-    </w:lvl>
-    <w:lvl w:ilvl="3" w:tplc="0409000F" w:tentative="1">
-      <w:start w:val="1"/>
-      <w:numFmt w:val="decimal"/>
-      <w:lvlText w:val="%4."/>
-      <w:lvlJc w:val="left"/>
-      <w:pPr>
-        <w:ind w:left="2880" w:hanging="360"/>
-      </w:pPr>
-    </w:lvl>
-    <w:lvl w:ilvl="4" w:tplc="04090019" w:tentative="1">
-      <w:start w:val="1"/>
-      <w:numFmt w:val="lowerLetter"/>
-      <w:lvlText w:val="%5."/>
-      <w:lvlJc w:val="left"/>
-      <w:pPr>
-        <w:ind w:left="3600" w:hanging="360"/>
-      </w:pPr>
-    </w:lvl>
-    <w:lvl w:ilvl="5" w:tplc="0409001B" w:tentative="1">
-      <w:start w:val="1"/>
-      <w:numFmt w:val="lowerRoman"/>
-      <w:lvlText w:val="%6."/>
-      <w:lvlJc w:val="right"/>
-      <w:pPr>
-        <w:ind w:left="4320" w:hanging="180"/>
-      </w:pPr>
-    </w:lvl>
-    <w:lvl w:ilvl="6" w:tplc="0409000F" w:tentative="1">
-      <w:start w:val="1"/>
-      <w:numFmt w:val="decimal"/>
-      <w:lvlText w:val="%7."/>
-      <w:lvlJc w:val="left"/>
-      <w:pPr>
-        <w:ind w:left="5040" w:hanging="360"/>
-      </w:pPr>
-    </w:lvl>
-    <w:lvl w:ilvl="7" w:tplc="04090019" w:tentative="1">
-      <w:start w:val="1"/>
-      <w:numFmt w:val="lowerLetter"/>
-      <w:lvlText w:val="%8."/>
-      <w:lvlJc w:val="left"/>
-      <w:pPr>
-        <w:ind w:left="5760" w:hanging="360"/>
-      </w:pPr>
-    </w:lvl>
-    <w:lvl w:ilvl="8" w:tplc="0409001B" w:tentative="1">
-      <w:start w:val="1"/>
-      <w:numFmt w:val="lowerRoman"/>
-      <w:lvlText w:val="%9."/>
-      <w:lvlJc w:val="right"/>
-      <w:pPr>
-        <w:ind w:left="6480" w:hanging="180"/>
-      </w:pPr>
-    </w:lvl>
-  </w:abstractNum>
-  <w:abstractNum w:abstractNumId="10" w15:restartNumberingAfterBreak="0">
     <w:nsid w:val="1BB52DA6"/>
     <w:multiLevelType w:val="hybridMultilevel"/>
     <w:tmpl w:val="CC4AEBBC"/>
@@ -20528,321 +19795,7 @@
       </w:pPr>
     </w:lvl>
   </w:abstractNum>
-  <w:abstractNum w:abstractNumId="11" w15:restartNumberingAfterBreak="0">
-    <w:nsid w:val="1BFD7EAB"/>
-    <w:multiLevelType w:val="hybridMultilevel"/>
-    <w:tmpl w:val="E6F254EC"/>
-    <w:lvl w:ilvl="0" w:tplc="12CA1C74">
-      <w:numFmt w:val="bullet"/>
-      <w:lvlText w:val=""/>
-      <w:lvlJc w:val="left"/>
-      <w:pPr>
-        <w:ind w:left="360" w:hanging="360"/>
-      </w:pPr>
-      <w:rPr>
-        <w:rFonts w:ascii="Wingdings" w:eastAsiaTheme="minorEastAsia" w:hAnsi="Wingdings" w:cstheme="minorBidi" w:hint="default"/>
-      </w:rPr>
-    </w:lvl>
-    <w:lvl w:ilvl="1" w:tplc="04090003" w:tentative="1">
-      <w:start w:val="1"/>
-      <w:numFmt w:val="bullet"/>
-      <w:lvlText w:val=""/>
-      <w:lvlJc w:val="left"/>
-      <w:pPr>
-        <w:ind w:left="880" w:hanging="440"/>
-      </w:pPr>
-      <w:rPr>
-        <w:rFonts w:ascii="Wingdings" w:hAnsi="Wingdings" w:hint="default"/>
-      </w:rPr>
-    </w:lvl>
-    <w:lvl w:ilvl="2" w:tplc="04090005" w:tentative="1">
-      <w:start w:val="1"/>
-      <w:numFmt w:val="bullet"/>
-      <w:lvlText w:val=""/>
-      <w:lvlJc w:val="left"/>
-      <w:pPr>
-        <w:ind w:left="1320" w:hanging="440"/>
-      </w:pPr>
-      <w:rPr>
-        <w:rFonts w:ascii="Wingdings" w:hAnsi="Wingdings" w:hint="default"/>
-      </w:rPr>
-    </w:lvl>
-    <w:lvl w:ilvl="3" w:tplc="04090001" w:tentative="1">
-      <w:start w:val="1"/>
-      <w:numFmt w:val="bullet"/>
-      <w:lvlText w:val=""/>
-      <w:lvlJc w:val="left"/>
-      <w:pPr>
-        <w:ind w:left="1760" w:hanging="440"/>
-      </w:pPr>
-      <w:rPr>
-        <w:rFonts w:ascii="Wingdings" w:hAnsi="Wingdings" w:hint="default"/>
-      </w:rPr>
-    </w:lvl>
-    <w:lvl w:ilvl="4" w:tplc="04090003" w:tentative="1">
-      <w:start w:val="1"/>
-      <w:numFmt w:val="bullet"/>
-      <w:lvlText w:val=""/>
-      <w:lvlJc w:val="left"/>
-      <w:pPr>
-        <w:ind w:left="2200" w:hanging="440"/>
-      </w:pPr>
-      <w:rPr>
-        <w:rFonts w:ascii="Wingdings" w:hAnsi="Wingdings" w:hint="default"/>
-      </w:rPr>
-    </w:lvl>
-    <w:lvl w:ilvl="5" w:tplc="04090005" w:tentative="1">
-      <w:start w:val="1"/>
-      <w:numFmt w:val="bullet"/>
-      <w:lvlText w:val=""/>
-      <w:lvlJc w:val="left"/>
-      <w:pPr>
-        <w:ind w:left="2640" w:hanging="440"/>
-      </w:pPr>
-      <w:rPr>
-        <w:rFonts w:ascii="Wingdings" w:hAnsi="Wingdings" w:hint="default"/>
-      </w:rPr>
-    </w:lvl>
-    <w:lvl w:ilvl="6" w:tplc="04090001" w:tentative="1">
-      <w:start w:val="1"/>
-      <w:numFmt w:val="bullet"/>
-      <w:lvlText w:val=""/>
-      <w:lvlJc w:val="left"/>
-      <w:pPr>
-        <w:ind w:left="3080" w:hanging="440"/>
-      </w:pPr>
-      <w:rPr>
-        <w:rFonts w:ascii="Wingdings" w:hAnsi="Wingdings" w:hint="default"/>
-      </w:rPr>
-    </w:lvl>
-    <w:lvl w:ilvl="7" w:tplc="04090003" w:tentative="1">
-      <w:start w:val="1"/>
-      <w:numFmt w:val="bullet"/>
-      <w:lvlText w:val=""/>
-      <w:lvlJc w:val="left"/>
-      <w:pPr>
-        <w:ind w:left="3520" w:hanging="440"/>
-      </w:pPr>
-      <w:rPr>
-        <w:rFonts w:ascii="Wingdings" w:hAnsi="Wingdings" w:hint="default"/>
-      </w:rPr>
-    </w:lvl>
-    <w:lvl w:ilvl="8" w:tplc="04090005" w:tentative="1">
-      <w:start w:val="1"/>
-      <w:numFmt w:val="bullet"/>
-      <w:lvlText w:val=""/>
-      <w:lvlJc w:val="left"/>
-      <w:pPr>
-        <w:ind w:left="3960" w:hanging="440"/>
-      </w:pPr>
-      <w:rPr>
-        <w:rFonts w:ascii="Wingdings" w:hAnsi="Wingdings" w:hint="default"/>
-      </w:rPr>
-    </w:lvl>
-  </w:abstractNum>
-  <w:abstractNum w:abstractNumId="12" w15:restartNumberingAfterBreak="0">
-    <w:nsid w:val="1C8F5B7E"/>
-    <w:multiLevelType w:val="multilevel"/>
-    <w:tmpl w:val="73BC6956"/>
-    <w:lvl w:ilvl="0">
-      <w:start w:val="1"/>
-      <w:numFmt w:val="decimal"/>
-      <w:lvlText w:val="%1."/>
-      <w:lvlJc w:val="left"/>
-      <w:pPr>
-        <w:tabs>
-          <w:tab w:val="num" w:pos="720"/>
-        </w:tabs>
-        <w:ind w:left="720" w:hanging="360"/>
-      </w:pPr>
-    </w:lvl>
-    <w:lvl w:ilvl="1" w:tentative="1">
-      <w:start w:val="1"/>
-      <w:numFmt w:val="decimal"/>
-      <w:lvlText w:val="%2."/>
-      <w:lvlJc w:val="left"/>
-      <w:pPr>
-        <w:tabs>
-          <w:tab w:val="num" w:pos="1440"/>
-        </w:tabs>
-        <w:ind w:left="1440" w:hanging="360"/>
-      </w:pPr>
-    </w:lvl>
-    <w:lvl w:ilvl="2" w:tentative="1">
-      <w:start w:val="1"/>
-      <w:numFmt w:val="decimal"/>
-      <w:lvlText w:val="%3."/>
-      <w:lvlJc w:val="left"/>
-      <w:pPr>
-        <w:tabs>
-          <w:tab w:val="num" w:pos="2160"/>
-        </w:tabs>
-        <w:ind w:left="2160" w:hanging="360"/>
-      </w:pPr>
-    </w:lvl>
-    <w:lvl w:ilvl="3" w:tentative="1">
-      <w:start w:val="1"/>
-      <w:numFmt w:val="decimal"/>
-      <w:lvlText w:val="%4."/>
-      <w:lvlJc w:val="left"/>
-      <w:pPr>
-        <w:tabs>
-          <w:tab w:val="num" w:pos="2880"/>
-        </w:tabs>
-        <w:ind w:left="2880" w:hanging="360"/>
-      </w:pPr>
-    </w:lvl>
-    <w:lvl w:ilvl="4" w:tentative="1">
-      <w:start w:val="1"/>
-      <w:numFmt w:val="decimal"/>
-      <w:lvlText w:val="%5."/>
-      <w:lvlJc w:val="left"/>
-      <w:pPr>
-        <w:tabs>
-          <w:tab w:val="num" w:pos="3600"/>
-        </w:tabs>
-        <w:ind w:left="3600" w:hanging="360"/>
-      </w:pPr>
-    </w:lvl>
-    <w:lvl w:ilvl="5" w:tentative="1">
-      <w:start w:val="1"/>
-      <w:numFmt w:val="decimal"/>
-      <w:lvlText w:val="%6."/>
-      <w:lvlJc w:val="left"/>
-      <w:pPr>
-        <w:tabs>
-          <w:tab w:val="num" w:pos="4320"/>
-        </w:tabs>
-        <w:ind w:left="4320" w:hanging="360"/>
-      </w:pPr>
-    </w:lvl>
-    <w:lvl w:ilvl="6" w:tentative="1">
-      <w:start w:val="1"/>
-      <w:numFmt w:val="decimal"/>
-      <w:lvlText w:val="%7."/>
-      <w:lvlJc w:val="left"/>
-      <w:pPr>
-        <w:tabs>
-          <w:tab w:val="num" w:pos="5040"/>
-        </w:tabs>
-        <w:ind w:left="5040" w:hanging="360"/>
-      </w:pPr>
-    </w:lvl>
-    <w:lvl w:ilvl="7" w:tentative="1">
-      <w:start w:val="1"/>
-      <w:numFmt w:val="decimal"/>
-      <w:lvlText w:val="%8."/>
-      <w:lvlJc w:val="left"/>
-      <w:pPr>
-        <w:tabs>
-          <w:tab w:val="num" w:pos="5760"/>
-        </w:tabs>
-        <w:ind w:left="5760" w:hanging="360"/>
-      </w:pPr>
-    </w:lvl>
-    <w:lvl w:ilvl="8" w:tentative="1">
-      <w:start w:val="1"/>
-      <w:numFmt w:val="decimal"/>
-      <w:lvlText w:val="%9."/>
-      <w:lvlJc w:val="left"/>
-      <w:pPr>
-        <w:tabs>
-          <w:tab w:val="num" w:pos="6480"/>
-        </w:tabs>
-        <w:ind w:left="6480" w:hanging="360"/>
-      </w:pPr>
-    </w:lvl>
-  </w:abstractNum>
-  <w:abstractNum w:abstractNumId="13" w15:restartNumberingAfterBreak="0">
-    <w:nsid w:val="234F4F3F"/>
-    <w:multiLevelType w:val="hybridMultilevel"/>
-    <w:tmpl w:val="2BD6237A"/>
-    <w:lvl w:ilvl="0" w:tplc="E4F089A0">
-      <w:start w:val="1"/>
-      <w:numFmt w:val="decimal"/>
-      <w:lvlText w:val="%1."/>
-      <w:lvlJc w:val="left"/>
-      <w:pPr>
-        <w:ind w:left="360" w:hanging="360"/>
-      </w:pPr>
-      <w:rPr>
-        <w:rFonts w:hint="default"/>
-      </w:rPr>
-    </w:lvl>
-    <w:lvl w:ilvl="1" w:tplc="04090019" w:tentative="1">
-      <w:start w:val="1"/>
-      <w:numFmt w:val="lowerLetter"/>
-      <w:lvlText w:val="%2)"/>
-      <w:lvlJc w:val="left"/>
-      <w:pPr>
-        <w:ind w:left="880" w:hanging="440"/>
-      </w:pPr>
-    </w:lvl>
-    <w:lvl w:ilvl="2" w:tplc="0409001B" w:tentative="1">
-      <w:start w:val="1"/>
-      <w:numFmt w:val="lowerRoman"/>
-      <w:lvlText w:val="%3."/>
-      <w:lvlJc w:val="right"/>
-      <w:pPr>
-        <w:ind w:left="1320" w:hanging="440"/>
-      </w:pPr>
-    </w:lvl>
-    <w:lvl w:ilvl="3" w:tplc="0409000F" w:tentative="1">
-      <w:start w:val="1"/>
-      <w:numFmt w:val="decimal"/>
-      <w:lvlText w:val="%4."/>
-      <w:lvlJc w:val="left"/>
-      <w:pPr>
-        <w:ind w:left="1760" w:hanging="440"/>
-      </w:pPr>
-    </w:lvl>
-    <w:lvl w:ilvl="4" w:tplc="04090019" w:tentative="1">
-      <w:start w:val="1"/>
-      <w:numFmt w:val="lowerLetter"/>
-      <w:lvlText w:val="%5)"/>
-      <w:lvlJc w:val="left"/>
-      <w:pPr>
-        <w:ind w:left="2200" w:hanging="440"/>
-      </w:pPr>
-    </w:lvl>
-    <w:lvl w:ilvl="5" w:tplc="0409001B" w:tentative="1">
-      <w:start w:val="1"/>
-      <w:numFmt w:val="lowerRoman"/>
-      <w:lvlText w:val="%6."/>
-      <w:lvlJc w:val="right"/>
-      <w:pPr>
-        <w:ind w:left="2640" w:hanging="440"/>
-      </w:pPr>
-    </w:lvl>
-    <w:lvl w:ilvl="6" w:tplc="0409000F" w:tentative="1">
-      <w:start w:val="1"/>
-      <w:numFmt w:val="decimal"/>
-      <w:lvlText w:val="%7."/>
-      <w:lvlJc w:val="left"/>
-      <w:pPr>
-        <w:ind w:left="3080" w:hanging="440"/>
-      </w:pPr>
-    </w:lvl>
-    <w:lvl w:ilvl="7" w:tplc="04090019" w:tentative="1">
-      <w:start w:val="1"/>
-      <w:numFmt w:val="lowerLetter"/>
-      <w:lvlText w:val="%8)"/>
-      <w:lvlJc w:val="left"/>
-      <w:pPr>
-        <w:ind w:left="3520" w:hanging="440"/>
-      </w:pPr>
-    </w:lvl>
-    <w:lvl w:ilvl="8" w:tplc="0409001B" w:tentative="1">
-      <w:start w:val="1"/>
-      <w:numFmt w:val="lowerRoman"/>
-      <w:lvlText w:val="%9."/>
-      <w:lvlJc w:val="right"/>
-      <w:pPr>
-        <w:ind w:left="3960" w:hanging="440"/>
-      </w:pPr>
-    </w:lvl>
-  </w:abstractNum>
-  <w:abstractNum w:abstractNumId="14" w15:restartNumberingAfterBreak="0">
+  <w:abstractNum w:abstractNumId="4" w15:restartNumberingAfterBreak="0">
     <w:nsid w:val="239A7740"/>
     <w:multiLevelType w:val="multilevel"/>
     <w:tmpl w:val="484E45F6"/>
@@ -20937,298 +19890,7 @@
       </w:pPr>
     </w:lvl>
   </w:abstractNum>
-  <w:abstractNum w:abstractNumId="15" w15:restartNumberingAfterBreak="0">
-    <w:nsid w:val="251F57E0"/>
-    <w:multiLevelType w:val="hybridMultilevel"/>
-    <w:tmpl w:val="CA60644E"/>
-    <w:lvl w:ilvl="0" w:tplc="04090001">
-      <w:start w:val="1"/>
-      <w:numFmt w:val="bullet"/>
-      <w:lvlText w:val=""/>
-      <w:lvlJc w:val="left"/>
-      <w:pPr>
-        <w:ind w:left="360" w:hanging="360"/>
-      </w:pPr>
-      <w:rPr>
-        <w:rFonts w:ascii="Symbol" w:hAnsi="Symbol" w:hint="default"/>
-      </w:rPr>
-    </w:lvl>
-    <w:lvl w:ilvl="1" w:tplc="04090003" w:tentative="1">
-      <w:start w:val="1"/>
-      <w:numFmt w:val="bullet"/>
-      <w:lvlText w:val="o"/>
-      <w:lvlJc w:val="left"/>
-      <w:pPr>
-        <w:ind w:left="1080" w:hanging="360"/>
-      </w:pPr>
-      <w:rPr>
-        <w:rFonts w:ascii="Courier New" w:hAnsi="Courier New" w:cs="Courier New" w:hint="default"/>
-      </w:rPr>
-    </w:lvl>
-    <w:lvl w:ilvl="2" w:tplc="04090005" w:tentative="1">
-      <w:start w:val="1"/>
-      <w:numFmt w:val="bullet"/>
-      <w:lvlText w:val=""/>
-      <w:lvlJc w:val="left"/>
-      <w:pPr>
-        <w:ind w:left="1800" w:hanging="360"/>
-      </w:pPr>
-      <w:rPr>
-        <w:rFonts w:ascii="Wingdings" w:hAnsi="Wingdings" w:hint="default"/>
-      </w:rPr>
-    </w:lvl>
-    <w:lvl w:ilvl="3" w:tplc="04090001" w:tentative="1">
-      <w:start w:val="1"/>
-      <w:numFmt w:val="bullet"/>
-      <w:lvlText w:val=""/>
-      <w:lvlJc w:val="left"/>
-      <w:pPr>
-        <w:ind w:left="2520" w:hanging="360"/>
-      </w:pPr>
-      <w:rPr>
-        <w:rFonts w:ascii="Symbol" w:hAnsi="Symbol" w:hint="default"/>
-      </w:rPr>
-    </w:lvl>
-    <w:lvl w:ilvl="4" w:tplc="04090003" w:tentative="1">
-      <w:start w:val="1"/>
-      <w:numFmt w:val="bullet"/>
-      <w:lvlText w:val="o"/>
-      <w:lvlJc w:val="left"/>
-      <w:pPr>
-        <w:ind w:left="3240" w:hanging="360"/>
-      </w:pPr>
-      <w:rPr>
-        <w:rFonts w:ascii="Courier New" w:hAnsi="Courier New" w:cs="Courier New" w:hint="default"/>
-      </w:rPr>
-    </w:lvl>
-    <w:lvl w:ilvl="5" w:tplc="04090005" w:tentative="1">
-      <w:start w:val="1"/>
-      <w:numFmt w:val="bullet"/>
-      <w:lvlText w:val=""/>
-      <w:lvlJc w:val="left"/>
-      <w:pPr>
-        <w:ind w:left="3960" w:hanging="360"/>
-      </w:pPr>
-      <w:rPr>
-        <w:rFonts w:ascii="Wingdings" w:hAnsi="Wingdings" w:hint="default"/>
-      </w:rPr>
-    </w:lvl>
-    <w:lvl w:ilvl="6" w:tplc="04090001" w:tentative="1">
-      <w:start w:val="1"/>
-      <w:numFmt w:val="bullet"/>
-      <w:lvlText w:val=""/>
-      <w:lvlJc w:val="left"/>
-      <w:pPr>
-        <w:ind w:left="4680" w:hanging="360"/>
-      </w:pPr>
-      <w:rPr>
-        <w:rFonts w:ascii="Symbol" w:hAnsi="Symbol" w:hint="default"/>
-      </w:rPr>
-    </w:lvl>
-    <w:lvl w:ilvl="7" w:tplc="04090003" w:tentative="1">
-      <w:start w:val="1"/>
-      <w:numFmt w:val="bullet"/>
-      <w:lvlText w:val="o"/>
-      <w:lvlJc w:val="left"/>
-      <w:pPr>
-        <w:ind w:left="5400" w:hanging="360"/>
-      </w:pPr>
-      <w:rPr>
-        <w:rFonts w:ascii="Courier New" w:hAnsi="Courier New" w:cs="Courier New" w:hint="default"/>
-      </w:rPr>
-    </w:lvl>
-    <w:lvl w:ilvl="8" w:tplc="04090005" w:tentative="1">
-      <w:start w:val="1"/>
-      <w:numFmt w:val="bullet"/>
-      <w:lvlText w:val=""/>
-      <w:lvlJc w:val="left"/>
-      <w:pPr>
-        <w:ind w:left="6120" w:hanging="360"/>
-      </w:pPr>
-      <w:rPr>
-        <w:rFonts w:ascii="Wingdings" w:hAnsi="Wingdings" w:hint="default"/>
-      </w:rPr>
-    </w:lvl>
-  </w:abstractNum>
-  <w:abstractNum w:abstractNumId="16" w15:restartNumberingAfterBreak="0">
-    <w:nsid w:val="257B1A68"/>
-    <w:multiLevelType w:val="hybridMultilevel"/>
-    <w:tmpl w:val="8E049C50"/>
-    <w:lvl w:ilvl="0" w:tplc="7FD47220">
-      <w:start w:val="1"/>
-      <w:numFmt w:val="decimal"/>
-      <w:lvlText w:val="%1."/>
-      <w:lvlJc w:val="left"/>
-      <w:pPr>
-        <w:ind w:left="360" w:hanging="360"/>
-      </w:pPr>
-      <w:rPr>
-        <w:rFonts w:hint="default"/>
-      </w:rPr>
-    </w:lvl>
-    <w:lvl w:ilvl="1" w:tplc="04090019" w:tentative="1">
-      <w:start w:val="1"/>
-      <w:numFmt w:val="lowerLetter"/>
-      <w:lvlText w:val="%2)"/>
-      <w:lvlJc w:val="left"/>
-      <w:pPr>
-        <w:ind w:left="880" w:hanging="440"/>
-      </w:pPr>
-    </w:lvl>
-    <w:lvl w:ilvl="2" w:tplc="0409001B" w:tentative="1">
-      <w:start w:val="1"/>
-      <w:numFmt w:val="lowerRoman"/>
-      <w:lvlText w:val="%3."/>
-      <w:lvlJc w:val="right"/>
-      <w:pPr>
-        <w:ind w:left="1320" w:hanging="440"/>
-      </w:pPr>
-    </w:lvl>
-    <w:lvl w:ilvl="3" w:tplc="0409000F" w:tentative="1">
-      <w:start w:val="1"/>
-      <w:numFmt w:val="decimal"/>
-      <w:lvlText w:val="%4."/>
-      <w:lvlJc w:val="left"/>
-      <w:pPr>
-        <w:ind w:left="1760" w:hanging="440"/>
-      </w:pPr>
-    </w:lvl>
-    <w:lvl w:ilvl="4" w:tplc="04090019" w:tentative="1">
-      <w:start w:val="1"/>
-      <w:numFmt w:val="lowerLetter"/>
-      <w:lvlText w:val="%5)"/>
-      <w:lvlJc w:val="left"/>
-      <w:pPr>
-        <w:ind w:left="2200" w:hanging="440"/>
-      </w:pPr>
-    </w:lvl>
-    <w:lvl w:ilvl="5" w:tplc="0409001B" w:tentative="1">
-      <w:start w:val="1"/>
-      <w:numFmt w:val="lowerRoman"/>
-      <w:lvlText w:val="%6."/>
-      <w:lvlJc w:val="right"/>
-      <w:pPr>
-        <w:ind w:left="2640" w:hanging="440"/>
-      </w:pPr>
-    </w:lvl>
-    <w:lvl w:ilvl="6" w:tplc="0409000F" w:tentative="1">
-      <w:start w:val="1"/>
-      <w:numFmt w:val="decimal"/>
-      <w:lvlText w:val="%7."/>
-      <w:lvlJc w:val="left"/>
-      <w:pPr>
-        <w:ind w:left="3080" w:hanging="440"/>
-      </w:pPr>
-    </w:lvl>
-    <w:lvl w:ilvl="7" w:tplc="04090019" w:tentative="1">
-      <w:start w:val="1"/>
-      <w:numFmt w:val="lowerLetter"/>
-      <w:lvlText w:val="%8)"/>
-      <w:lvlJc w:val="left"/>
-      <w:pPr>
-        <w:ind w:left="3520" w:hanging="440"/>
-      </w:pPr>
-    </w:lvl>
-    <w:lvl w:ilvl="8" w:tplc="0409001B" w:tentative="1">
-      <w:start w:val="1"/>
-      <w:numFmt w:val="lowerRoman"/>
-      <w:lvlText w:val="%9."/>
-      <w:lvlJc w:val="right"/>
-      <w:pPr>
-        <w:ind w:left="3960" w:hanging="440"/>
-      </w:pPr>
-    </w:lvl>
-  </w:abstractNum>
-  <w:abstractNum w:abstractNumId="17" w15:restartNumberingAfterBreak="0">
-    <w:nsid w:val="26A302B8"/>
-    <w:multiLevelType w:val="hybridMultilevel"/>
-    <w:tmpl w:val="2418FC9C"/>
-    <w:lvl w:ilvl="0" w:tplc="0E22AFD6">
-      <w:start w:val="1"/>
-      <w:numFmt w:val="decimal"/>
-      <w:lvlText w:val="%1."/>
-      <w:lvlJc w:val="left"/>
-      <w:pPr>
-        <w:ind w:left="360" w:hanging="360"/>
-      </w:pPr>
-      <w:rPr>
-        <w:rFonts w:hint="default"/>
-      </w:rPr>
-    </w:lvl>
-    <w:lvl w:ilvl="1" w:tplc="04090019" w:tentative="1">
-      <w:start w:val="1"/>
-      <w:numFmt w:val="lowerLetter"/>
-      <w:lvlText w:val="%2)"/>
-      <w:lvlJc w:val="left"/>
-      <w:pPr>
-        <w:ind w:left="880" w:hanging="440"/>
-      </w:pPr>
-    </w:lvl>
-    <w:lvl w:ilvl="2" w:tplc="0409001B" w:tentative="1">
-      <w:start w:val="1"/>
-      <w:numFmt w:val="lowerRoman"/>
-      <w:lvlText w:val="%3."/>
-      <w:lvlJc w:val="right"/>
-      <w:pPr>
-        <w:ind w:left="1320" w:hanging="440"/>
-      </w:pPr>
-    </w:lvl>
-    <w:lvl w:ilvl="3" w:tplc="0409000F" w:tentative="1">
-      <w:start w:val="1"/>
-      <w:numFmt w:val="decimal"/>
-      <w:lvlText w:val="%4."/>
-      <w:lvlJc w:val="left"/>
-      <w:pPr>
-        <w:ind w:left="1760" w:hanging="440"/>
-      </w:pPr>
-    </w:lvl>
-    <w:lvl w:ilvl="4" w:tplc="04090019" w:tentative="1">
-      <w:start w:val="1"/>
-      <w:numFmt w:val="lowerLetter"/>
-      <w:lvlText w:val="%5)"/>
-      <w:lvlJc w:val="left"/>
-      <w:pPr>
-        <w:ind w:left="2200" w:hanging="440"/>
-      </w:pPr>
-    </w:lvl>
-    <w:lvl w:ilvl="5" w:tplc="0409001B" w:tentative="1">
-      <w:start w:val="1"/>
-      <w:numFmt w:val="lowerRoman"/>
-      <w:lvlText w:val="%6."/>
-      <w:lvlJc w:val="right"/>
-      <w:pPr>
-        <w:ind w:left="2640" w:hanging="440"/>
-      </w:pPr>
-    </w:lvl>
-    <w:lvl w:ilvl="6" w:tplc="0409000F" w:tentative="1">
-      <w:start w:val="1"/>
-      <w:numFmt w:val="decimal"/>
-      <w:lvlText w:val="%7."/>
-      <w:lvlJc w:val="left"/>
-      <w:pPr>
-        <w:ind w:left="3080" w:hanging="440"/>
-      </w:pPr>
-    </w:lvl>
-    <w:lvl w:ilvl="7" w:tplc="04090019" w:tentative="1">
-      <w:start w:val="1"/>
-      <w:numFmt w:val="lowerLetter"/>
-      <w:lvlText w:val="%8)"/>
-      <w:lvlJc w:val="left"/>
-      <w:pPr>
-        <w:ind w:left="3520" w:hanging="440"/>
-      </w:pPr>
-    </w:lvl>
-    <w:lvl w:ilvl="8" w:tplc="0409001B" w:tentative="1">
-      <w:start w:val="1"/>
-      <w:numFmt w:val="lowerRoman"/>
-      <w:lvlText w:val="%9."/>
-      <w:lvlJc w:val="right"/>
-      <w:pPr>
-        <w:ind w:left="3960" w:hanging="440"/>
-      </w:pPr>
-    </w:lvl>
-  </w:abstractNum>
-  <w:abstractNum w:abstractNumId="18" w15:restartNumberingAfterBreak="0">
+  <w:abstractNum w:abstractNumId="5" w15:restartNumberingAfterBreak="0">
     <w:nsid w:val="28406226"/>
     <w:multiLevelType w:val="hybridMultilevel"/>
     <w:tmpl w:val="0DD60DAA"/>
@@ -21317,297 +19979,7 @@
       </w:pPr>
     </w:lvl>
   </w:abstractNum>
-  <w:abstractNum w:abstractNumId="19" w15:restartNumberingAfterBreak="0">
-    <w:nsid w:val="2AD57354"/>
-    <w:multiLevelType w:val="hybridMultilevel"/>
-    <w:tmpl w:val="3CF268BE"/>
-    <w:lvl w:ilvl="0" w:tplc="A044F554">
-      <w:start w:val="1"/>
-      <w:numFmt w:val="decimal"/>
-      <w:lvlText w:val="%1."/>
-      <w:lvlJc w:val="left"/>
-      <w:pPr>
-        <w:ind w:left="360" w:hanging="360"/>
-      </w:pPr>
-      <w:rPr>
-        <w:rFonts w:hint="default"/>
-      </w:rPr>
-    </w:lvl>
-    <w:lvl w:ilvl="1" w:tplc="04090019" w:tentative="1">
-      <w:start w:val="1"/>
-      <w:numFmt w:val="lowerLetter"/>
-      <w:lvlText w:val="%2)"/>
-      <w:lvlJc w:val="left"/>
-      <w:pPr>
-        <w:ind w:left="880" w:hanging="440"/>
-      </w:pPr>
-    </w:lvl>
-    <w:lvl w:ilvl="2" w:tplc="0409001B" w:tentative="1">
-      <w:start w:val="1"/>
-      <w:numFmt w:val="lowerRoman"/>
-      <w:lvlText w:val="%3."/>
-      <w:lvlJc w:val="right"/>
-      <w:pPr>
-        <w:ind w:left="1320" w:hanging="440"/>
-      </w:pPr>
-    </w:lvl>
-    <w:lvl w:ilvl="3" w:tplc="0409000F" w:tentative="1">
-      <w:start w:val="1"/>
-      <w:numFmt w:val="decimal"/>
-      <w:lvlText w:val="%4."/>
-      <w:lvlJc w:val="left"/>
-      <w:pPr>
-        <w:ind w:left="1760" w:hanging="440"/>
-      </w:pPr>
-    </w:lvl>
-    <w:lvl w:ilvl="4" w:tplc="04090019" w:tentative="1">
-      <w:start w:val="1"/>
-      <w:numFmt w:val="lowerLetter"/>
-      <w:lvlText w:val="%5)"/>
-      <w:lvlJc w:val="left"/>
-      <w:pPr>
-        <w:ind w:left="2200" w:hanging="440"/>
-      </w:pPr>
-    </w:lvl>
-    <w:lvl w:ilvl="5" w:tplc="0409001B" w:tentative="1">
-      <w:start w:val="1"/>
-      <w:numFmt w:val="lowerRoman"/>
-      <w:lvlText w:val="%6."/>
-      <w:lvlJc w:val="right"/>
-      <w:pPr>
-        <w:ind w:left="2640" w:hanging="440"/>
-      </w:pPr>
-    </w:lvl>
-    <w:lvl w:ilvl="6" w:tplc="0409000F" w:tentative="1">
-      <w:start w:val="1"/>
-      <w:numFmt w:val="decimal"/>
-      <w:lvlText w:val="%7."/>
-      <w:lvlJc w:val="left"/>
-      <w:pPr>
-        <w:ind w:left="3080" w:hanging="440"/>
-      </w:pPr>
-    </w:lvl>
-    <w:lvl w:ilvl="7" w:tplc="04090019" w:tentative="1">
-      <w:start w:val="1"/>
-      <w:numFmt w:val="lowerLetter"/>
-      <w:lvlText w:val="%8)"/>
-      <w:lvlJc w:val="left"/>
-      <w:pPr>
-        <w:ind w:left="3520" w:hanging="440"/>
-      </w:pPr>
-    </w:lvl>
-    <w:lvl w:ilvl="8" w:tplc="0409001B" w:tentative="1">
-      <w:start w:val="1"/>
-      <w:numFmt w:val="lowerRoman"/>
-      <w:lvlText w:val="%9."/>
-      <w:lvlJc w:val="right"/>
-      <w:pPr>
-        <w:ind w:left="3960" w:hanging="440"/>
-      </w:pPr>
-    </w:lvl>
-  </w:abstractNum>
-  <w:abstractNum w:abstractNumId="20" w15:restartNumberingAfterBreak="0">
-    <w:nsid w:val="2CE21D8D"/>
-    <w:multiLevelType w:val="hybridMultilevel"/>
-    <w:tmpl w:val="C6068B82"/>
-    <w:lvl w:ilvl="0" w:tplc="AE2A1A42">
-      <w:numFmt w:val="bullet"/>
-      <w:lvlText w:val=""/>
-      <w:lvlJc w:val="left"/>
-      <w:pPr>
-        <w:ind w:left="360" w:hanging="360"/>
-      </w:pPr>
-      <w:rPr>
-        <w:rFonts w:ascii="Wingdings" w:eastAsiaTheme="minorEastAsia" w:hAnsi="Wingdings" w:cstheme="minorBidi" w:hint="default"/>
-      </w:rPr>
-    </w:lvl>
-    <w:lvl w:ilvl="1" w:tplc="04090003" w:tentative="1">
-      <w:start w:val="1"/>
-      <w:numFmt w:val="bullet"/>
-      <w:lvlText w:val=""/>
-      <w:lvlJc w:val="left"/>
-      <w:pPr>
-        <w:ind w:left="880" w:hanging="440"/>
-      </w:pPr>
-      <w:rPr>
-        <w:rFonts w:ascii="Wingdings" w:hAnsi="Wingdings" w:hint="default"/>
-      </w:rPr>
-    </w:lvl>
-    <w:lvl w:ilvl="2" w:tplc="04090005" w:tentative="1">
-      <w:start w:val="1"/>
-      <w:numFmt w:val="bullet"/>
-      <w:lvlText w:val=""/>
-      <w:lvlJc w:val="left"/>
-      <w:pPr>
-        <w:ind w:left="1320" w:hanging="440"/>
-      </w:pPr>
-      <w:rPr>
-        <w:rFonts w:ascii="Wingdings" w:hAnsi="Wingdings" w:hint="default"/>
-      </w:rPr>
-    </w:lvl>
-    <w:lvl w:ilvl="3" w:tplc="04090001" w:tentative="1">
-      <w:start w:val="1"/>
-      <w:numFmt w:val="bullet"/>
-      <w:lvlText w:val=""/>
-      <w:lvlJc w:val="left"/>
-      <w:pPr>
-        <w:ind w:left="1760" w:hanging="440"/>
-      </w:pPr>
-      <w:rPr>
-        <w:rFonts w:ascii="Wingdings" w:hAnsi="Wingdings" w:hint="default"/>
-      </w:rPr>
-    </w:lvl>
-    <w:lvl w:ilvl="4" w:tplc="04090003" w:tentative="1">
-      <w:start w:val="1"/>
-      <w:numFmt w:val="bullet"/>
-      <w:lvlText w:val=""/>
-      <w:lvlJc w:val="left"/>
-      <w:pPr>
-        <w:ind w:left="2200" w:hanging="440"/>
-      </w:pPr>
-      <w:rPr>
-        <w:rFonts w:ascii="Wingdings" w:hAnsi="Wingdings" w:hint="default"/>
-      </w:rPr>
-    </w:lvl>
-    <w:lvl w:ilvl="5" w:tplc="04090005" w:tentative="1">
-      <w:start w:val="1"/>
-      <w:numFmt w:val="bullet"/>
-      <w:lvlText w:val=""/>
-      <w:lvlJc w:val="left"/>
-      <w:pPr>
-        <w:ind w:left="2640" w:hanging="440"/>
-      </w:pPr>
-      <w:rPr>
-        <w:rFonts w:ascii="Wingdings" w:hAnsi="Wingdings" w:hint="default"/>
-      </w:rPr>
-    </w:lvl>
-    <w:lvl w:ilvl="6" w:tplc="04090001" w:tentative="1">
-      <w:start w:val="1"/>
-      <w:numFmt w:val="bullet"/>
-      <w:lvlText w:val=""/>
-      <w:lvlJc w:val="left"/>
-      <w:pPr>
-        <w:ind w:left="3080" w:hanging="440"/>
-      </w:pPr>
-      <w:rPr>
-        <w:rFonts w:ascii="Wingdings" w:hAnsi="Wingdings" w:hint="default"/>
-      </w:rPr>
-    </w:lvl>
-    <w:lvl w:ilvl="7" w:tplc="04090003" w:tentative="1">
-      <w:start w:val="1"/>
-      <w:numFmt w:val="bullet"/>
-      <w:lvlText w:val=""/>
-      <w:lvlJc w:val="left"/>
-      <w:pPr>
-        <w:ind w:left="3520" w:hanging="440"/>
-      </w:pPr>
-      <w:rPr>
-        <w:rFonts w:ascii="Wingdings" w:hAnsi="Wingdings" w:hint="default"/>
-      </w:rPr>
-    </w:lvl>
-    <w:lvl w:ilvl="8" w:tplc="04090005" w:tentative="1">
-      <w:start w:val="1"/>
-      <w:numFmt w:val="bullet"/>
-      <w:lvlText w:val=""/>
-      <w:lvlJc w:val="left"/>
-      <w:pPr>
-        <w:ind w:left="3960" w:hanging="440"/>
-      </w:pPr>
-      <w:rPr>
-        <w:rFonts w:ascii="Wingdings" w:hAnsi="Wingdings" w:hint="default"/>
-      </w:rPr>
-    </w:lvl>
-  </w:abstractNum>
-  <w:abstractNum w:abstractNumId="21" w15:restartNumberingAfterBreak="0">
-    <w:nsid w:val="2F825702"/>
-    <w:multiLevelType w:val="hybridMultilevel"/>
-    <w:tmpl w:val="4D04F5E8"/>
-    <w:lvl w:ilvl="0" w:tplc="0409000F">
-      <w:start w:val="1"/>
-      <w:numFmt w:val="decimal"/>
-      <w:lvlText w:val="%1."/>
-      <w:lvlJc w:val="left"/>
-      <w:pPr>
-        <w:ind w:left="720" w:hanging="360"/>
-      </w:pPr>
-      <w:rPr>
-        <w:rFonts w:hint="default"/>
-      </w:rPr>
-    </w:lvl>
-    <w:lvl w:ilvl="1" w:tplc="04090019">
-      <w:start w:val="1"/>
-      <w:numFmt w:val="lowerLetter"/>
-      <w:lvlText w:val="%2."/>
-      <w:lvlJc w:val="left"/>
-      <w:pPr>
-        <w:ind w:left="1440" w:hanging="360"/>
-      </w:pPr>
-    </w:lvl>
-    <w:lvl w:ilvl="2" w:tplc="0409001B" w:tentative="1">
-      <w:start w:val="1"/>
-      <w:numFmt w:val="lowerRoman"/>
-      <w:lvlText w:val="%3."/>
-      <w:lvlJc w:val="right"/>
-      <w:pPr>
-        <w:ind w:left="2160" w:hanging="180"/>
-      </w:pPr>
-    </w:lvl>
-    <w:lvl w:ilvl="3" w:tplc="0409000F" w:tentative="1">
-      <w:start w:val="1"/>
-      <w:numFmt w:val="decimal"/>
-      <w:lvlText w:val="%4."/>
-      <w:lvlJc w:val="left"/>
-      <w:pPr>
-        <w:ind w:left="2880" w:hanging="360"/>
-      </w:pPr>
-    </w:lvl>
-    <w:lvl w:ilvl="4" w:tplc="04090019" w:tentative="1">
-      <w:start w:val="1"/>
-      <w:numFmt w:val="lowerLetter"/>
-      <w:lvlText w:val="%5."/>
-      <w:lvlJc w:val="left"/>
-      <w:pPr>
-        <w:ind w:left="3600" w:hanging="360"/>
-      </w:pPr>
-    </w:lvl>
-    <w:lvl w:ilvl="5" w:tplc="0409001B" w:tentative="1">
-      <w:start w:val="1"/>
-      <w:numFmt w:val="lowerRoman"/>
-      <w:lvlText w:val="%6."/>
-      <w:lvlJc w:val="right"/>
-      <w:pPr>
-        <w:ind w:left="4320" w:hanging="180"/>
-      </w:pPr>
-    </w:lvl>
-    <w:lvl w:ilvl="6" w:tplc="0409000F" w:tentative="1">
-      <w:start w:val="1"/>
-      <w:numFmt w:val="decimal"/>
-      <w:lvlText w:val="%7."/>
-      <w:lvlJc w:val="left"/>
-      <w:pPr>
-        <w:ind w:left="5040" w:hanging="360"/>
-      </w:pPr>
-    </w:lvl>
-    <w:lvl w:ilvl="7" w:tplc="04090019" w:tentative="1">
-      <w:start w:val="1"/>
-      <w:numFmt w:val="lowerLetter"/>
-      <w:lvlText w:val="%8."/>
-      <w:lvlJc w:val="left"/>
-      <w:pPr>
-        <w:ind w:left="5760" w:hanging="360"/>
-      </w:pPr>
-    </w:lvl>
-    <w:lvl w:ilvl="8" w:tplc="0409001B" w:tentative="1">
-      <w:start w:val="1"/>
-      <w:numFmt w:val="lowerRoman"/>
-      <w:lvlText w:val="%9."/>
-      <w:lvlJc w:val="right"/>
-      <w:pPr>
-        <w:ind w:left="6480" w:hanging="180"/>
-      </w:pPr>
-    </w:lvl>
-  </w:abstractNum>
-  <w:abstractNum w:abstractNumId="22" w15:restartNumberingAfterBreak="0">
+  <w:abstractNum w:abstractNumId="6" w15:restartNumberingAfterBreak="0">
     <w:nsid w:val="30544009"/>
     <w:multiLevelType w:val="hybridMultilevel"/>
     <w:tmpl w:val="9F841696"/>
@@ -21702,7 +20074,7 @@
       </w:pPr>
     </w:lvl>
   </w:abstractNum>
-  <w:abstractNum w:abstractNumId="23" w15:restartNumberingAfterBreak="0">
+  <w:abstractNum w:abstractNumId="7" w15:restartNumberingAfterBreak="0">
     <w:nsid w:val="35C17B5D"/>
     <w:multiLevelType w:val="hybridMultilevel"/>
     <w:tmpl w:val="05305C80"/>
@@ -21792,7 +20164,7 @@
       </w:pPr>
     </w:lvl>
   </w:abstractNum>
-  <w:abstractNum w:abstractNumId="24" w15:restartNumberingAfterBreak="0">
+  <w:abstractNum w:abstractNumId="8" w15:restartNumberingAfterBreak="0">
     <w:nsid w:val="3649421A"/>
     <w:multiLevelType w:val="hybridMultilevel"/>
     <w:tmpl w:val="9432C52E"/>
@@ -21907,96 +20279,7 @@
       </w:rPr>
     </w:lvl>
   </w:abstractNum>
-  <w:abstractNum w:abstractNumId="25" w15:restartNumberingAfterBreak="0">
-    <w:nsid w:val="38A26FCA"/>
-    <w:multiLevelType w:val="hybridMultilevel"/>
-    <w:tmpl w:val="A796AF74"/>
-    <w:lvl w:ilvl="0" w:tplc="0409000F">
-      <w:start w:val="1"/>
-      <w:numFmt w:val="decimal"/>
-      <w:lvlText w:val="%1."/>
-      <w:lvlJc w:val="left"/>
-      <w:pPr>
-        <w:ind w:left="720" w:hanging="360"/>
-      </w:pPr>
-      <w:rPr>
-        <w:rFonts w:hint="default"/>
-      </w:rPr>
-    </w:lvl>
-    <w:lvl w:ilvl="1" w:tplc="04090019" w:tentative="1">
-      <w:start w:val="1"/>
-      <w:numFmt w:val="lowerLetter"/>
-      <w:lvlText w:val="%2."/>
-      <w:lvlJc w:val="left"/>
-      <w:pPr>
-        <w:ind w:left="1440" w:hanging="360"/>
-      </w:pPr>
-    </w:lvl>
-    <w:lvl w:ilvl="2" w:tplc="0409001B" w:tentative="1">
-      <w:start w:val="1"/>
-      <w:numFmt w:val="lowerRoman"/>
-      <w:lvlText w:val="%3."/>
-      <w:lvlJc w:val="right"/>
-      <w:pPr>
-        <w:ind w:left="2160" w:hanging="180"/>
-      </w:pPr>
-    </w:lvl>
-    <w:lvl w:ilvl="3" w:tplc="0409000F" w:tentative="1">
-      <w:start w:val="1"/>
-      <w:numFmt w:val="decimal"/>
-      <w:lvlText w:val="%4."/>
-      <w:lvlJc w:val="left"/>
-      <w:pPr>
-        <w:ind w:left="2880" w:hanging="360"/>
-      </w:pPr>
-    </w:lvl>
-    <w:lvl w:ilvl="4" w:tplc="04090019" w:tentative="1">
-      <w:start w:val="1"/>
-      <w:numFmt w:val="lowerLetter"/>
-      <w:lvlText w:val="%5."/>
-      <w:lvlJc w:val="left"/>
-      <w:pPr>
-        <w:ind w:left="3600" w:hanging="360"/>
-      </w:pPr>
-    </w:lvl>
-    <w:lvl w:ilvl="5" w:tplc="0409001B" w:tentative="1">
-      <w:start w:val="1"/>
-      <w:numFmt w:val="lowerRoman"/>
-      <w:lvlText w:val="%6."/>
-      <w:lvlJc w:val="right"/>
-      <w:pPr>
-        <w:ind w:left="4320" w:hanging="180"/>
-      </w:pPr>
-    </w:lvl>
-    <w:lvl w:ilvl="6" w:tplc="0409000F" w:tentative="1">
-      <w:start w:val="1"/>
-      <w:numFmt w:val="decimal"/>
-      <w:lvlText w:val="%7."/>
-      <w:lvlJc w:val="left"/>
-      <w:pPr>
-        <w:ind w:left="5040" w:hanging="360"/>
-      </w:pPr>
-    </w:lvl>
-    <w:lvl w:ilvl="7" w:tplc="04090019" w:tentative="1">
-      <w:start w:val="1"/>
-      <w:numFmt w:val="lowerLetter"/>
-      <w:lvlText w:val="%8."/>
-      <w:lvlJc w:val="left"/>
-      <w:pPr>
-        <w:ind w:left="5760" w:hanging="360"/>
-      </w:pPr>
-    </w:lvl>
-    <w:lvl w:ilvl="8" w:tplc="0409001B" w:tentative="1">
-      <w:start w:val="1"/>
-      <w:numFmt w:val="lowerRoman"/>
-      <w:lvlText w:val="%9."/>
-      <w:lvlJc w:val="right"/>
-      <w:pPr>
-        <w:ind w:left="6480" w:hanging="180"/>
-      </w:pPr>
-    </w:lvl>
-  </w:abstractNum>
-  <w:abstractNum w:abstractNumId="26" w15:restartNumberingAfterBreak="0">
+  <w:abstractNum w:abstractNumId="9" w15:restartNumberingAfterBreak="0">
     <w:nsid w:val="3C8C7C9E"/>
     <w:multiLevelType w:val="hybridMultilevel"/>
     <w:tmpl w:val="81A05D02"/>
@@ -22110,1538 +20393,7 @@
       </w:rPr>
     </w:lvl>
   </w:abstractNum>
-  <w:abstractNum w:abstractNumId="27" w15:restartNumberingAfterBreak="0">
-    <w:nsid w:val="3CCF1F01"/>
-    <w:multiLevelType w:val="hybridMultilevel"/>
-    <w:tmpl w:val="0B4A789C"/>
-    <w:lvl w:ilvl="0" w:tplc="0409000F">
-      <w:start w:val="1"/>
-      <w:numFmt w:val="decimal"/>
-      <w:lvlText w:val="%1."/>
-      <w:lvlJc w:val="left"/>
-      <w:pPr>
-        <w:ind w:left="720" w:hanging="360"/>
-      </w:pPr>
-      <w:rPr>
-        <w:rFonts w:hint="default"/>
-      </w:rPr>
-    </w:lvl>
-    <w:lvl w:ilvl="1" w:tplc="04090019" w:tentative="1">
-      <w:start w:val="1"/>
-      <w:numFmt w:val="lowerLetter"/>
-      <w:lvlText w:val="%2."/>
-      <w:lvlJc w:val="left"/>
-      <w:pPr>
-        <w:ind w:left="1440" w:hanging="360"/>
-      </w:pPr>
-    </w:lvl>
-    <w:lvl w:ilvl="2" w:tplc="0409001B" w:tentative="1">
-      <w:start w:val="1"/>
-      <w:numFmt w:val="lowerRoman"/>
-      <w:lvlText w:val="%3."/>
-      <w:lvlJc w:val="right"/>
-      <w:pPr>
-        <w:ind w:left="2160" w:hanging="180"/>
-      </w:pPr>
-    </w:lvl>
-    <w:lvl w:ilvl="3" w:tplc="0409000F" w:tentative="1">
-      <w:start w:val="1"/>
-      <w:numFmt w:val="decimal"/>
-      <w:lvlText w:val="%4."/>
-      <w:lvlJc w:val="left"/>
-      <w:pPr>
-        <w:ind w:left="2880" w:hanging="360"/>
-      </w:pPr>
-    </w:lvl>
-    <w:lvl w:ilvl="4" w:tplc="04090019" w:tentative="1">
-      <w:start w:val="1"/>
-      <w:numFmt w:val="lowerLetter"/>
-      <w:lvlText w:val="%5."/>
-      <w:lvlJc w:val="left"/>
-      <w:pPr>
-        <w:ind w:left="3600" w:hanging="360"/>
-      </w:pPr>
-    </w:lvl>
-    <w:lvl w:ilvl="5" w:tplc="0409001B" w:tentative="1">
-      <w:start w:val="1"/>
-      <w:numFmt w:val="lowerRoman"/>
-      <w:lvlText w:val="%6."/>
-      <w:lvlJc w:val="right"/>
-      <w:pPr>
-        <w:ind w:left="4320" w:hanging="180"/>
-      </w:pPr>
-    </w:lvl>
-    <w:lvl w:ilvl="6" w:tplc="0409000F" w:tentative="1">
-      <w:start w:val="1"/>
-      <w:numFmt w:val="decimal"/>
-      <w:lvlText w:val="%7."/>
-      <w:lvlJc w:val="left"/>
-      <w:pPr>
-        <w:ind w:left="5040" w:hanging="360"/>
-      </w:pPr>
-    </w:lvl>
-    <w:lvl w:ilvl="7" w:tplc="04090019" w:tentative="1">
-      <w:start w:val="1"/>
-      <w:numFmt w:val="lowerLetter"/>
-      <w:lvlText w:val="%8."/>
-      <w:lvlJc w:val="left"/>
-      <w:pPr>
-        <w:ind w:left="5760" w:hanging="360"/>
-      </w:pPr>
-    </w:lvl>
-    <w:lvl w:ilvl="8" w:tplc="0409001B" w:tentative="1">
-      <w:start w:val="1"/>
-      <w:numFmt w:val="lowerRoman"/>
-      <w:lvlText w:val="%9."/>
-      <w:lvlJc w:val="right"/>
-      <w:pPr>
-        <w:ind w:left="6480" w:hanging="180"/>
-      </w:pPr>
-    </w:lvl>
-  </w:abstractNum>
-  <w:abstractNum w:abstractNumId="28" w15:restartNumberingAfterBreak="0">
-    <w:nsid w:val="3E8707DE"/>
-    <w:multiLevelType w:val="hybridMultilevel"/>
-    <w:tmpl w:val="D332B93C"/>
-    <w:lvl w:ilvl="0" w:tplc="D6A05B7A">
-      <w:start w:val="1"/>
-      <w:numFmt w:val="decimal"/>
-      <w:lvlText w:val="%1."/>
-      <w:lvlJc w:val="left"/>
-      <w:pPr>
-        <w:ind w:left="360" w:hanging="360"/>
-      </w:pPr>
-      <w:rPr>
-        <w:rFonts w:hint="default"/>
-      </w:rPr>
-    </w:lvl>
-    <w:lvl w:ilvl="1" w:tplc="04090019">
-      <w:start w:val="1"/>
-      <w:numFmt w:val="lowerLetter"/>
-      <w:lvlText w:val="%2)"/>
-      <w:lvlJc w:val="left"/>
-      <w:pPr>
-        <w:ind w:left="880" w:hanging="440"/>
-      </w:pPr>
-    </w:lvl>
-    <w:lvl w:ilvl="2" w:tplc="0409001B" w:tentative="1">
-      <w:start w:val="1"/>
-      <w:numFmt w:val="lowerRoman"/>
-      <w:lvlText w:val="%3."/>
-      <w:lvlJc w:val="right"/>
-      <w:pPr>
-        <w:ind w:left="1320" w:hanging="440"/>
-      </w:pPr>
-    </w:lvl>
-    <w:lvl w:ilvl="3" w:tplc="0409000F" w:tentative="1">
-      <w:start w:val="1"/>
-      <w:numFmt w:val="decimal"/>
-      <w:lvlText w:val="%4."/>
-      <w:lvlJc w:val="left"/>
-      <w:pPr>
-        <w:ind w:left="1760" w:hanging="440"/>
-      </w:pPr>
-    </w:lvl>
-    <w:lvl w:ilvl="4" w:tplc="04090019" w:tentative="1">
-      <w:start w:val="1"/>
-      <w:numFmt w:val="lowerLetter"/>
-      <w:lvlText w:val="%5)"/>
-      <w:lvlJc w:val="left"/>
-      <w:pPr>
-        <w:ind w:left="2200" w:hanging="440"/>
-      </w:pPr>
-    </w:lvl>
-    <w:lvl w:ilvl="5" w:tplc="0409001B" w:tentative="1">
-      <w:start w:val="1"/>
-      <w:numFmt w:val="lowerRoman"/>
-      <w:lvlText w:val="%6."/>
-      <w:lvlJc w:val="right"/>
-      <w:pPr>
-        <w:ind w:left="2640" w:hanging="440"/>
-      </w:pPr>
-    </w:lvl>
-    <w:lvl w:ilvl="6" w:tplc="0409000F" w:tentative="1">
-      <w:start w:val="1"/>
-      <w:numFmt w:val="decimal"/>
-      <w:lvlText w:val="%7."/>
-      <w:lvlJc w:val="left"/>
-      <w:pPr>
-        <w:ind w:left="3080" w:hanging="440"/>
-      </w:pPr>
-    </w:lvl>
-    <w:lvl w:ilvl="7" w:tplc="04090019" w:tentative="1">
-      <w:start w:val="1"/>
-      <w:numFmt w:val="lowerLetter"/>
-      <w:lvlText w:val="%8)"/>
-      <w:lvlJc w:val="left"/>
-      <w:pPr>
-        <w:ind w:left="3520" w:hanging="440"/>
-      </w:pPr>
-    </w:lvl>
-    <w:lvl w:ilvl="8" w:tplc="0409001B" w:tentative="1">
-      <w:start w:val="1"/>
-      <w:numFmt w:val="lowerRoman"/>
-      <w:lvlText w:val="%9."/>
-      <w:lvlJc w:val="right"/>
-      <w:pPr>
-        <w:ind w:left="3960" w:hanging="440"/>
-      </w:pPr>
-    </w:lvl>
-  </w:abstractNum>
-  <w:abstractNum w:abstractNumId="29" w15:restartNumberingAfterBreak="0">
-    <w:nsid w:val="40164217"/>
-    <w:multiLevelType w:val="hybridMultilevel"/>
-    <w:tmpl w:val="AFB2BB8A"/>
-    <w:lvl w:ilvl="0" w:tplc="E876B454">
-      <w:start w:val="1"/>
-      <w:numFmt w:val="decimal"/>
-      <w:lvlText w:val="%1."/>
-      <w:lvlJc w:val="left"/>
-      <w:pPr>
-        <w:ind w:left="360" w:hanging="360"/>
-      </w:pPr>
-      <w:rPr>
-        <w:rFonts w:hint="default"/>
-      </w:rPr>
-    </w:lvl>
-    <w:lvl w:ilvl="1" w:tplc="04090019" w:tentative="1">
-      <w:start w:val="1"/>
-      <w:numFmt w:val="lowerLetter"/>
-      <w:lvlText w:val="%2)"/>
-      <w:lvlJc w:val="left"/>
-      <w:pPr>
-        <w:ind w:left="880" w:hanging="440"/>
-      </w:pPr>
-    </w:lvl>
-    <w:lvl w:ilvl="2" w:tplc="0409001B" w:tentative="1">
-      <w:start w:val="1"/>
-      <w:numFmt w:val="lowerRoman"/>
-      <w:lvlText w:val="%3."/>
-      <w:lvlJc w:val="right"/>
-      <w:pPr>
-        <w:ind w:left="1320" w:hanging="440"/>
-      </w:pPr>
-    </w:lvl>
-    <w:lvl w:ilvl="3" w:tplc="0409000F" w:tentative="1">
-      <w:start w:val="1"/>
-      <w:numFmt w:val="decimal"/>
-      <w:lvlText w:val="%4."/>
-      <w:lvlJc w:val="left"/>
-      <w:pPr>
-        <w:ind w:left="1760" w:hanging="440"/>
-      </w:pPr>
-    </w:lvl>
-    <w:lvl w:ilvl="4" w:tplc="04090019" w:tentative="1">
-      <w:start w:val="1"/>
-      <w:numFmt w:val="lowerLetter"/>
-      <w:lvlText w:val="%5)"/>
-      <w:lvlJc w:val="left"/>
-      <w:pPr>
-        <w:ind w:left="2200" w:hanging="440"/>
-      </w:pPr>
-    </w:lvl>
-    <w:lvl w:ilvl="5" w:tplc="0409001B" w:tentative="1">
-      <w:start w:val="1"/>
-      <w:numFmt w:val="lowerRoman"/>
-      <w:lvlText w:val="%6."/>
-      <w:lvlJc w:val="right"/>
-      <w:pPr>
-        <w:ind w:left="2640" w:hanging="440"/>
-      </w:pPr>
-    </w:lvl>
-    <w:lvl w:ilvl="6" w:tplc="0409000F" w:tentative="1">
-      <w:start w:val="1"/>
-      <w:numFmt w:val="decimal"/>
-      <w:lvlText w:val="%7."/>
-      <w:lvlJc w:val="left"/>
-      <w:pPr>
-        <w:ind w:left="3080" w:hanging="440"/>
-      </w:pPr>
-    </w:lvl>
-    <w:lvl w:ilvl="7" w:tplc="04090019" w:tentative="1">
-      <w:start w:val="1"/>
-      <w:numFmt w:val="lowerLetter"/>
-      <w:lvlText w:val="%8)"/>
-      <w:lvlJc w:val="left"/>
-      <w:pPr>
-        <w:ind w:left="3520" w:hanging="440"/>
-      </w:pPr>
-    </w:lvl>
-    <w:lvl w:ilvl="8" w:tplc="0409001B" w:tentative="1">
-      <w:start w:val="1"/>
-      <w:numFmt w:val="lowerRoman"/>
-      <w:lvlText w:val="%9."/>
-      <w:lvlJc w:val="right"/>
-      <w:pPr>
-        <w:ind w:left="3960" w:hanging="440"/>
-      </w:pPr>
-    </w:lvl>
-  </w:abstractNum>
-  <w:abstractNum w:abstractNumId="30" w15:restartNumberingAfterBreak="0">
-    <w:nsid w:val="40780567"/>
-    <w:multiLevelType w:val="hybridMultilevel"/>
-    <w:tmpl w:val="A3C89C0C"/>
-    <w:lvl w:ilvl="0" w:tplc="91AA90BA">
-      <w:start w:val="1"/>
-      <w:numFmt w:val="decimal"/>
-      <w:lvlText w:val="%1."/>
-      <w:lvlJc w:val="left"/>
-      <w:pPr>
-        <w:ind w:left="360" w:hanging="360"/>
-      </w:pPr>
-      <w:rPr>
-        <w:rFonts w:hint="default"/>
-      </w:rPr>
-    </w:lvl>
-    <w:lvl w:ilvl="1" w:tplc="04090019" w:tentative="1">
-      <w:start w:val="1"/>
-      <w:numFmt w:val="lowerLetter"/>
-      <w:lvlText w:val="%2)"/>
-      <w:lvlJc w:val="left"/>
-      <w:pPr>
-        <w:ind w:left="880" w:hanging="440"/>
-      </w:pPr>
-    </w:lvl>
-    <w:lvl w:ilvl="2" w:tplc="0409001B" w:tentative="1">
-      <w:start w:val="1"/>
-      <w:numFmt w:val="lowerRoman"/>
-      <w:lvlText w:val="%3."/>
-      <w:lvlJc w:val="right"/>
-      <w:pPr>
-        <w:ind w:left="1320" w:hanging="440"/>
-      </w:pPr>
-    </w:lvl>
-    <w:lvl w:ilvl="3" w:tplc="0409000F" w:tentative="1">
-      <w:start w:val="1"/>
-      <w:numFmt w:val="decimal"/>
-      <w:lvlText w:val="%4."/>
-      <w:lvlJc w:val="left"/>
-      <w:pPr>
-        <w:ind w:left="1760" w:hanging="440"/>
-      </w:pPr>
-    </w:lvl>
-    <w:lvl w:ilvl="4" w:tplc="04090019" w:tentative="1">
-      <w:start w:val="1"/>
-      <w:numFmt w:val="lowerLetter"/>
-      <w:lvlText w:val="%5)"/>
-      <w:lvlJc w:val="left"/>
-      <w:pPr>
-        <w:ind w:left="2200" w:hanging="440"/>
-      </w:pPr>
-    </w:lvl>
-    <w:lvl w:ilvl="5" w:tplc="0409001B" w:tentative="1">
-      <w:start w:val="1"/>
-      <w:numFmt w:val="lowerRoman"/>
-      <w:lvlText w:val="%6."/>
-      <w:lvlJc w:val="right"/>
-      <w:pPr>
-        <w:ind w:left="2640" w:hanging="440"/>
-      </w:pPr>
-    </w:lvl>
-    <w:lvl w:ilvl="6" w:tplc="0409000F" w:tentative="1">
-      <w:start w:val="1"/>
-      <w:numFmt w:val="decimal"/>
-      <w:lvlText w:val="%7."/>
-      <w:lvlJc w:val="left"/>
-      <w:pPr>
-        <w:ind w:left="3080" w:hanging="440"/>
-      </w:pPr>
-    </w:lvl>
-    <w:lvl w:ilvl="7" w:tplc="04090019" w:tentative="1">
-      <w:start w:val="1"/>
-      <w:numFmt w:val="lowerLetter"/>
-      <w:lvlText w:val="%8)"/>
-      <w:lvlJc w:val="left"/>
-      <w:pPr>
-        <w:ind w:left="3520" w:hanging="440"/>
-      </w:pPr>
-    </w:lvl>
-    <w:lvl w:ilvl="8" w:tplc="0409001B" w:tentative="1">
-      <w:start w:val="1"/>
-      <w:numFmt w:val="lowerRoman"/>
-      <w:lvlText w:val="%9."/>
-      <w:lvlJc w:val="right"/>
-      <w:pPr>
-        <w:ind w:left="3960" w:hanging="440"/>
-      </w:pPr>
-    </w:lvl>
-  </w:abstractNum>
-  <w:abstractNum w:abstractNumId="31" w15:restartNumberingAfterBreak="0">
-    <w:nsid w:val="41F76F02"/>
-    <w:multiLevelType w:val="hybridMultilevel"/>
-    <w:tmpl w:val="2B92EA7E"/>
-    <w:lvl w:ilvl="0" w:tplc="FFFFFFFF">
-      <w:start w:val="1"/>
-      <w:numFmt w:val="bullet"/>
-      <w:lvlText w:val=""/>
-      <w:lvlJc w:val="left"/>
-      <w:pPr>
-        <w:ind w:left="440" w:hanging="440"/>
-      </w:pPr>
-      <w:rPr>
-        <w:rFonts w:ascii="Wingdings" w:hAnsi="Wingdings" w:hint="default"/>
-      </w:rPr>
-    </w:lvl>
-    <w:lvl w:ilvl="1" w:tplc="04090003">
-      <w:start w:val="1"/>
-      <w:numFmt w:val="bullet"/>
-      <w:lvlText w:val=""/>
-      <w:lvlJc w:val="left"/>
-      <w:pPr>
-        <w:ind w:left="880" w:hanging="440"/>
-      </w:pPr>
-      <w:rPr>
-        <w:rFonts w:ascii="Wingdings" w:hAnsi="Wingdings" w:hint="default"/>
-      </w:rPr>
-    </w:lvl>
-    <w:lvl w:ilvl="2" w:tplc="FFFFFFFF">
-      <w:start w:val="1"/>
-      <w:numFmt w:val="lowerRoman"/>
-      <w:lvlText w:val="%3."/>
-      <w:lvlJc w:val="right"/>
-      <w:pPr>
-        <w:ind w:left="1320" w:hanging="440"/>
-      </w:pPr>
-    </w:lvl>
-    <w:lvl w:ilvl="3" w:tplc="FFFFFFFF" w:tentative="1">
-      <w:start w:val="1"/>
-      <w:numFmt w:val="decimal"/>
-      <w:lvlText w:val="%4."/>
-      <w:lvlJc w:val="left"/>
-      <w:pPr>
-        <w:ind w:left="1760" w:hanging="440"/>
-      </w:pPr>
-    </w:lvl>
-    <w:lvl w:ilvl="4" w:tplc="FFFFFFFF" w:tentative="1">
-      <w:start w:val="1"/>
-      <w:numFmt w:val="lowerLetter"/>
-      <w:lvlText w:val="%5)"/>
-      <w:lvlJc w:val="left"/>
-      <w:pPr>
-        <w:ind w:left="2200" w:hanging="440"/>
-      </w:pPr>
-    </w:lvl>
-    <w:lvl w:ilvl="5" w:tplc="FFFFFFFF" w:tentative="1">
-      <w:start w:val="1"/>
-      <w:numFmt w:val="lowerRoman"/>
-      <w:lvlText w:val="%6."/>
-      <w:lvlJc w:val="right"/>
-      <w:pPr>
-        <w:ind w:left="2640" w:hanging="440"/>
-      </w:pPr>
-    </w:lvl>
-    <w:lvl w:ilvl="6" w:tplc="FFFFFFFF" w:tentative="1">
-      <w:start w:val="1"/>
-      <w:numFmt w:val="decimal"/>
-      <w:lvlText w:val="%7."/>
-      <w:lvlJc w:val="left"/>
-      <w:pPr>
-        <w:ind w:left="3080" w:hanging="440"/>
-      </w:pPr>
-    </w:lvl>
-    <w:lvl w:ilvl="7" w:tplc="FFFFFFFF" w:tentative="1">
-      <w:start w:val="1"/>
-      <w:numFmt w:val="lowerLetter"/>
-      <w:lvlText w:val="%8)"/>
-      <w:lvlJc w:val="left"/>
-      <w:pPr>
-        <w:ind w:left="3520" w:hanging="440"/>
-      </w:pPr>
-    </w:lvl>
-    <w:lvl w:ilvl="8" w:tplc="FFFFFFFF" w:tentative="1">
-      <w:start w:val="1"/>
-      <w:numFmt w:val="lowerRoman"/>
-      <w:lvlText w:val="%9."/>
-      <w:lvlJc w:val="right"/>
-      <w:pPr>
-        <w:ind w:left="3960" w:hanging="440"/>
-      </w:pPr>
-    </w:lvl>
-  </w:abstractNum>
-  <w:abstractNum w:abstractNumId="32" w15:restartNumberingAfterBreak="0">
-    <w:nsid w:val="428519FB"/>
-    <w:multiLevelType w:val="multilevel"/>
-    <w:tmpl w:val="C6703694"/>
-    <w:lvl w:ilvl="0">
-      <w:start w:val="1"/>
-      <w:numFmt w:val="bullet"/>
-      <w:lvlText w:val=""/>
-      <w:lvlJc w:val="left"/>
-      <w:pPr>
-        <w:tabs>
-          <w:tab w:val="num" w:pos="720"/>
-        </w:tabs>
-        <w:ind w:left="720" w:hanging="360"/>
-      </w:pPr>
-      <w:rPr>
-        <w:rFonts w:ascii="Symbol" w:hAnsi="Symbol" w:hint="default"/>
-        <w:sz w:val="20"/>
-      </w:rPr>
-    </w:lvl>
-    <w:lvl w:ilvl="1" w:tentative="1">
-      <w:start w:val="1"/>
-      <w:numFmt w:val="bullet"/>
-      <w:lvlText w:val="o"/>
-      <w:lvlJc w:val="left"/>
-      <w:pPr>
-        <w:tabs>
-          <w:tab w:val="num" w:pos="1440"/>
-        </w:tabs>
-        <w:ind w:left="1440" w:hanging="360"/>
-      </w:pPr>
-      <w:rPr>
-        <w:rFonts w:ascii="Courier New" w:hAnsi="Courier New" w:hint="default"/>
-        <w:sz w:val="20"/>
-      </w:rPr>
-    </w:lvl>
-    <w:lvl w:ilvl="2" w:tentative="1">
-      <w:start w:val="1"/>
-      <w:numFmt w:val="bullet"/>
-      <w:lvlText w:val=""/>
-      <w:lvlJc w:val="left"/>
-      <w:pPr>
-        <w:tabs>
-          <w:tab w:val="num" w:pos="2160"/>
-        </w:tabs>
-        <w:ind w:left="2160" w:hanging="360"/>
-      </w:pPr>
-      <w:rPr>
-        <w:rFonts w:ascii="Wingdings" w:hAnsi="Wingdings" w:hint="default"/>
-        <w:sz w:val="20"/>
-      </w:rPr>
-    </w:lvl>
-    <w:lvl w:ilvl="3" w:tentative="1">
-      <w:start w:val="1"/>
-      <w:numFmt w:val="bullet"/>
-      <w:lvlText w:val=""/>
-      <w:lvlJc w:val="left"/>
-      <w:pPr>
-        <w:tabs>
-          <w:tab w:val="num" w:pos="2880"/>
-        </w:tabs>
-        <w:ind w:left="2880" w:hanging="360"/>
-      </w:pPr>
-      <w:rPr>
-        <w:rFonts w:ascii="Wingdings" w:hAnsi="Wingdings" w:hint="default"/>
-        <w:sz w:val="20"/>
-      </w:rPr>
-    </w:lvl>
-    <w:lvl w:ilvl="4" w:tentative="1">
-      <w:start w:val="1"/>
-      <w:numFmt w:val="bullet"/>
-      <w:lvlText w:val=""/>
-      <w:lvlJc w:val="left"/>
-      <w:pPr>
-        <w:tabs>
-          <w:tab w:val="num" w:pos="3600"/>
-        </w:tabs>
-        <w:ind w:left="3600" w:hanging="360"/>
-      </w:pPr>
-      <w:rPr>
-        <w:rFonts w:ascii="Wingdings" w:hAnsi="Wingdings" w:hint="default"/>
-        <w:sz w:val="20"/>
-      </w:rPr>
-    </w:lvl>
-    <w:lvl w:ilvl="5" w:tentative="1">
-      <w:start w:val="1"/>
-      <w:numFmt w:val="bullet"/>
-      <w:lvlText w:val=""/>
-      <w:lvlJc w:val="left"/>
-      <w:pPr>
-        <w:tabs>
-          <w:tab w:val="num" w:pos="4320"/>
-        </w:tabs>
-        <w:ind w:left="4320" w:hanging="360"/>
-      </w:pPr>
-      <w:rPr>
-        <w:rFonts w:ascii="Wingdings" w:hAnsi="Wingdings" w:hint="default"/>
-        <w:sz w:val="20"/>
-      </w:rPr>
-    </w:lvl>
-    <w:lvl w:ilvl="6" w:tentative="1">
-      <w:start w:val="1"/>
-      <w:numFmt w:val="bullet"/>
-      <w:lvlText w:val=""/>
-      <w:lvlJc w:val="left"/>
-      <w:pPr>
-        <w:tabs>
-          <w:tab w:val="num" w:pos="5040"/>
-        </w:tabs>
-        <w:ind w:left="5040" w:hanging="360"/>
-      </w:pPr>
-      <w:rPr>
-        <w:rFonts w:ascii="Wingdings" w:hAnsi="Wingdings" w:hint="default"/>
-        <w:sz w:val="20"/>
-      </w:rPr>
-    </w:lvl>
-    <w:lvl w:ilvl="7" w:tentative="1">
-      <w:start w:val="1"/>
-      <w:numFmt w:val="bullet"/>
-      <w:lvlText w:val=""/>
-      <w:lvlJc w:val="left"/>
-      <w:pPr>
-        <w:tabs>
-          <w:tab w:val="num" w:pos="5760"/>
-        </w:tabs>
-        <w:ind w:left="5760" w:hanging="360"/>
-      </w:pPr>
-      <w:rPr>
-        <w:rFonts w:ascii="Wingdings" w:hAnsi="Wingdings" w:hint="default"/>
-        <w:sz w:val="20"/>
-      </w:rPr>
-    </w:lvl>
-    <w:lvl w:ilvl="8" w:tentative="1">
-      <w:start w:val="1"/>
-      <w:numFmt w:val="bullet"/>
-      <w:lvlText w:val=""/>
-      <w:lvlJc w:val="left"/>
-      <w:pPr>
-        <w:tabs>
-          <w:tab w:val="num" w:pos="6480"/>
-        </w:tabs>
-        <w:ind w:left="6480" w:hanging="360"/>
-      </w:pPr>
-      <w:rPr>
-        <w:rFonts w:ascii="Wingdings" w:hAnsi="Wingdings" w:hint="default"/>
-        <w:sz w:val="20"/>
-      </w:rPr>
-    </w:lvl>
-  </w:abstractNum>
-  <w:abstractNum w:abstractNumId="33" w15:restartNumberingAfterBreak="0">
-    <w:nsid w:val="45D006C8"/>
-    <w:multiLevelType w:val="hybridMultilevel"/>
-    <w:tmpl w:val="D3A85046"/>
-    <w:lvl w:ilvl="0" w:tplc="0409000F">
-      <w:start w:val="1"/>
-      <w:numFmt w:val="decimal"/>
-      <w:lvlText w:val="%1."/>
-      <w:lvlJc w:val="left"/>
-      <w:pPr>
-        <w:ind w:left="360" w:hanging="360"/>
-      </w:pPr>
-    </w:lvl>
-    <w:lvl w:ilvl="1" w:tplc="04090019" w:tentative="1">
-      <w:start w:val="1"/>
-      <w:numFmt w:val="lowerLetter"/>
-      <w:lvlText w:val="%2."/>
-      <w:lvlJc w:val="left"/>
-      <w:pPr>
-        <w:ind w:left="1080" w:hanging="360"/>
-      </w:pPr>
-    </w:lvl>
-    <w:lvl w:ilvl="2" w:tplc="0409001B" w:tentative="1">
-      <w:start w:val="1"/>
-      <w:numFmt w:val="lowerRoman"/>
-      <w:lvlText w:val="%3."/>
-      <w:lvlJc w:val="right"/>
-      <w:pPr>
-        <w:ind w:left="1800" w:hanging="180"/>
-      </w:pPr>
-    </w:lvl>
-    <w:lvl w:ilvl="3" w:tplc="0409000F" w:tentative="1">
-      <w:start w:val="1"/>
-      <w:numFmt w:val="decimal"/>
-      <w:lvlText w:val="%4."/>
-      <w:lvlJc w:val="left"/>
-      <w:pPr>
-        <w:ind w:left="2520" w:hanging="360"/>
-      </w:pPr>
-    </w:lvl>
-    <w:lvl w:ilvl="4" w:tplc="04090019" w:tentative="1">
-      <w:start w:val="1"/>
-      <w:numFmt w:val="lowerLetter"/>
-      <w:lvlText w:val="%5."/>
-      <w:lvlJc w:val="left"/>
-      <w:pPr>
-        <w:ind w:left="3240" w:hanging="360"/>
-      </w:pPr>
-    </w:lvl>
-    <w:lvl w:ilvl="5" w:tplc="0409001B" w:tentative="1">
-      <w:start w:val="1"/>
-      <w:numFmt w:val="lowerRoman"/>
-      <w:lvlText w:val="%6."/>
-      <w:lvlJc w:val="right"/>
-      <w:pPr>
-        <w:ind w:left="3960" w:hanging="180"/>
-      </w:pPr>
-    </w:lvl>
-    <w:lvl w:ilvl="6" w:tplc="0409000F" w:tentative="1">
-      <w:start w:val="1"/>
-      <w:numFmt w:val="decimal"/>
-      <w:lvlText w:val="%7."/>
-      <w:lvlJc w:val="left"/>
-      <w:pPr>
-        <w:ind w:left="4680" w:hanging="360"/>
-      </w:pPr>
-    </w:lvl>
-    <w:lvl w:ilvl="7" w:tplc="04090019" w:tentative="1">
-      <w:start w:val="1"/>
-      <w:numFmt w:val="lowerLetter"/>
-      <w:lvlText w:val="%8."/>
-      <w:lvlJc w:val="left"/>
-      <w:pPr>
-        <w:ind w:left="5400" w:hanging="360"/>
-      </w:pPr>
-    </w:lvl>
-    <w:lvl w:ilvl="8" w:tplc="0409001B" w:tentative="1">
-      <w:start w:val="1"/>
-      <w:numFmt w:val="lowerRoman"/>
-      <w:lvlText w:val="%9."/>
-      <w:lvlJc w:val="right"/>
-      <w:pPr>
-        <w:ind w:left="6120" w:hanging="180"/>
-      </w:pPr>
-    </w:lvl>
-  </w:abstractNum>
-  <w:abstractNum w:abstractNumId="34" w15:restartNumberingAfterBreak="0">
-    <w:nsid w:val="46097779"/>
-    <w:multiLevelType w:val="hybridMultilevel"/>
-    <w:tmpl w:val="08A86FAA"/>
-    <w:lvl w:ilvl="0" w:tplc="116A6B26">
-      <w:start w:val="1"/>
-      <w:numFmt w:val="decimal"/>
-      <w:lvlText w:val="%1."/>
-      <w:lvlJc w:val="left"/>
-      <w:pPr>
-        <w:ind w:left="360" w:hanging="360"/>
-      </w:pPr>
-      <w:rPr>
-        <w:rFonts w:hint="default"/>
-      </w:rPr>
-    </w:lvl>
-    <w:lvl w:ilvl="1" w:tplc="04090019" w:tentative="1">
-      <w:start w:val="1"/>
-      <w:numFmt w:val="lowerLetter"/>
-      <w:lvlText w:val="%2)"/>
-      <w:lvlJc w:val="left"/>
-      <w:pPr>
-        <w:ind w:left="880" w:hanging="440"/>
-      </w:pPr>
-    </w:lvl>
-    <w:lvl w:ilvl="2" w:tplc="0409001B" w:tentative="1">
-      <w:start w:val="1"/>
-      <w:numFmt w:val="lowerRoman"/>
-      <w:lvlText w:val="%3."/>
-      <w:lvlJc w:val="right"/>
-      <w:pPr>
-        <w:ind w:left="1320" w:hanging="440"/>
-      </w:pPr>
-    </w:lvl>
-    <w:lvl w:ilvl="3" w:tplc="0409000F" w:tentative="1">
-      <w:start w:val="1"/>
-      <w:numFmt w:val="decimal"/>
-      <w:lvlText w:val="%4."/>
-      <w:lvlJc w:val="left"/>
-      <w:pPr>
-        <w:ind w:left="1760" w:hanging="440"/>
-      </w:pPr>
-    </w:lvl>
-    <w:lvl w:ilvl="4" w:tplc="04090019" w:tentative="1">
-      <w:start w:val="1"/>
-      <w:numFmt w:val="lowerLetter"/>
-      <w:lvlText w:val="%5)"/>
-      <w:lvlJc w:val="left"/>
-      <w:pPr>
-        <w:ind w:left="2200" w:hanging="440"/>
-      </w:pPr>
-    </w:lvl>
-    <w:lvl w:ilvl="5" w:tplc="0409001B" w:tentative="1">
-      <w:start w:val="1"/>
-      <w:numFmt w:val="lowerRoman"/>
-      <w:lvlText w:val="%6."/>
-      <w:lvlJc w:val="right"/>
-      <w:pPr>
-        <w:ind w:left="2640" w:hanging="440"/>
-      </w:pPr>
-    </w:lvl>
-    <w:lvl w:ilvl="6" w:tplc="0409000F" w:tentative="1">
-      <w:start w:val="1"/>
-      <w:numFmt w:val="decimal"/>
-      <w:lvlText w:val="%7."/>
-      <w:lvlJc w:val="left"/>
-      <w:pPr>
-        <w:ind w:left="3080" w:hanging="440"/>
-      </w:pPr>
-    </w:lvl>
-    <w:lvl w:ilvl="7" w:tplc="04090019" w:tentative="1">
-      <w:start w:val="1"/>
-      <w:numFmt w:val="lowerLetter"/>
-      <w:lvlText w:val="%8)"/>
-      <w:lvlJc w:val="left"/>
-      <w:pPr>
-        <w:ind w:left="3520" w:hanging="440"/>
-      </w:pPr>
-    </w:lvl>
-    <w:lvl w:ilvl="8" w:tplc="0409001B" w:tentative="1">
-      <w:start w:val="1"/>
-      <w:numFmt w:val="lowerRoman"/>
-      <w:lvlText w:val="%9."/>
-      <w:lvlJc w:val="right"/>
-      <w:pPr>
-        <w:ind w:left="3960" w:hanging="440"/>
-      </w:pPr>
-    </w:lvl>
-  </w:abstractNum>
-  <w:abstractNum w:abstractNumId="35" w15:restartNumberingAfterBreak="0">
-    <w:nsid w:val="47E306E6"/>
-    <w:multiLevelType w:val="hybridMultilevel"/>
-    <w:tmpl w:val="51C0B932"/>
-    <w:lvl w:ilvl="0" w:tplc="81DAEDBE">
-      <w:start w:val="1"/>
-      <w:numFmt w:val="decimal"/>
-      <w:lvlText w:val="%1."/>
-      <w:lvlJc w:val="left"/>
-      <w:pPr>
-        <w:ind w:left="360" w:hanging="360"/>
-      </w:pPr>
-      <w:rPr>
-        <w:rFonts w:hint="default"/>
-      </w:rPr>
-    </w:lvl>
-    <w:lvl w:ilvl="1" w:tplc="04090019" w:tentative="1">
-      <w:start w:val="1"/>
-      <w:numFmt w:val="lowerLetter"/>
-      <w:lvlText w:val="%2)"/>
-      <w:lvlJc w:val="left"/>
-      <w:pPr>
-        <w:ind w:left="880" w:hanging="440"/>
-      </w:pPr>
-    </w:lvl>
-    <w:lvl w:ilvl="2" w:tplc="0409001B" w:tentative="1">
-      <w:start w:val="1"/>
-      <w:numFmt w:val="lowerRoman"/>
-      <w:lvlText w:val="%3."/>
-      <w:lvlJc w:val="right"/>
-      <w:pPr>
-        <w:ind w:left="1320" w:hanging="440"/>
-      </w:pPr>
-    </w:lvl>
-    <w:lvl w:ilvl="3" w:tplc="0409000F" w:tentative="1">
-      <w:start w:val="1"/>
-      <w:numFmt w:val="decimal"/>
-      <w:lvlText w:val="%4."/>
-      <w:lvlJc w:val="left"/>
-      <w:pPr>
-        <w:ind w:left="1760" w:hanging="440"/>
-      </w:pPr>
-    </w:lvl>
-    <w:lvl w:ilvl="4" w:tplc="04090019" w:tentative="1">
-      <w:start w:val="1"/>
-      <w:numFmt w:val="lowerLetter"/>
-      <w:lvlText w:val="%5)"/>
-      <w:lvlJc w:val="left"/>
-      <w:pPr>
-        <w:ind w:left="2200" w:hanging="440"/>
-      </w:pPr>
-    </w:lvl>
-    <w:lvl w:ilvl="5" w:tplc="0409001B" w:tentative="1">
-      <w:start w:val="1"/>
-      <w:numFmt w:val="lowerRoman"/>
-      <w:lvlText w:val="%6."/>
-      <w:lvlJc w:val="right"/>
-      <w:pPr>
-        <w:ind w:left="2640" w:hanging="440"/>
-      </w:pPr>
-    </w:lvl>
-    <w:lvl w:ilvl="6" w:tplc="0409000F" w:tentative="1">
-      <w:start w:val="1"/>
-      <w:numFmt w:val="decimal"/>
-      <w:lvlText w:val="%7."/>
-      <w:lvlJc w:val="left"/>
-      <w:pPr>
-        <w:ind w:left="3080" w:hanging="440"/>
-      </w:pPr>
-    </w:lvl>
-    <w:lvl w:ilvl="7" w:tplc="04090019" w:tentative="1">
-      <w:start w:val="1"/>
-      <w:numFmt w:val="lowerLetter"/>
-      <w:lvlText w:val="%8)"/>
-      <w:lvlJc w:val="left"/>
-      <w:pPr>
-        <w:ind w:left="3520" w:hanging="440"/>
-      </w:pPr>
-    </w:lvl>
-    <w:lvl w:ilvl="8" w:tplc="0409001B" w:tentative="1">
-      <w:start w:val="1"/>
-      <w:numFmt w:val="lowerRoman"/>
-      <w:lvlText w:val="%9."/>
-      <w:lvlJc w:val="right"/>
-      <w:pPr>
-        <w:ind w:left="3960" w:hanging="440"/>
-      </w:pPr>
-    </w:lvl>
-  </w:abstractNum>
-  <w:abstractNum w:abstractNumId="36" w15:restartNumberingAfterBreak="0">
-    <w:nsid w:val="492C6DAD"/>
-    <w:multiLevelType w:val="hybridMultilevel"/>
-    <w:tmpl w:val="6EEA7882"/>
-    <w:lvl w:ilvl="0" w:tplc="0409000F">
-      <w:start w:val="1"/>
-      <w:numFmt w:val="decimal"/>
-      <w:lvlText w:val="%1."/>
-      <w:lvlJc w:val="left"/>
-      <w:pPr>
-        <w:ind w:left="360" w:hanging="360"/>
-      </w:pPr>
-      <w:rPr>
-        <w:rFonts w:hint="default"/>
-      </w:rPr>
-    </w:lvl>
-    <w:lvl w:ilvl="1" w:tplc="04090019" w:tentative="1">
-      <w:start w:val="1"/>
-      <w:numFmt w:val="lowerLetter"/>
-      <w:lvlText w:val="%2."/>
-      <w:lvlJc w:val="left"/>
-      <w:pPr>
-        <w:ind w:left="1080" w:hanging="360"/>
-      </w:pPr>
-    </w:lvl>
-    <w:lvl w:ilvl="2" w:tplc="0409001B" w:tentative="1">
-      <w:start w:val="1"/>
-      <w:numFmt w:val="lowerRoman"/>
-      <w:lvlText w:val="%3."/>
-      <w:lvlJc w:val="right"/>
-      <w:pPr>
-        <w:ind w:left="1800" w:hanging="180"/>
-      </w:pPr>
-    </w:lvl>
-    <w:lvl w:ilvl="3" w:tplc="0409000F" w:tentative="1">
-      <w:start w:val="1"/>
-      <w:numFmt w:val="decimal"/>
-      <w:lvlText w:val="%4."/>
-      <w:lvlJc w:val="left"/>
-      <w:pPr>
-        <w:ind w:left="2520" w:hanging="360"/>
-      </w:pPr>
-    </w:lvl>
-    <w:lvl w:ilvl="4" w:tplc="04090019" w:tentative="1">
-      <w:start w:val="1"/>
-      <w:numFmt w:val="lowerLetter"/>
-      <w:lvlText w:val="%5."/>
-      <w:lvlJc w:val="left"/>
-      <w:pPr>
-        <w:ind w:left="3240" w:hanging="360"/>
-      </w:pPr>
-    </w:lvl>
-    <w:lvl w:ilvl="5" w:tplc="0409001B" w:tentative="1">
-      <w:start w:val="1"/>
-      <w:numFmt w:val="lowerRoman"/>
-      <w:lvlText w:val="%6."/>
-      <w:lvlJc w:val="right"/>
-      <w:pPr>
-        <w:ind w:left="3960" w:hanging="180"/>
-      </w:pPr>
-    </w:lvl>
-    <w:lvl w:ilvl="6" w:tplc="0409000F" w:tentative="1">
-      <w:start w:val="1"/>
-      <w:numFmt w:val="decimal"/>
-      <w:lvlText w:val="%7."/>
-      <w:lvlJc w:val="left"/>
-      <w:pPr>
-        <w:ind w:left="4680" w:hanging="360"/>
-      </w:pPr>
-    </w:lvl>
-    <w:lvl w:ilvl="7" w:tplc="04090019" w:tentative="1">
-      <w:start w:val="1"/>
-      <w:numFmt w:val="lowerLetter"/>
-      <w:lvlText w:val="%8."/>
-      <w:lvlJc w:val="left"/>
-      <w:pPr>
-        <w:ind w:left="5400" w:hanging="360"/>
-      </w:pPr>
-    </w:lvl>
-    <w:lvl w:ilvl="8" w:tplc="0409001B" w:tentative="1">
-      <w:start w:val="1"/>
-      <w:numFmt w:val="lowerRoman"/>
-      <w:lvlText w:val="%9."/>
-      <w:lvlJc w:val="right"/>
-      <w:pPr>
-        <w:ind w:left="6120" w:hanging="180"/>
-      </w:pPr>
-    </w:lvl>
-  </w:abstractNum>
-  <w:abstractNum w:abstractNumId="37" w15:restartNumberingAfterBreak="0">
-    <w:nsid w:val="4C226EF5"/>
-    <w:multiLevelType w:val="hybridMultilevel"/>
-    <w:tmpl w:val="DE40B6E8"/>
-    <w:lvl w:ilvl="0" w:tplc="83A86A48">
-      <w:start w:val="1"/>
-      <w:numFmt w:val="decimal"/>
-      <w:lvlText w:val="%1."/>
-      <w:lvlJc w:val="left"/>
-      <w:pPr>
-        <w:ind w:left="360" w:hanging="360"/>
-      </w:pPr>
-      <w:rPr>
-        <w:rFonts w:hint="default"/>
-      </w:rPr>
-    </w:lvl>
-    <w:lvl w:ilvl="1" w:tplc="04090019" w:tentative="1">
-      <w:start w:val="1"/>
-      <w:numFmt w:val="lowerLetter"/>
-      <w:lvlText w:val="%2)"/>
-      <w:lvlJc w:val="left"/>
-      <w:pPr>
-        <w:ind w:left="880" w:hanging="440"/>
-      </w:pPr>
-    </w:lvl>
-    <w:lvl w:ilvl="2" w:tplc="0409001B" w:tentative="1">
-      <w:start w:val="1"/>
-      <w:numFmt w:val="lowerRoman"/>
-      <w:lvlText w:val="%3."/>
-      <w:lvlJc w:val="right"/>
-      <w:pPr>
-        <w:ind w:left="1320" w:hanging="440"/>
-      </w:pPr>
-    </w:lvl>
-    <w:lvl w:ilvl="3" w:tplc="0409000F" w:tentative="1">
-      <w:start w:val="1"/>
-      <w:numFmt w:val="decimal"/>
-      <w:lvlText w:val="%4."/>
-      <w:lvlJc w:val="left"/>
-      <w:pPr>
-        <w:ind w:left="1760" w:hanging="440"/>
-      </w:pPr>
-    </w:lvl>
-    <w:lvl w:ilvl="4" w:tplc="04090019" w:tentative="1">
-      <w:start w:val="1"/>
-      <w:numFmt w:val="lowerLetter"/>
-      <w:lvlText w:val="%5)"/>
-      <w:lvlJc w:val="left"/>
-      <w:pPr>
-        <w:ind w:left="2200" w:hanging="440"/>
-      </w:pPr>
-    </w:lvl>
-    <w:lvl w:ilvl="5" w:tplc="0409001B" w:tentative="1">
-      <w:start w:val="1"/>
-      <w:numFmt w:val="lowerRoman"/>
-      <w:lvlText w:val="%6."/>
-      <w:lvlJc w:val="right"/>
-      <w:pPr>
-        <w:ind w:left="2640" w:hanging="440"/>
-      </w:pPr>
-    </w:lvl>
-    <w:lvl w:ilvl="6" w:tplc="0409000F" w:tentative="1">
-      <w:start w:val="1"/>
-      <w:numFmt w:val="decimal"/>
-      <w:lvlText w:val="%7."/>
-      <w:lvlJc w:val="left"/>
-      <w:pPr>
-        <w:ind w:left="3080" w:hanging="440"/>
-      </w:pPr>
-    </w:lvl>
-    <w:lvl w:ilvl="7" w:tplc="04090019" w:tentative="1">
-      <w:start w:val="1"/>
-      <w:numFmt w:val="lowerLetter"/>
-      <w:lvlText w:val="%8)"/>
-      <w:lvlJc w:val="left"/>
-      <w:pPr>
-        <w:ind w:left="3520" w:hanging="440"/>
-      </w:pPr>
-    </w:lvl>
-    <w:lvl w:ilvl="8" w:tplc="0409001B" w:tentative="1">
-      <w:start w:val="1"/>
-      <w:numFmt w:val="lowerRoman"/>
-      <w:lvlText w:val="%9."/>
-      <w:lvlJc w:val="right"/>
-      <w:pPr>
-        <w:ind w:left="3960" w:hanging="440"/>
-      </w:pPr>
-    </w:lvl>
-  </w:abstractNum>
-  <w:abstractNum w:abstractNumId="38" w15:restartNumberingAfterBreak="0">
-    <w:nsid w:val="4D1A1371"/>
-    <w:multiLevelType w:val="hybridMultilevel"/>
-    <w:tmpl w:val="C3E60010"/>
-    <w:lvl w:ilvl="0" w:tplc="2D9E58C4">
-      <w:start w:val="1"/>
-      <w:numFmt w:val="decimal"/>
-      <w:lvlText w:val="%1."/>
-      <w:lvlJc w:val="left"/>
-      <w:pPr>
-        <w:ind w:left="360" w:hanging="360"/>
-      </w:pPr>
-      <w:rPr>
-        <w:rFonts w:hint="default"/>
-      </w:rPr>
-    </w:lvl>
-    <w:lvl w:ilvl="1" w:tplc="04090019" w:tentative="1">
-      <w:start w:val="1"/>
-      <w:numFmt w:val="lowerLetter"/>
-      <w:lvlText w:val="%2)"/>
-      <w:lvlJc w:val="left"/>
-      <w:pPr>
-        <w:ind w:left="880" w:hanging="440"/>
-      </w:pPr>
-    </w:lvl>
-    <w:lvl w:ilvl="2" w:tplc="0409001B" w:tentative="1">
-      <w:start w:val="1"/>
-      <w:numFmt w:val="lowerRoman"/>
-      <w:lvlText w:val="%3."/>
-      <w:lvlJc w:val="right"/>
-      <w:pPr>
-        <w:ind w:left="1320" w:hanging="440"/>
-      </w:pPr>
-    </w:lvl>
-    <w:lvl w:ilvl="3" w:tplc="0409000F" w:tentative="1">
-      <w:start w:val="1"/>
-      <w:numFmt w:val="decimal"/>
-      <w:lvlText w:val="%4."/>
-      <w:lvlJc w:val="left"/>
-      <w:pPr>
-        <w:ind w:left="1760" w:hanging="440"/>
-      </w:pPr>
-    </w:lvl>
-    <w:lvl w:ilvl="4" w:tplc="04090019" w:tentative="1">
-      <w:start w:val="1"/>
-      <w:numFmt w:val="lowerLetter"/>
-      <w:lvlText w:val="%5)"/>
-      <w:lvlJc w:val="left"/>
-      <w:pPr>
-        <w:ind w:left="2200" w:hanging="440"/>
-      </w:pPr>
-    </w:lvl>
-    <w:lvl w:ilvl="5" w:tplc="0409001B" w:tentative="1">
-      <w:start w:val="1"/>
-      <w:numFmt w:val="lowerRoman"/>
-      <w:lvlText w:val="%6."/>
-      <w:lvlJc w:val="right"/>
-      <w:pPr>
-        <w:ind w:left="2640" w:hanging="440"/>
-      </w:pPr>
-    </w:lvl>
-    <w:lvl w:ilvl="6" w:tplc="0409000F" w:tentative="1">
-      <w:start w:val="1"/>
-      <w:numFmt w:val="decimal"/>
-      <w:lvlText w:val="%7."/>
-      <w:lvlJc w:val="left"/>
-      <w:pPr>
-        <w:ind w:left="3080" w:hanging="440"/>
-      </w:pPr>
-    </w:lvl>
-    <w:lvl w:ilvl="7" w:tplc="04090019" w:tentative="1">
-      <w:start w:val="1"/>
-      <w:numFmt w:val="lowerLetter"/>
-      <w:lvlText w:val="%8)"/>
-      <w:lvlJc w:val="left"/>
-      <w:pPr>
-        <w:ind w:left="3520" w:hanging="440"/>
-      </w:pPr>
-    </w:lvl>
-    <w:lvl w:ilvl="8" w:tplc="0409001B" w:tentative="1">
-      <w:start w:val="1"/>
-      <w:numFmt w:val="lowerRoman"/>
-      <w:lvlText w:val="%9."/>
-      <w:lvlJc w:val="right"/>
-      <w:pPr>
-        <w:ind w:left="3960" w:hanging="440"/>
-      </w:pPr>
-    </w:lvl>
-  </w:abstractNum>
-  <w:abstractNum w:abstractNumId="39" w15:restartNumberingAfterBreak="0">
-    <w:nsid w:val="531B7F9E"/>
-    <w:multiLevelType w:val="hybridMultilevel"/>
-    <w:tmpl w:val="15408A18"/>
-    <w:lvl w:ilvl="0" w:tplc="0409000F">
-      <w:start w:val="1"/>
-      <w:numFmt w:val="decimal"/>
-      <w:lvlText w:val="%1."/>
-      <w:lvlJc w:val="left"/>
-      <w:pPr>
-        <w:ind w:left="360" w:hanging="360"/>
-      </w:pPr>
-      <w:rPr>
-        <w:rFonts w:hint="default"/>
-      </w:rPr>
-    </w:lvl>
-    <w:lvl w:ilvl="1" w:tplc="04090019" w:tentative="1">
-      <w:start w:val="1"/>
-      <w:numFmt w:val="lowerLetter"/>
-      <w:lvlText w:val="%2."/>
-      <w:lvlJc w:val="left"/>
-      <w:pPr>
-        <w:ind w:left="1080" w:hanging="360"/>
-      </w:pPr>
-    </w:lvl>
-    <w:lvl w:ilvl="2" w:tplc="0409001B" w:tentative="1">
-      <w:start w:val="1"/>
-      <w:numFmt w:val="lowerRoman"/>
-      <w:lvlText w:val="%3."/>
-      <w:lvlJc w:val="right"/>
-      <w:pPr>
-        <w:ind w:left="1800" w:hanging="180"/>
-      </w:pPr>
-    </w:lvl>
-    <w:lvl w:ilvl="3" w:tplc="0409000F" w:tentative="1">
-      <w:start w:val="1"/>
-      <w:numFmt w:val="decimal"/>
-      <w:lvlText w:val="%4."/>
-      <w:lvlJc w:val="left"/>
-      <w:pPr>
-        <w:ind w:left="2520" w:hanging="360"/>
-      </w:pPr>
-    </w:lvl>
-    <w:lvl w:ilvl="4" w:tplc="04090019" w:tentative="1">
-      <w:start w:val="1"/>
-      <w:numFmt w:val="lowerLetter"/>
-      <w:lvlText w:val="%5."/>
-      <w:lvlJc w:val="left"/>
-      <w:pPr>
-        <w:ind w:left="3240" w:hanging="360"/>
-      </w:pPr>
-    </w:lvl>
-    <w:lvl w:ilvl="5" w:tplc="0409001B" w:tentative="1">
-      <w:start w:val="1"/>
-      <w:numFmt w:val="lowerRoman"/>
-      <w:lvlText w:val="%6."/>
-      <w:lvlJc w:val="right"/>
-      <w:pPr>
-        <w:ind w:left="3960" w:hanging="180"/>
-      </w:pPr>
-    </w:lvl>
-    <w:lvl w:ilvl="6" w:tplc="0409000F" w:tentative="1">
-      <w:start w:val="1"/>
-      <w:numFmt w:val="decimal"/>
-      <w:lvlText w:val="%7."/>
-      <w:lvlJc w:val="left"/>
-      <w:pPr>
-        <w:ind w:left="4680" w:hanging="360"/>
-      </w:pPr>
-    </w:lvl>
-    <w:lvl w:ilvl="7" w:tplc="04090019" w:tentative="1">
-      <w:start w:val="1"/>
-      <w:numFmt w:val="lowerLetter"/>
-      <w:lvlText w:val="%8."/>
-      <w:lvlJc w:val="left"/>
-      <w:pPr>
-        <w:ind w:left="5400" w:hanging="360"/>
-      </w:pPr>
-    </w:lvl>
-    <w:lvl w:ilvl="8" w:tplc="0409001B" w:tentative="1">
-      <w:start w:val="1"/>
-      <w:numFmt w:val="lowerRoman"/>
-      <w:lvlText w:val="%9."/>
-      <w:lvlJc w:val="right"/>
-      <w:pPr>
-        <w:ind w:left="6120" w:hanging="180"/>
-      </w:pPr>
-    </w:lvl>
-  </w:abstractNum>
-  <w:abstractNum w:abstractNumId="40" w15:restartNumberingAfterBreak="0">
-    <w:nsid w:val="554860FA"/>
-    <w:multiLevelType w:val="hybridMultilevel"/>
-    <w:tmpl w:val="F962BA76"/>
-    <w:lvl w:ilvl="0" w:tplc="04090001">
-      <w:start w:val="1"/>
-      <w:numFmt w:val="bullet"/>
-      <w:lvlText w:val=""/>
-      <w:lvlJc w:val="left"/>
-      <w:pPr>
-        <w:ind w:left="440" w:hanging="440"/>
-      </w:pPr>
-      <w:rPr>
-        <w:rFonts w:ascii="Wingdings" w:hAnsi="Wingdings" w:hint="default"/>
-      </w:rPr>
-    </w:lvl>
-    <w:lvl w:ilvl="1" w:tplc="04090003">
-      <w:start w:val="1"/>
-      <w:numFmt w:val="bullet"/>
-      <w:lvlText w:val=""/>
-      <w:lvlJc w:val="left"/>
-      <w:pPr>
-        <w:ind w:left="880" w:hanging="440"/>
-      </w:pPr>
-      <w:rPr>
-        <w:rFonts w:ascii="Wingdings" w:hAnsi="Wingdings" w:hint="default"/>
-      </w:rPr>
-    </w:lvl>
-    <w:lvl w:ilvl="2" w:tplc="04090005" w:tentative="1">
-      <w:start w:val="1"/>
-      <w:numFmt w:val="bullet"/>
-      <w:lvlText w:val=""/>
-      <w:lvlJc w:val="left"/>
-      <w:pPr>
-        <w:ind w:left="1320" w:hanging="440"/>
-      </w:pPr>
-      <w:rPr>
-        <w:rFonts w:ascii="Wingdings" w:hAnsi="Wingdings" w:hint="default"/>
-      </w:rPr>
-    </w:lvl>
-    <w:lvl w:ilvl="3" w:tplc="04090001" w:tentative="1">
-      <w:start w:val="1"/>
-      <w:numFmt w:val="bullet"/>
-      <w:lvlText w:val=""/>
-      <w:lvlJc w:val="left"/>
-      <w:pPr>
-        <w:ind w:left="1760" w:hanging="440"/>
-      </w:pPr>
-      <w:rPr>
-        <w:rFonts w:ascii="Wingdings" w:hAnsi="Wingdings" w:hint="default"/>
-      </w:rPr>
-    </w:lvl>
-    <w:lvl w:ilvl="4" w:tplc="04090003" w:tentative="1">
-      <w:start w:val="1"/>
-      <w:numFmt w:val="bullet"/>
-      <w:lvlText w:val=""/>
-      <w:lvlJc w:val="left"/>
-      <w:pPr>
-        <w:ind w:left="2200" w:hanging="440"/>
-      </w:pPr>
-      <w:rPr>
-        <w:rFonts w:ascii="Wingdings" w:hAnsi="Wingdings" w:hint="default"/>
-      </w:rPr>
-    </w:lvl>
-    <w:lvl w:ilvl="5" w:tplc="04090005" w:tentative="1">
-      <w:start w:val="1"/>
-      <w:numFmt w:val="bullet"/>
-      <w:lvlText w:val=""/>
-      <w:lvlJc w:val="left"/>
-      <w:pPr>
-        <w:ind w:left="2640" w:hanging="440"/>
-      </w:pPr>
-      <w:rPr>
-        <w:rFonts w:ascii="Wingdings" w:hAnsi="Wingdings" w:hint="default"/>
-      </w:rPr>
-    </w:lvl>
-    <w:lvl w:ilvl="6" w:tplc="04090001" w:tentative="1">
-      <w:start w:val="1"/>
-      <w:numFmt w:val="bullet"/>
-      <w:lvlText w:val=""/>
-      <w:lvlJc w:val="left"/>
-      <w:pPr>
-        <w:ind w:left="3080" w:hanging="440"/>
-      </w:pPr>
-      <w:rPr>
-        <w:rFonts w:ascii="Wingdings" w:hAnsi="Wingdings" w:hint="default"/>
-      </w:rPr>
-    </w:lvl>
-    <w:lvl w:ilvl="7" w:tplc="04090003" w:tentative="1">
-      <w:start w:val="1"/>
-      <w:numFmt w:val="bullet"/>
-      <w:lvlText w:val=""/>
-      <w:lvlJc w:val="left"/>
-      <w:pPr>
-        <w:ind w:left="3520" w:hanging="440"/>
-      </w:pPr>
-      <w:rPr>
-        <w:rFonts w:ascii="Wingdings" w:hAnsi="Wingdings" w:hint="default"/>
-      </w:rPr>
-    </w:lvl>
-    <w:lvl w:ilvl="8" w:tplc="04090005" w:tentative="1">
-      <w:start w:val="1"/>
-      <w:numFmt w:val="bullet"/>
-      <w:lvlText w:val=""/>
-      <w:lvlJc w:val="left"/>
-      <w:pPr>
-        <w:ind w:left="3960" w:hanging="440"/>
-      </w:pPr>
-      <w:rPr>
-        <w:rFonts w:ascii="Wingdings" w:hAnsi="Wingdings" w:hint="default"/>
-      </w:rPr>
-    </w:lvl>
-  </w:abstractNum>
-  <w:abstractNum w:abstractNumId="41" w15:restartNumberingAfterBreak="0">
-    <w:nsid w:val="5D3F102B"/>
-    <w:multiLevelType w:val="hybridMultilevel"/>
-    <w:tmpl w:val="B5003E60"/>
-    <w:lvl w:ilvl="0" w:tplc="0409000F">
-      <w:start w:val="1"/>
-      <w:numFmt w:val="decimal"/>
-      <w:lvlText w:val="%1."/>
-      <w:lvlJc w:val="left"/>
-      <w:pPr>
-        <w:ind w:left="720" w:hanging="360"/>
-      </w:pPr>
-      <w:rPr>
-        <w:rFonts w:hint="default"/>
-      </w:rPr>
-    </w:lvl>
-    <w:lvl w:ilvl="1" w:tplc="04090019" w:tentative="1">
-      <w:start w:val="1"/>
-      <w:numFmt w:val="lowerLetter"/>
-      <w:lvlText w:val="%2."/>
-      <w:lvlJc w:val="left"/>
-      <w:pPr>
-        <w:ind w:left="1440" w:hanging="360"/>
-      </w:pPr>
-    </w:lvl>
-    <w:lvl w:ilvl="2" w:tplc="0409001B" w:tentative="1">
-      <w:start w:val="1"/>
-      <w:numFmt w:val="lowerRoman"/>
-      <w:lvlText w:val="%3."/>
-      <w:lvlJc w:val="right"/>
-      <w:pPr>
-        <w:ind w:left="2160" w:hanging="180"/>
-      </w:pPr>
-    </w:lvl>
-    <w:lvl w:ilvl="3" w:tplc="0409000F" w:tentative="1">
-      <w:start w:val="1"/>
-      <w:numFmt w:val="decimal"/>
-      <w:lvlText w:val="%4."/>
-      <w:lvlJc w:val="left"/>
-      <w:pPr>
-        <w:ind w:left="2880" w:hanging="360"/>
-      </w:pPr>
-    </w:lvl>
-    <w:lvl w:ilvl="4" w:tplc="04090019" w:tentative="1">
-      <w:start w:val="1"/>
-      <w:numFmt w:val="lowerLetter"/>
-      <w:lvlText w:val="%5."/>
-      <w:lvlJc w:val="left"/>
-      <w:pPr>
-        <w:ind w:left="3600" w:hanging="360"/>
-      </w:pPr>
-    </w:lvl>
-    <w:lvl w:ilvl="5" w:tplc="0409001B" w:tentative="1">
-      <w:start w:val="1"/>
-      <w:numFmt w:val="lowerRoman"/>
-      <w:lvlText w:val="%6."/>
-      <w:lvlJc w:val="right"/>
-      <w:pPr>
-        <w:ind w:left="4320" w:hanging="180"/>
-      </w:pPr>
-    </w:lvl>
-    <w:lvl w:ilvl="6" w:tplc="0409000F" w:tentative="1">
-      <w:start w:val="1"/>
-      <w:numFmt w:val="decimal"/>
-      <w:lvlText w:val="%7."/>
-      <w:lvlJc w:val="left"/>
-      <w:pPr>
-        <w:ind w:left="5040" w:hanging="360"/>
-      </w:pPr>
-    </w:lvl>
-    <w:lvl w:ilvl="7" w:tplc="04090019" w:tentative="1">
-      <w:start w:val="1"/>
-      <w:numFmt w:val="lowerLetter"/>
-      <w:lvlText w:val="%8."/>
-      <w:lvlJc w:val="left"/>
-      <w:pPr>
-        <w:ind w:left="5760" w:hanging="360"/>
-      </w:pPr>
-    </w:lvl>
-    <w:lvl w:ilvl="8" w:tplc="0409001B" w:tentative="1">
-      <w:start w:val="1"/>
-      <w:numFmt w:val="lowerRoman"/>
-      <w:lvlText w:val="%9."/>
-      <w:lvlJc w:val="right"/>
-      <w:pPr>
-        <w:ind w:left="6480" w:hanging="180"/>
-      </w:pPr>
-    </w:lvl>
-  </w:abstractNum>
-  <w:abstractNum w:abstractNumId="42" w15:restartNumberingAfterBreak="0">
-    <w:nsid w:val="5E203035"/>
-    <w:multiLevelType w:val="hybridMultilevel"/>
-    <w:tmpl w:val="1A50CB28"/>
-    <w:lvl w:ilvl="0" w:tplc="4852FAB8">
-      <w:numFmt w:val="bullet"/>
-      <w:lvlText w:val=""/>
-      <w:lvlJc w:val="left"/>
-      <w:pPr>
-        <w:ind w:left="360" w:hanging="360"/>
-      </w:pPr>
-      <w:rPr>
-        <w:rFonts w:ascii="Wingdings" w:eastAsiaTheme="minorEastAsia" w:hAnsi="Wingdings" w:cstheme="minorBidi" w:hint="default"/>
-      </w:rPr>
-    </w:lvl>
-    <w:lvl w:ilvl="1" w:tplc="04090003" w:tentative="1">
-      <w:start w:val="1"/>
-      <w:numFmt w:val="bullet"/>
-      <w:lvlText w:val=""/>
-      <w:lvlJc w:val="left"/>
-      <w:pPr>
-        <w:ind w:left="880" w:hanging="440"/>
-      </w:pPr>
-      <w:rPr>
-        <w:rFonts w:ascii="Wingdings" w:hAnsi="Wingdings" w:hint="default"/>
-      </w:rPr>
-    </w:lvl>
-    <w:lvl w:ilvl="2" w:tplc="04090005" w:tentative="1">
-      <w:start w:val="1"/>
-      <w:numFmt w:val="bullet"/>
-      <w:lvlText w:val=""/>
-      <w:lvlJc w:val="left"/>
-      <w:pPr>
-        <w:ind w:left="1320" w:hanging="440"/>
-      </w:pPr>
-      <w:rPr>
-        <w:rFonts w:ascii="Wingdings" w:hAnsi="Wingdings" w:hint="default"/>
-      </w:rPr>
-    </w:lvl>
-    <w:lvl w:ilvl="3" w:tplc="04090001" w:tentative="1">
-      <w:start w:val="1"/>
-      <w:numFmt w:val="bullet"/>
-      <w:lvlText w:val=""/>
-      <w:lvlJc w:val="left"/>
-      <w:pPr>
-        <w:ind w:left="1760" w:hanging="440"/>
-      </w:pPr>
-      <w:rPr>
-        <w:rFonts w:ascii="Wingdings" w:hAnsi="Wingdings" w:hint="default"/>
-      </w:rPr>
-    </w:lvl>
-    <w:lvl w:ilvl="4" w:tplc="04090003" w:tentative="1">
-      <w:start w:val="1"/>
-      <w:numFmt w:val="bullet"/>
-      <w:lvlText w:val=""/>
-      <w:lvlJc w:val="left"/>
-      <w:pPr>
-        <w:ind w:left="2200" w:hanging="440"/>
-      </w:pPr>
-      <w:rPr>
-        <w:rFonts w:ascii="Wingdings" w:hAnsi="Wingdings" w:hint="default"/>
-      </w:rPr>
-    </w:lvl>
-    <w:lvl w:ilvl="5" w:tplc="04090005" w:tentative="1">
-      <w:start w:val="1"/>
-      <w:numFmt w:val="bullet"/>
-      <w:lvlText w:val=""/>
-      <w:lvlJc w:val="left"/>
-      <w:pPr>
-        <w:ind w:left="2640" w:hanging="440"/>
-      </w:pPr>
-      <w:rPr>
-        <w:rFonts w:ascii="Wingdings" w:hAnsi="Wingdings" w:hint="default"/>
-      </w:rPr>
-    </w:lvl>
-    <w:lvl w:ilvl="6" w:tplc="04090001" w:tentative="1">
-      <w:start w:val="1"/>
-      <w:numFmt w:val="bullet"/>
-      <w:lvlText w:val=""/>
-      <w:lvlJc w:val="left"/>
-      <w:pPr>
-        <w:ind w:left="3080" w:hanging="440"/>
-      </w:pPr>
-      <w:rPr>
-        <w:rFonts w:ascii="Wingdings" w:hAnsi="Wingdings" w:hint="default"/>
-      </w:rPr>
-    </w:lvl>
-    <w:lvl w:ilvl="7" w:tplc="04090003" w:tentative="1">
-      <w:start w:val="1"/>
-      <w:numFmt w:val="bullet"/>
-      <w:lvlText w:val=""/>
-      <w:lvlJc w:val="left"/>
-      <w:pPr>
-        <w:ind w:left="3520" w:hanging="440"/>
-      </w:pPr>
-      <w:rPr>
-        <w:rFonts w:ascii="Wingdings" w:hAnsi="Wingdings" w:hint="default"/>
-      </w:rPr>
-    </w:lvl>
-    <w:lvl w:ilvl="8" w:tplc="04090005" w:tentative="1">
-      <w:start w:val="1"/>
-      <w:numFmt w:val="bullet"/>
-      <w:lvlText w:val=""/>
-      <w:lvlJc w:val="left"/>
-      <w:pPr>
-        <w:ind w:left="3960" w:hanging="440"/>
-      </w:pPr>
-      <w:rPr>
-        <w:rFonts w:ascii="Wingdings" w:hAnsi="Wingdings" w:hint="default"/>
-      </w:rPr>
-    </w:lvl>
-  </w:abstractNum>
-  <w:abstractNum w:abstractNumId="43" w15:restartNumberingAfterBreak="0">
+  <w:abstractNum w:abstractNumId="10" w15:restartNumberingAfterBreak="0">
     <w:nsid w:val="5F2E40FD"/>
     <w:multiLevelType w:val="hybridMultilevel"/>
     <w:tmpl w:val="906CF564"/>
@@ -23759,386 +20511,7 @@
       </w:rPr>
     </w:lvl>
   </w:abstractNum>
-  <w:abstractNum w:abstractNumId="44" w15:restartNumberingAfterBreak="0">
-    <w:nsid w:val="635320EE"/>
-    <w:multiLevelType w:val="hybridMultilevel"/>
-    <w:tmpl w:val="3C10B552"/>
-    <w:lvl w:ilvl="0" w:tplc="8E90D790">
-      <w:start w:val="1"/>
-      <w:numFmt w:val="decimal"/>
-      <w:lvlText w:val="%1."/>
-      <w:lvlJc w:val="left"/>
-      <w:pPr>
-        <w:ind w:left="360" w:hanging="360"/>
-      </w:pPr>
-      <w:rPr>
-        <w:rFonts w:hint="default"/>
-      </w:rPr>
-    </w:lvl>
-    <w:lvl w:ilvl="1" w:tplc="04090019" w:tentative="1">
-      <w:start w:val="1"/>
-      <w:numFmt w:val="lowerLetter"/>
-      <w:lvlText w:val="%2)"/>
-      <w:lvlJc w:val="left"/>
-      <w:pPr>
-        <w:ind w:left="880" w:hanging="440"/>
-      </w:pPr>
-    </w:lvl>
-    <w:lvl w:ilvl="2" w:tplc="0409001B" w:tentative="1">
-      <w:start w:val="1"/>
-      <w:numFmt w:val="lowerRoman"/>
-      <w:lvlText w:val="%3."/>
-      <w:lvlJc w:val="right"/>
-      <w:pPr>
-        <w:ind w:left="1320" w:hanging="440"/>
-      </w:pPr>
-    </w:lvl>
-    <w:lvl w:ilvl="3" w:tplc="0409000F" w:tentative="1">
-      <w:start w:val="1"/>
-      <w:numFmt w:val="decimal"/>
-      <w:lvlText w:val="%4."/>
-      <w:lvlJc w:val="left"/>
-      <w:pPr>
-        <w:ind w:left="1760" w:hanging="440"/>
-      </w:pPr>
-    </w:lvl>
-    <w:lvl w:ilvl="4" w:tplc="04090019" w:tentative="1">
-      <w:start w:val="1"/>
-      <w:numFmt w:val="lowerLetter"/>
-      <w:lvlText w:val="%5)"/>
-      <w:lvlJc w:val="left"/>
-      <w:pPr>
-        <w:ind w:left="2200" w:hanging="440"/>
-      </w:pPr>
-    </w:lvl>
-    <w:lvl w:ilvl="5" w:tplc="0409001B" w:tentative="1">
-      <w:start w:val="1"/>
-      <w:numFmt w:val="lowerRoman"/>
-      <w:lvlText w:val="%6."/>
-      <w:lvlJc w:val="right"/>
-      <w:pPr>
-        <w:ind w:left="2640" w:hanging="440"/>
-      </w:pPr>
-    </w:lvl>
-    <w:lvl w:ilvl="6" w:tplc="0409000F" w:tentative="1">
-      <w:start w:val="1"/>
-      <w:numFmt w:val="decimal"/>
-      <w:lvlText w:val="%7."/>
-      <w:lvlJc w:val="left"/>
-      <w:pPr>
-        <w:ind w:left="3080" w:hanging="440"/>
-      </w:pPr>
-    </w:lvl>
-    <w:lvl w:ilvl="7" w:tplc="04090019" w:tentative="1">
-      <w:start w:val="1"/>
-      <w:numFmt w:val="lowerLetter"/>
-      <w:lvlText w:val="%8)"/>
-      <w:lvlJc w:val="left"/>
-      <w:pPr>
-        <w:ind w:left="3520" w:hanging="440"/>
-      </w:pPr>
-    </w:lvl>
-    <w:lvl w:ilvl="8" w:tplc="0409001B" w:tentative="1">
-      <w:start w:val="1"/>
-      <w:numFmt w:val="lowerRoman"/>
-      <w:lvlText w:val="%9."/>
-      <w:lvlJc w:val="right"/>
-      <w:pPr>
-        <w:ind w:left="3960" w:hanging="440"/>
-      </w:pPr>
-    </w:lvl>
-  </w:abstractNum>
-  <w:abstractNum w:abstractNumId="45" w15:restartNumberingAfterBreak="0">
-    <w:nsid w:val="64816DAA"/>
-    <w:multiLevelType w:val="hybridMultilevel"/>
-    <w:tmpl w:val="A33223C4"/>
-    <w:lvl w:ilvl="0" w:tplc="83189466">
-      <w:start w:val="1"/>
-      <w:numFmt w:val="decimal"/>
-      <w:lvlText w:val="%1."/>
-      <w:lvlJc w:val="left"/>
-      <w:pPr>
-        <w:ind w:left="720" w:hanging="360"/>
-      </w:pPr>
-      <w:rPr>
-        <w:rFonts w:ascii="Arial" w:eastAsiaTheme="minorHAnsi" w:hAnsi="Arial" w:cs="Arial"/>
-      </w:rPr>
-    </w:lvl>
-    <w:lvl w:ilvl="1" w:tplc="04090019" w:tentative="1">
-      <w:start w:val="1"/>
-      <w:numFmt w:val="lowerLetter"/>
-      <w:lvlText w:val="%2."/>
-      <w:lvlJc w:val="left"/>
-      <w:pPr>
-        <w:ind w:left="1440" w:hanging="360"/>
-      </w:pPr>
-    </w:lvl>
-    <w:lvl w:ilvl="2" w:tplc="0409001B" w:tentative="1">
-      <w:start w:val="1"/>
-      <w:numFmt w:val="lowerRoman"/>
-      <w:lvlText w:val="%3."/>
-      <w:lvlJc w:val="right"/>
-      <w:pPr>
-        <w:ind w:left="2160" w:hanging="180"/>
-      </w:pPr>
-    </w:lvl>
-    <w:lvl w:ilvl="3" w:tplc="0409000F" w:tentative="1">
-      <w:start w:val="1"/>
-      <w:numFmt w:val="decimal"/>
-      <w:lvlText w:val="%4."/>
-      <w:lvlJc w:val="left"/>
-      <w:pPr>
-        <w:ind w:left="2880" w:hanging="360"/>
-      </w:pPr>
-    </w:lvl>
-    <w:lvl w:ilvl="4" w:tplc="04090019" w:tentative="1">
-      <w:start w:val="1"/>
-      <w:numFmt w:val="lowerLetter"/>
-      <w:lvlText w:val="%5."/>
-      <w:lvlJc w:val="left"/>
-      <w:pPr>
-        <w:ind w:left="3600" w:hanging="360"/>
-      </w:pPr>
-    </w:lvl>
-    <w:lvl w:ilvl="5" w:tplc="0409001B" w:tentative="1">
-      <w:start w:val="1"/>
-      <w:numFmt w:val="lowerRoman"/>
-      <w:lvlText w:val="%6."/>
-      <w:lvlJc w:val="right"/>
-      <w:pPr>
-        <w:ind w:left="4320" w:hanging="180"/>
-      </w:pPr>
-    </w:lvl>
-    <w:lvl w:ilvl="6" w:tplc="0409000F" w:tentative="1">
-      <w:start w:val="1"/>
-      <w:numFmt w:val="decimal"/>
-      <w:lvlText w:val="%7."/>
-      <w:lvlJc w:val="left"/>
-      <w:pPr>
-        <w:ind w:left="5040" w:hanging="360"/>
-      </w:pPr>
-    </w:lvl>
-    <w:lvl w:ilvl="7" w:tplc="04090019" w:tentative="1">
-      <w:start w:val="1"/>
-      <w:numFmt w:val="lowerLetter"/>
-      <w:lvlText w:val="%8."/>
-      <w:lvlJc w:val="left"/>
-      <w:pPr>
-        <w:ind w:left="5760" w:hanging="360"/>
-      </w:pPr>
-    </w:lvl>
-    <w:lvl w:ilvl="8" w:tplc="0409001B" w:tentative="1">
-      <w:start w:val="1"/>
-      <w:numFmt w:val="lowerRoman"/>
-      <w:lvlText w:val="%9."/>
-      <w:lvlJc w:val="right"/>
-      <w:pPr>
-        <w:ind w:left="6480" w:hanging="180"/>
-      </w:pPr>
-    </w:lvl>
-  </w:abstractNum>
-  <w:abstractNum w:abstractNumId="46" w15:restartNumberingAfterBreak="0">
-    <w:nsid w:val="65506ECC"/>
-    <w:multiLevelType w:val="hybridMultilevel"/>
-    <w:tmpl w:val="7B700692"/>
-    <w:lvl w:ilvl="0" w:tplc="475E3DCE">
-      <w:numFmt w:val="bullet"/>
-      <w:lvlText w:val=""/>
-      <w:lvlJc w:val="left"/>
-      <w:pPr>
-        <w:ind w:left="360" w:hanging="360"/>
-      </w:pPr>
-      <w:rPr>
-        <w:rFonts w:ascii="Wingdings" w:eastAsiaTheme="minorEastAsia" w:hAnsi="Wingdings" w:cstheme="minorBidi" w:hint="default"/>
-      </w:rPr>
-    </w:lvl>
-    <w:lvl w:ilvl="1" w:tplc="04090003" w:tentative="1">
-      <w:start w:val="1"/>
-      <w:numFmt w:val="bullet"/>
-      <w:lvlText w:val=""/>
-      <w:lvlJc w:val="left"/>
-      <w:pPr>
-        <w:ind w:left="880" w:hanging="440"/>
-      </w:pPr>
-      <w:rPr>
-        <w:rFonts w:ascii="Wingdings" w:hAnsi="Wingdings" w:hint="default"/>
-      </w:rPr>
-    </w:lvl>
-    <w:lvl w:ilvl="2" w:tplc="04090005" w:tentative="1">
-      <w:start w:val="1"/>
-      <w:numFmt w:val="bullet"/>
-      <w:lvlText w:val=""/>
-      <w:lvlJc w:val="left"/>
-      <w:pPr>
-        <w:ind w:left="1320" w:hanging="440"/>
-      </w:pPr>
-      <w:rPr>
-        <w:rFonts w:ascii="Wingdings" w:hAnsi="Wingdings" w:hint="default"/>
-      </w:rPr>
-    </w:lvl>
-    <w:lvl w:ilvl="3" w:tplc="04090001" w:tentative="1">
-      <w:start w:val="1"/>
-      <w:numFmt w:val="bullet"/>
-      <w:lvlText w:val=""/>
-      <w:lvlJc w:val="left"/>
-      <w:pPr>
-        <w:ind w:left="1760" w:hanging="440"/>
-      </w:pPr>
-      <w:rPr>
-        <w:rFonts w:ascii="Wingdings" w:hAnsi="Wingdings" w:hint="default"/>
-      </w:rPr>
-    </w:lvl>
-    <w:lvl w:ilvl="4" w:tplc="04090003" w:tentative="1">
-      <w:start w:val="1"/>
-      <w:numFmt w:val="bullet"/>
-      <w:lvlText w:val=""/>
-      <w:lvlJc w:val="left"/>
-      <w:pPr>
-        <w:ind w:left="2200" w:hanging="440"/>
-      </w:pPr>
-      <w:rPr>
-        <w:rFonts w:ascii="Wingdings" w:hAnsi="Wingdings" w:hint="default"/>
-      </w:rPr>
-    </w:lvl>
-    <w:lvl w:ilvl="5" w:tplc="04090005" w:tentative="1">
-      <w:start w:val="1"/>
-      <w:numFmt w:val="bullet"/>
-      <w:lvlText w:val=""/>
-      <w:lvlJc w:val="left"/>
-      <w:pPr>
-        <w:ind w:left="2640" w:hanging="440"/>
-      </w:pPr>
-      <w:rPr>
-        <w:rFonts w:ascii="Wingdings" w:hAnsi="Wingdings" w:hint="default"/>
-      </w:rPr>
-    </w:lvl>
-    <w:lvl w:ilvl="6" w:tplc="04090001" w:tentative="1">
-      <w:start w:val="1"/>
-      <w:numFmt w:val="bullet"/>
-      <w:lvlText w:val=""/>
-      <w:lvlJc w:val="left"/>
-      <w:pPr>
-        <w:ind w:left="3080" w:hanging="440"/>
-      </w:pPr>
-      <w:rPr>
-        <w:rFonts w:ascii="Wingdings" w:hAnsi="Wingdings" w:hint="default"/>
-      </w:rPr>
-    </w:lvl>
-    <w:lvl w:ilvl="7" w:tplc="04090003" w:tentative="1">
-      <w:start w:val="1"/>
-      <w:numFmt w:val="bullet"/>
-      <w:lvlText w:val=""/>
-      <w:lvlJc w:val="left"/>
-      <w:pPr>
-        <w:ind w:left="3520" w:hanging="440"/>
-      </w:pPr>
-      <w:rPr>
-        <w:rFonts w:ascii="Wingdings" w:hAnsi="Wingdings" w:hint="default"/>
-      </w:rPr>
-    </w:lvl>
-    <w:lvl w:ilvl="8" w:tplc="04090005" w:tentative="1">
-      <w:start w:val="1"/>
-      <w:numFmt w:val="bullet"/>
-      <w:lvlText w:val=""/>
-      <w:lvlJc w:val="left"/>
-      <w:pPr>
-        <w:ind w:left="3960" w:hanging="440"/>
-      </w:pPr>
-      <w:rPr>
-        <w:rFonts w:ascii="Wingdings" w:hAnsi="Wingdings" w:hint="default"/>
-      </w:rPr>
-    </w:lvl>
-  </w:abstractNum>
-  <w:abstractNum w:abstractNumId="47" w15:restartNumberingAfterBreak="0">
-    <w:nsid w:val="666634EB"/>
-    <w:multiLevelType w:val="hybridMultilevel"/>
-    <w:tmpl w:val="FA0ADCCC"/>
-    <w:lvl w:ilvl="0" w:tplc="7ECCF00E">
-      <w:start w:val="1"/>
-      <w:numFmt w:val="decimal"/>
-      <w:lvlText w:val="%1."/>
-      <w:lvlJc w:val="left"/>
-      <w:pPr>
-        <w:ind w:left="360" w:hanging="360"/>
-      </w:pPr>
-      <w:rPr>
-        <w:rFonts w:hint="default"/>
-      </w:rPr>
-    </w:lvl>
-    <w:lvl w:ilvl="1" w:tplc="04090019" w:tentative="1">
-      <w:start w:val="1"/>
-      <w:numFmt w:val="lowerLetter"/>
-      <w:lvlText w:val="%2)"/>
-      <w:lvlJc w:val="left"/>
-      <w:pPr>
-        <w:ind w:left="880" w:hanging="440"/>
-      </w:pPr>
-    </w:lvl>
-    <w:lvl w:ilvl="2" w:tplc="0409001B" w:tentative="1">
-      <w:start w:val="1"/>
-      <w:numFmt w:val="lowerRoman"/>
-      <w:lvlText w:val="%3."/>
-      <w:lvlJc w:val="right"/>
-      <w:pPr>
-        <w:ind w:left="1320" w:hanging="440"/>
-      </w:pPr>
-    </w:lvl>
-    <w:lvl w:ilvl="3" w:tplc="0409000F" w:tentative="1">
-      <w:start w:val="1"/>
-      <w:numFmt w:val="decimal"/>
-      <w:lvlText w:val="%4."/>
-      <w:lvlJc w:val="left"/>
-      <w:pPr>
-        <w:ind w:left="1760" w:hanging="440"/>
-      </w:pPr>
-    </w:lvl>
-    <w:lvl w:ilvl="4" w:tplc="04090019" w:tentative="1">
-      <w:start w:val="1"/>
-      <w:numFmt w:val="lowerLetter"/>
-      <w:lvlText w:val="%5)"/>
-      <w:lvlJc w:val="left"/>
-      <w:pPr>
-        <w:ind w:left="2200" w:hanging="440"/>
-      </w:pPr>
-    </w:lvl>
-    <w:lvl w:ilvl="5" w:tplc="0409001B" w:tentative="1">
-      <w:start w:val="1"/>
-      <w:numFmt w:val="lowerRoman"/>
-      <w:lvlText w:val="%6."/>
-      <w:lvlJc w:val="right"/>
-      <w:pPr>
-        <w:ind w:left="2640" w:hanging="440"/>
-      </w:pPr>
-    </w:lvl>
-    <w:lvl w:ilvl="6" w:tplc="0409000F" w:tentative="1">
-      <w:start w:val="1"/>
-      <w:numFmt w:val="decimal"/>
-      <w:lvlText w:val="%7."/>
-      <w:lvlJc w:val="left"/>
-      <w:pPr>
-        <w:ind w:left="3080" w:hanging="440"/>
-      </w:pPr>
-    </w:lvl>
-    <w:lvl w:ilvl="7" w:tplc="04090019" w:tentative="1">
-      <w:start w:val="1"/>
-      <w:numFmt w:val="lowerLetter"/>
-      <w:lvlText w:val="%8)"/>
-      <w:lvlJc w:val="left"/>
-      <w:pPr>
-        <w:ind w:left="3520" w:hanging="440"/>
-      </w:pPr>
-    </w:lvl>
-    <w:lvl w:ilvl="8" w:tplc="0409001B" w:tentative="1">
-      <w:start w:val="1"/>
-      <w:numFmt w:val="lowerRoman"/>
-      <w:lvlText w:val="%9."/>
-      <w:lvlJc w:val="right"/>
-      <w:pPr>
-        <w:ind w:left="3960" w:hanging="440"/>
-      </w:pPr>
-    </w:lvl>
-  </w:abstractNum>
-  <w:abstractNum w:abstractNumId="48" w15:restartNumberingAfterBreak="0">
+  <w:abstractNum w:abstractNumId="11" w15:restartNumberingAfterBreak="0">
     <w:nsid w:val="69A5200D"/>
     <w:multiLevelType w:val="hybridMultilevel"/>
     <w:tmpl w:val="7DE2EDD2"/>
@@ -24233,1289 +20606,8 @@
       </w:pPr>
     </w:lvl>
   </w:abstractNum>
-  <w:abstractNum w:abstractNumId="49" w15:restartNumberingAfterBreak="0">
-    <w:nsid w:val="6A255096"/>
-    <w:multiLevelType w:val="hybridMultilevel"/>
-    <w:tmpl w:val="99A03CEE"/>
-    <w:lvl w:ilvl="0" w:tplc="0409000F">
-      <w:start w:val="1"/>
-      <w:numFmt w:val="decimal"/>
-      <w:lvlText w:val="%1."/>
-      <w:lvlJc w:val="left"/>
-      <w:pPr>
-        <w:ind w:left="720" w:hanging="360"/>
-      </w:pPr>
-      <w:rPr>
-        <w:rFonts w:hint="default"/>
-      </w:rPr>
-    </w:lvl>
-    <w:lvl w:ilvl="1" w:tplc="04090019" w:tentative="1">
-      <w:start w:val="1"/>
-      <w:numFmt w:val="lowerLetter"/>
-      <w:lvlText w:val="%2."/>
-      <w:lvlJc w:val="left"/>
-      <w:pPr>
-        <w:ind w:left="1440" w:hanging="360"/>
-      </w:pPr>
-    </w:lvl>
-    <w:lvl w:ilvl="2" w:tplc="0409001B" w:tentative="1">
-      <w:start w:val="1"/>
-      <w:numFmt w:val="lowerRoman"/>
-      <w:lvlText w:val="%3."/>
-      <w:lvlJc w:val="right"/>
-      <w:pPr>
-        <w:ind w:left="2160" w:hanging="180"/>
-      </w:pPr>
-    </w:lvl>
-    <w:lvl w:ilvl="3" w:tplc="0409000F" w:tentative="1">
-      <w:start w:val="1"/>
-      <w:numFmt w:val="decimal"/>
-      <w:lvlText w:val="%4."/>
-      <w:lvlJc w:val="left"/>
-      <w:pPr>
-        <w:ind w:left="2880" w:hanging="360"/>
-      </w:pPr>
-    </w:lvl>
-    <w:lvl w:ilvl="4" w:tplc="04090019" w:tentative="1">
-      <w:start w:val="1"/>
-      <w:numFmt w:val="lowerLetter"/>
-      <w:lvlText w:val="%5."/>
-      <w:lvlJc w:val="left"/>
-      <w:pPr>
-        <w:ind w:left="3600" w:hanging="360"/>
-      </w:pPr>
-    </w:lvl>
-    <w:lvl w:ilvl="5" w:tplc="0409001B" w:tentative="1">
-      <w:start w:val="1"/>
-      <w:numFmt w:val="lowerRoman"/>
-      <w:lvlText w:val="%6."/>
-      <w:lvlJc w:val="right"/>
-      <w:pPr>
-        <w:ind w:left="4320" w:hanging="180"/>
-      </w:pPr>
-    </w:lvl>
-    <w:lvl w:ilvl="6" w:tplc="0409000F" w:tentative="1">
-      <w:start w:val="1"/>
-      <w:numFmt w:val="decimal"/>
-      <w:lvlText w:val="%7."/>
-      <w:lvlJc w:val="left"/>
-      <w:pPr>
-        <w:ind w:left="5040" w:hanging="360"/>
-      </w:pPr>
-    </w:lvl>
-    <w:lvl w:ilvl="7" w:tplc="04090019" w:tentative="1">
-      <w:start w:val="1"/>
-      <w:numFmt w:val="lowerLetter"/>
-      <w:lvlText w:val="%8."/>
-      <w:lvlJc w:val="left"/>
-      <w:pPr>
-        <w:ind w:left="5760" w:hanging="360"/>
-      </w:pPr>
-    </w:lvl>
-    <w:lvl w:ilvl="8" w:tplc="0409001B" w:tentative="1">
-      <w:start w:val="1"/>
-      <w:numFmt w:val="lowerRoman"/>
-      <w:lvlText w:val="%9."/>
-      <w:lvlJc w:val="right"/>
-      <w:pPr>
-        <w:ind w:left="6480" w:hanging="180"/>
-      </w:pPr>
-    </w:lvl>
-  </w:abstractNum>
-  <w:abstractNum w:abstractNumId="50" w15:restartNumberingAfterBreak="0">
-    <w:nsid w:val="6A7F4B5D"/>
-    <w:multiLevelType w:val="multilevel"/>
-    <w:tmpl w:val="EE4EE644"/>
-    <w:lvl w:ilvl="0">
-      <w:start w:val="1"/>
-      <w:numFmt w:val="decimal"/>
-      <w:lvlText w:val="%1."/>
-      <w:lvlJc w:val="left"/>
-      <w:pPr>
-        <w:tabs>
-          <w:tab w:val="num" w:pos="720"/>
-        </w:tabs>
-        <w:ind w:left="720" w:hanging="360"/>
-      </w:pPr>
-    </w:lvl>
-    <w:lvl w:ilvl="1" w:tentative="1">
-      <w:start w:val="1"/>
-      <w:numFmt w:val="decimal"/>
-      <w:lvlText w:val="%2."/>
-      <w:lvlJc w:val="left"/>
-      <w:pPr>
-        <w:tabs>
-          <w:tab w:val="num" w:pos="1440"/>
-        </w:tabs>
-        <w:ind w:left="1440" w:hanging="360"/>
-      </w:pPr>
-    </w:lvl>
-    <w:lvl w:ilvl="2" w:tentative="1">
-      <w:start w:val="1"/>
-      <w:numFmt w:val="decimal"/>
-      <w:lvlText w:val="%3."/>
-      <w:lvlJc w:val="left"/>
-      <w:pPr>
-        <w:tabs>
-          <w:tab w:val="num" w:pos="2160"/>
-        </w:tabs>
-        <w:ind w:left="2160" w:hanging="360"/>
-      </w:pPr>
-    </w:lvl>
-    <w:lvl w:ilvl="3" w:tentative="1">
-      <w:start w:val="1"/>
-      <w:numFmt w:val="decimal"/>
-      <w:lvlText w:val="%4."/>
-      <w:lvlJc w:val="left"/>
-      <w:pPr>
-        <w:tabs>
-          <w:tab w:val="num" w:pos="2880"/>
-        </w:tabs>
-        <w:ind w:left="2880" w:hanging="360"/>
-      </w:pPr>
-    </w:lvl>
-    <w:lvl w:ilvl="4" w:tentative="1">
-      <w:start w:val="1"/>
-      <w:numFmt w:val="decimal"/>
-      <w:lvlText w:val="%5."/>
-      <w:lvlJc w:val="left"/>
-      <w:pPr>
-        <w:tabs>
-          <w:tab w:val="num" w:pos="3600"/>
-        </w:tabs>
-        <w:ind w:left="3600" w:hanging="360"/>
-      </w:pPr>
-    </w:lvl>
-    <w:lvl w:ilvl="5" w:tentative="1">
-      <w:start w:val="1"/>
-      <w:numFmt w:val="decimal"/>
-      <w:lvlText w:val="%6."/>
-      <w:lvlJc w:val="left"/>
-      <w:pPr>
-        <w:tabs>
-          <w:tab w:val="num" w:pos="4320"/>
-        </w:tabs>
-        <w:ind w:left="4320" w:hanging="360"/>
-      </w:pPr>
-    </w:lvl>
-    <w:lvl w:ilvl="6" w:tentative="1">
-      <w:start w:val="1"/>
-      <w:numFmt w:val="decimal"/>
-      <w:lvlText w:val="%7."/>
-      <w:lvlJc w:val="left"/>
-      <w:pPr>
-        <w:tabs>
-          <w:tab w:val="num" w:pos="5040"/>
-        </w:tabs>
-        <w:ind w:left="5040" w:hanging="360"/>
-      </w:pPr>
-    </w:lvl>
-    <w:lvl w:ilvl="7" w:tentative="1">
-      <w:start w:val="1"/>
-      <w:numFmt w:val="decimal"/>
-      <w:lvlText w:val="%8."/>
-      <w:lvlJc w:val="left"/>
-      <w:pPr>
-        <w:tabs>
-          <w:tab w:val="num" w:pos="5760"/>
-        </w:tabs>
-        <w:ind w:left="5760" w:hanging="360"/>
-      </w:pPr>
-    </w:lvl>
-    <w:lvl w:ilvl="8" w:tentative="1">
-      <w:start w:val="1"/>
-      <w:numFmt w:val="decimal"/>
-      <w:lvlText w:val="%9."/>
-      <w:lvlJc w:val="left"/>
-      <w:pPr>
-        <w:tabs>
-          <w:tab w:val="num" w:pos="6480"/>
-        </w:tabs>
-        <w:ind w:left="6480" w:hanging="360"/>
-      </w:pPr>
-    </w:lvl>
-  </w:abstractNum>
-  <w:abstractNum w:abstractNumId="51" w15:restartNumberingAfterBreak="0">
-    <w:nsid w:val="6B6F4067"/>
-    <w:multiLevelType w:val="multilevel"/>
-    <w:tmpl w:val="FEAC8FB0"/>
-    <w:lvl w:ilvl="0">
-      <w:start w:val="1"/>
-      <w:numFmt w:val="decimal"/>
-      <w:lvlText w:val="%1."/>
-      <w:lvlJc w:val="left"/>
-      <w:pPr>
-        <w:tabs>
-          <w:tab w:val="num" w:pos="360"/>
-        </w:tabs>
-        <w:ind w:left="360" w:hanging="360"/>
-      </w:pPr>
-    </w:lvl>
-    <w:lvl w:ilvl="1" w:tentative="1">
-      <w:start w:val="1"/>
-      <w:numFmt w:val="decimal"/>
-      <w:lvlText w:val="%2."/>
-      <w:lvlJc w:val="left"/>
-      <w:pPr>
-        <w:tabs>
-          <w:tab w:val="num" w:pos="1080"/>
-        </w:tabs>
-        <w:ind w:left="1080" w:hanging="360"/>
-      </w:pPr>
-    </w:lvl>
-    <w:lvl w:ilvl="2" w:tentative="1">
-      <w:start w:val="1"/>
-      <w:numFmt w:val="decimal"/>
-      <w:lvlText w:val="%3."/>
-      <w:lvlJc w:val="left"/>
-      <w:pPr>
-        <w:tabs>
-          <w:tab w:val="num" w:pos="1800"/>
-        </w:tabs>
-        <w:ind w:left="1800" w:hanging="360"/>
-      </w:pPr>
-    </w:lvl>
-    <w:lvl w:ilvl="3" w:tentative="1">
-      <w:start w:val="1"/>
-      <w:numFmt w:val="decimal"/>
-      <w:lvlText w:val="%4."/>
-      <w:lvlJc w:val="left"/>
-      <w:pPr>
-        <w:tabs>
-          <w:tab w:val="num" w:pos="2520"/>
-        </w:tabs>
-        <w:ind w:left="2520" w:hanging="360"/>
-      </w:pPr>
-    </w:lvl>
-    <w:lvl w:ilvl="4" w:tentative="1">
-      <w:start w:val="1"/>
-      <w:numFmt w:val="decimal"/>
-      <w:lvlText w:val="%5."/>
-      <w:lvlJc w:val="left"/>
-      <w:pPr>
-        <w:tabs>
-          <w:tab w:val="num" w:pos="3240"/>
-        </w:tabs>
-        <w:ind w:left="3240" w:hanging="360"/>
-      </w:pPr>
-    </w:lvl>
-    <w:lvl w:ilvl="5" w:tentative="1">
-      <w:start w:val="1"/>
-      <w:numFmt w:val="decimal"/>
-      <w:lvlText w:val="%6."/>
-      <w:lvlJc w:val="left"/>
-      <w:pPr>
-        <w:tabs>
-          <w:tab w:val="num" w:pos="3960"/>
-        </w:tabs>
-        <w:ind w:left="3960" w:hanging="360"/>
-      </w:pPr>
-    </w:lvl>
-    <w:lvl w:ilvl="6" w:tentative="1">
-      <w:start w:val="1"/>
-      <w:numFmt w:val="decimal"/>
-      <w:lvlText w:val="%7."/>
-      <w:lvlJc w:val="left"/>
-      <w:pPr>
-        <w:tabs>
-          <w:tab w:val="num" w:pos="4680"/>
-        </w:tabs>
-        <w:ind w:left="4680" w:hanging="360"/>
-      </w:pPr>
-    </w:lvl>
-    <w:lvl w:ilvl="7" w:tentative="1">
-      <w:start w:val="1"/>
-      <w:numFmt w:val="decimal"/>
-      <w:lvlText w:val="%8."/>
-      <w:lvlJc w:val="left"/>
-      <w:pPr>
-        <w:tabs>
-          <w:tab w:val="num" w:pos="5400"/>
-        </w:tabs>
-        <w:ind w:left="5400" w:hanging="360"/>
-      </w:pPr>
-    </w:lvl>
-    <w:lvl w:ilvl="8" w:tentative="1">
-      <w:start w:val="1"/>
-      <w:numFmt w:val="decimal"/>
-      <w:lvlText w:val="%9."/>
-      <w:lvlJc w:val="left"/>
-      <w:pPr>
-        <w:tabs>
-          <w:tab w:val="num" w:pos="6120"/>
-        </w:tabs>
-        <w:ind w:left="6120" w:hanging="360"/>
-      </w:pPr>
-    </w:lvl>
-  </w:abstractNum>
-  <w:abstractNum w:abstractNumId="52" w15:restartNumberingAfterBreak="0">
-    <w:nsid w:val="6F3D4329"/>
-    <w:multiLevelType w:val="multilevel"/>
-    <w:tmpl w:val="76645634"/>
-    <w:lvl w:ilvl="0">
-      <w:start w:val="1"/>
-      <w:numFmt w:val="bullet"/>
-      <w:lvlText w:val=""/>
-      <w:lvlJc w:val="left"/>
-      <w:pPr>
-        <w:tabs>
-          <w:tab w:val="num" w:pos="360"/>
-        </w:tabs>
-        <w:ind w:left="360" w:hanging="360"/>
-      </w:pPr>
-      <w:rPr>
-        <w:rFonts w:ascii="Symbol" w:hAnsi="Symbol" w:hint="default"/>
-        <w:sz w:val="20"/>
-      </w:rPr>
-    </w:lvl>
-    <w:lvl w:ilvl="1" w:tentative="1">
-      <w:start w:val="1"/>
-      <w:numFmt w:val="bullet"/>
-      <w:lvlText w:val=""/>
-      <w:lvlJc w:val="left"/>
-      <w:pPr>
-        <w:tabs>
-          <w:tab w:val="num" w:pos="1080"/>
-        </w:tabs>
-        <w:ind w:left="1080" w:hanging="360"/>
-      </w:pPr>
-      <w:rPr>
-        <w:rFonts w:ascii="Symbol" w:hAnsi="Symbol" w:hint="default"/>
-        <w:sz w:val="20"/>
-      </w:rPr>
-    </w:lvl>
-    <w:lvl w:ilvl="2" w:tentative="1">
-      <w:start w:val="1"/>
-      <w:numFmt w:val="bullet"/>
-      <w:lvlText w:val=""/>
-      <w:lvlJc w:val="left"/>
-      <w:pPr>
-        <w:tabs>
-          <w:tab w:val="num" w:pos="1800"/>
-        </w:tabs>
-        <w:ind w:left="1800" w:hanging="360"/>
-      </w:pPr>
-      <w:rPr>
-        <w:rFonts w:ascii="Symbol" w:hAnsi="Symbol" w:hint="default"/>
-        <w:sz w:val="20"/>
-      </w:rPr>
-    </w:lvl>
-    <w:lvl w:ilvl="3" w:tentative="1">
-      <w:start w:val="1"/>
-      <w:numFmt w:val="bullet"/>
-      <w:lvlText w:val=""/>
-      <w:lvlJc w:val="left"/>
-      <w:pPr>
-        <w:tabs>
-          <w:tab w:val="num" w:pos="2520"/>
-        </w:tabs>
-        <w:ind w:left="2520" w:hanging="360"/>
-      </w:pPr>
-      <w:rPr>
-        <w:rFonts w:ascii="Symbol" w:hAnsi="Symbol" w:hint="default"/>
-        <w:sz w:val="20"/>
-      </w:rPr>
-    </w:lvl>
-    <w:lvl w:ilvl="4" w:tentative="1">
-      <w:start w:val="1"/>
-      <w:numFmt w:val="bullet"/>
-      <w:lvlText w:val=""/>
-      <w:lvlJc w:val="left"/>
-      <w:pPr>
-        <w:tabs>
-          <w:tab w:val="num" w:pos="3240"/>
-        </w:tabs>
-        <w:ind w:left="3240" w:hanging="360"/>
-      </w:pPr>
-      <w:rPr>
-        <w:rFonts w:ascii="Symbol" w:hAnsi="Symbol" w:hint="default"/>
-        <w:sz w:val="20"/>
-      </w:rPr>
-    </w:lvl>
-    <w:lvl w:ilvl="5" w:tentative="1">
-      <w:start w:val="1"/>
-      <w:numFmt w:val="bullet"/>
-      <w:lvlText w:val=""/>
-      <w:lvlJc w:val="left"/>
-      <w:pPr>
-        <w:tabs>
-          <w:tab w:val="num" w:pos="3960"/>
-        </w:tabs>
-        <w:ind w:left="3960" w:hanging="360"/>
-      </w:pPr>
-      <w:rPr>
-        <w:rFonts w:ascii="Symbol" w:hAnsi="Symbol" w:hint="default"/>
-        <w:sz w:val="20"/>
-      </w:rPr>
-    </w:lvl>
-    <w:lvl w:ilvl="6" w:tentative="1">
-      <w:start w:val="1"/>
-      <w:numFmt w:val="bullet"/>
-      <w:lvlText w:val=""/>
-      <w:lvlJc w:val="left"/>
-      <w:pPr>
-        <w:tabs>
-          <w:tab w:val="num" w:pos="4680"/>
-        </w:tabs>
-        <w:ind w:left="4680" w:hanging="360"/>
-      </w:pPr>
-      <w:rPr>
-        <w:rFonts w:ascii="Symbol" w:hAnsi="Symbol" w:hint="default"/>
-        <w:sz w:val="20"/>
-      </w:rPr>
-    </w:lvl>
-    <w:lvl w:ilvl="7" w:tentative="1">
-      <w:start w:val="1"/>
-      <w:numFmt w:val="bullet"/>
-      <w:lvlText w:val=""/>
-      <w:lvlJc w:val="left"/>
-      <w:pPr>
-        <w:tabs>
-          <w:tab w:val="num" w:pos="5400"/>
-        </w:tabs>
-        <w:ind w:left="5400" w:hanging="360"/>
-      </w:pPr>
-      <w:rPr>
-        <w:rFonts w:ascii="Symbol" w:hAnsi="Symbol" w:hint="default"/>
-        <w:sz w:val="20"/>
-      </w:rPr>
-    </w:lvl>
-    <w:lvl w:ilvl="8" w:tentative="1">
-      <w:start w:val="1"/>
-      <w:numFmt w:val="bullet"/>
-      <w:lvlText w:val=""/>
-      <w:lvlJc w:val="left"/>
-      <w:pPr>
-        <w:tabs>
-          <w:tab w:val="num" w:pos="6120"/>
-        </w:tabs>
-        <w:ind w:left="6120" w:hanging="360"/>
-      </w:pPr>
-      <w:rPr>
-        <w:rFonts w:ascii="Symbol" w:hAnsi="Symbol" w:hint="default"/>
-        <w:sz w:val="20"/>
-      </w:rPr>
-    </w:lvl>
-  </w:abstractNum>
-  <w:abstractNum w:abstractNumId="53" w15:restartNumberingAfterBreak="0">
-    <w:nsid w:val="6F6A0108"/>
-    <w:multiLevelType w:val="hybridMultilevel"/>
-    <w:tmpl w:val="6004CD10"/>
-    <w:lvl w:ilvl="0" w:tplc="04090001">
-      <w:start w:val="1"/>
-      <w:numFmt w:val="bullet"/>
-      <w:lvlText w:val=""/>
-      <w:lvlJc w:val="left"/>
-      <w:pPr>
-        <w:ind w:left="360" w:hanging="360"/>
-      </w:pPr>
-      <w:rPr>
-        <w:rFonts w:ascii="Symbol" w:hAnsi="Symbol" w:hint="default"/>
-      </w:rPr>
-    </w:lvl>
-    <w:lvl w:ilvl="1" w:tplc="04090003" w:tentative="1">
-      <w:start w:val="1"/>
-      <w:numFmt w:val="bullet"/>
-      <w:lvlText w:val="o"/>
-      <w:lvlJc w:val="left"/>
-      <w:pPr>
-        <w:ind w:left="1080" w:hanging="360"/>
-      </w:pPr>
-      <w:rPr>
-        <w:rFonts w:ascii="Courier New" w:hAnsi="Courier New" w:cs="Courier New" w:hint="default"/>
-      </w:rPr>
-    </w:lvl>
-    <w:lvl w:ilvl="2" w:tplc="04090005" w:tentative="1">
-      <w:start w:val="1"/>
-      <w:numFmt w:val="bullet"/>
-      <w:lvlText w:val=""/>
-      <w:lvlJc w:val="left"/>
-      <w:pPr>
-        <w:ind w:left="1800" w:hanging="360"/>
-      </w:pPr>
-      <w:rPr>
-        <w:rFonts w:ascii="Wingdings" w:hAnsi="Wingdings" w:hint="default"/>
-      </w:rPr>
-    </w:lvl>
-    <w:lvl w:ilvl="3" w:tplc="04090001" w:tentative="1">
-      <w:start w:val="1"/>
-      <w:numFmt w:val="bullet"/>
-      <w:lvlText w:val=""/>
-      <w:lvlJc w:val="left"/>
-      <w:pPr>
-        <w:ind w:left="2520" w:hanging="360"/>
-      </w:pPr>
-      <w:rPr>
-        <w:rFonts w:ascii="Symbol" w:hAnsi="Symbol" w:hint="default"/>
-      </w:rPr>
-    </w:lvl>
-    <w:lvl w:ilvl="4" w:tplc="04090003" w:tentative="1">
-      <w:start w:val="1"/>
-      <w:numFmt w:val="bullet"/>
-      <w:lvlText w:val="o"/>
-      <w:lvlJc w:val="left"/>
-      <w:pPr>
-        <w:ind w:left="3240" w:hanging="360"/>
-      </w:pPr>
-      <w:rPr>
-        <w:rFonts w:ascii="Courier New" w:hAnsi="Courier New" w:cs="Courier New" w:hint="default"/>
-      </w:rPr>
-    </w:lvl>
-    <w:lvl w:ilvl="5" w:tplc="04090005" w:tentative="1">
-      <w:start w:val="1"/>
-      <w:numFmt w:val="bullet"/>
-      <w:lvlText w:val=""/>
-      <w:lvlJc w:val="left"/>
-      <w:pPr>
-        <w:ind w:left="3960" w:hanging="360"/>
-      </w:pPr>
-      <w:rPr>
-        <w:rFonts w:ascii="Wingdings" w:hAnsi="Wingdings" w:hint="default"/>
-      </w:rPr>
-    </w:lvl>
-    <w:lvl w:ilvl="6" w:tplc="04090001" w:tentative="1">
-      <w:start w:val="1"/>
-      <w:numFmt w:val="bullet"/>
-      <w:lvlText w:val=""/>
-      <w:lvlJc w:val="left"/>
-      <w:pPr>
-        <w:ind w:left="4680" w:hanging="360"/>
-      </w:pPr>
-      <w:rPr>
-        <w:rFonts w:ascii="Symbol" w:hAnsi="Symbol" w:hint="default"/>
-      </w:rPr>
-    </w:lvl>
-    <w:lvl w:ilvl="7" w:tplc="04090003" w:tentative="1">
-      <w:start w:val="1"/>
-      <w:numFmt w:val="bullet"/>
-      <w:lvlText w:val="o"/>
-      <w:lvlJc w:val="left"/>
-      <w:pPr>
-        <w:ind w:left="5400" w:hanging="360"/>
-      </w:pPr>
-      <w:rPr>
-        <w:rFonts w:ascii="Courier New" w:hAnsi="Courier New" w:cs="Courier New" w:hint="default"/>
-      </w:rPr>
-    </w:lvl>
-    <w:lvl w:ilvl="8" w:tplc="04090005" w:tentative="1">
-      <w:start w:val="1"/>
-      <w:numFmt w:val="bullet"/>
-      <w:lvlText w:val=""/>
-      <w:lvlJc w:val="left"/>
-      <w:pPr>
-        <w:ind w:left="6120" w:hanging="360"/>
-      </w:pPr>
-      <w:rPr>
-        <w:rFonts w:ascii="Wingdings" w:hAnsi="Wingdings" w:hint="default"/>
-      </w:rPr>
-    </w:lvl>
-  </w:abstractNum>
-  <w:abstractNum w:abstractNumId="54" w15:restartNumberingAfterBreak="0">
-    <w:nsid w:val="75D968F5"/>
-    <w:multiLevelType w:val="hybridMultilevel"/>
-    <w:tmpl w:val="30581EC8"/>
-    <w:lvl w:ilvl="0" w:tplc="0409000F">
-      <w:start w:val="1"/>
-      <w:numFmt w:val="decimal"/>
-      <w:lvlText w:val="%1."/>
-      <w:lvlJc w:val="left"/>
-      <w:pPr>
-        <w:ind w:left="360" w:hanging="360"/>
-      </w:pPr>
-      <w:rPr>
-        <w:rFonts w:hint="default"/>
-      </w:rPr>
-    </w:lvl>
-    <w:lvl w:ilvl="1" w:tplc="04090019" w:tentative="1">
-      <w:start w:val="1"/>
-      <w:numFmt w:val="lowerLetter"/>
-      <w:lvlText w:val="%2."/>
-      <w:lvlJc w:val="left"/>
-      <w:pPr>
-        <w:ind w:left="1080" w:hanging="360"/>
-      </w:pPr>
-    </w:lvl>
-    <w:lvl w:ilvl="2" w:tplc="0409001B" w:tentative="1">
-      <w:start w:val="1"/>
-      <w:numFmt w:val="lowerRoman"/>
-      <w:lvlText w:val="%3."/>
-      <w:lvlJc w:val="right"/>
-      <w:pPr>
-        <w:ind w:left="1800" w:hanging="180"/>
-      </w:pPr>
-    </w:lvl>
-    <w:lvl w:ilvl="3" w:tplc="0409000F" w:tentative="1">
-      <w:start w:val="1"/>
-      <w:numFmt w:val="decimal"/>
-      <w:lvlText w:val="%4."/>
-      <w:lvlJc w:val="left"/>
-      <w:pPr>
-        <w:ind w:left="2520" w:hanging="360"/>
-      </w:pPr>
-    </w:lvl>
-    <w:lvl w:ilvl="4" w:tplc="04090019" w:tentative="1">
-      <w:start w:val="1"/>
-      <w:numFmt w:val="lowerLetter"/>
-      <w:lvlText w:val="%5."/>
-      <w:lvlJc w:val="left"/>
-      <w:pPr>
-        <w:ind w:left="3240" w:hanging="360"/>
-      </w:pPr>
-    </w:lvl>
-    <w:lvl w:ilvl="5" w:tplc="0409001B" w:tentative="1">
-      <w:start w:val="1"/>
-      <w:numFmt w:val="lowerRoman"/>
-      <w:lvlText w:val="%6."/>
-      <w:lvlJc w:val="right"/>
-      <w:pPr>
-        <w:ind w:left="3960" w:hanging="180"/>
-      </w:pPr>
-    </w:lvl>
-    <w:lvl w:ilvl="6" w:tplc="0409000F" w:tentative="1">
-      <w:start w:val="1"/>
-      <w:numFmt w:val="decimal"/>
-      <w:lvlText w:val="%7."/>
-      <w:lvlJc w:val="left"/>
-      <w:pPr>
-        <w:ind w:left="4680" w:hanging="360"/>
-      </w:pPr>
-    </w:lvl>
-    <w:lvl w:ilvl="7" w:tplc="04090019" w:tentative="1">
-      <w:start w:val="1"/>
-      <w:numFmt w:val="lowerLetter"/>
-      <w:lvlText w:val="%8."/>
-      <w:lvlJc w:val="left"/>
-      <w:pPr>
-        <w:ind w:left="5400" w:hanging="360"/>
-      </w:pPr>
-    </w:lvl>
-    <w:lvl w:ilvl="8" w:tplc="0409001B" w:tentative="1">
-      <w:start w:val="1"/>
-      <w:numFmt w:val="lowerRoman"/>
-      <w:lvlText w:val="%9."/>
-      <w:lvlJc w:val="right"/>
-      <w:pPr>
-        <w:ind w:left="6120" w:hanging="180"/>
-      </w:pPr>
-    </w:lvl>
-  </w:abstractNum>
-  <w:abstractNum w:abstractNumId="55" w15:restartNumberingAfterBreak="0">
-    <w:nsid w:val="76C2363B"/>
-    <w:multiLevelType w:val="hybridMultilevel"/>
-    <w:tmpl w:val="AEF6AAA6"/>
-    <w:lvl w:ilvl="0" w:tplc="0409000F">
-      <w:start w:val="1"/>
-      <w:numFmt w:val="decimal"/>
-      <w:lvlText w:val="%1."/>
-      <w:lvlJc w:val="left"/>
-      <w:pPr>
-        <w:ind w:left="720" w:hanging="360"/>
-      </w:pPr>
-      <w:rPr>
-        <w:rFonts w:hint="default"/>
-      </w:rPr>
-    </w:lvl>
-    <w:lvl w:ilvl="1" w:tplc="04090019" w:tentative="1">
-      <w:start w:val="1"/>
-      <w:numFmt w:val="lowerLetter"/>
-      <w:lvlText w:val="%2."/>
-      <w:lvlJc w:val="left"/>
-      <w:pPr>
-        <w:ind w:left="1440" w:hanging="360"/>
-      </w:pPr>
-    </w:lvl>
-    <w:lvl w:ilvl="2" w:tplc="0409001B" w:tentative="1">
-      <w:start w:val="1"/>
-      <w:numFmt w:val="lowerRoman"/>
-      <w:lvlText w:val="%3."/>
-      <w:lvlJc w:val="right"/>
-      <w:pPr>
-        <w:ind w:left="2160" w:hanging="180"/>
-      </w:pPr>
-    </w:lvl>
-    <w:lvl w:ilvl="3" w:tplc="0409000F" w:tentative="1">
-      <w:start w:val="1"/>
-      <w:numFmt w:val="decimal"/>
-      <w:lvlText w:val="%4."/>
-      <w:lvlJc w:val="left"/>
-      <w:pPr>
-        <w:ind w:left="2880" w:hanging="360"/>
-      </w:pPr>
-    </w:lvl>
-    <w:lvl w:ilvl="4" w:tplc="04090019" w:tentative="1">
-      <w:start w:val="1"/>
-      <w:numFmt w:val="lowerLetter"/>
-      <w:lvlText w:val="%5."/>
-      <w:lvlJc w:val="left"/>
-      <w:pPr>
-        <w:ind w:left="3600" w:hanging="360"/>
-      </w:pPr>
-    </w:lvl>
-    <w:lvl w:ilvl="5" w:tplc="0409001B" w:tentative="1">
-      <w:start w:val="1"/>
-      <w:numFmt w:val="lowerRoman"/>
-      <w:lvlText w:val="%6."/>
-      <w:lvlJc w:val="right"/>
-      <w:pPr>
-        <w:ind w:left="4320" w:hanging="180"/>
-      </w:pPr>
-    </w:lvl>
-    <w:lvl w:ilvl="6" w:tplc="0409000F" w:tentative="1">
-      <w:start w:val="1"/>
-      <w:numFmt w:val="decimal"/>
-      <w:lvlText w:val="%7."/>
-      <w:lvlJc w:val="left"/>
-      <w:pPr>
-        <w:ind w:left="5040" w:hanging="360"/>
-      </w:pPr>
-    </w:lvl>
-    <w:lvl w:ilvl="7" w:tplc="04090019" w:tentative="1">
-      <w:start w:val="1"/>
-      <w:numFmt w:val="lowerLetter"/>
-      <w:lvlText w:val="%8."/>
-      <w:lvlJc w:val="left"/>
-      <w:pPr>
-        <w:ind w:left="5760" w:hanging="360"/>
-      </w:pPr>
-    </w:lvl>
-    <w:lvl w:ilvl="8" w:tplc="0409001B" w:tentative="1">
-      <w:start w:val="1"/>
-      <w:numFmt w:val="lowerRoman"/>
-      <w:lvlText w:val="%9."/>
-      <w:lvlJc w:val="right"/>
-      <w:pPr>
-        <w:ind w:left="6480" w:hanging="180"/>
-      </w:pPr>
-    </w:lvl>
-  </w:abstractNum>
-  <w:abstractNum w:abstractNumId="56" w15:restartNumberingAfterBreak="0">
-    <w:nsid w:val="7AC413BC"/>
-    <w:multiLevelType w:val="hybridMultilevel"/>
-    <w:tmpl w:val="B2948FBA"/>
-    <w:lvl w:ilvl="0" w:tplc="0409000F">
-      <w:start w:val="1"/>
-      <w:numFmt w:val="decimal"/>
-      <w:lvlText w:val="%1."/>
-      <w:lvlJc w:val="left"/>
-      <w:pPr>
-        <w:ind w:left="360" w:hanging="360"/>
-      </w:pPr>
-    </w:lvl>
-    <w:lvl w:ilvl="1" w:tplc="04090019" w:tentative="1">
-      <w:start w:val="1"/>
-      <w:numFmt w:val="lowerLetter"/>
-      <w:lvlText w:val="%2."/>
-      <w:lvlJc w:val="left"/>
-      <w:pPr>
-        <w:ind w:left="1080" w:hanging="360"/>
-      </w:pPr>
-    </w:lvl>
-    <w:lvl w:ilvl="2" w:tplc="0409001B" w:tentative="1">
-      <w:start w:val="1"/>
-      <w:numFmt w:val="lowerRoman"/>
-      <w:lvlText w:val="%3."/>
-      <w:lvlJc w:val="right"/>
-      <w:pPr>
-        <w:ind w:left="1800" w:hanging="180"/>
-      </w:pPr>
-    </w:lvl>
-    <w:lvl w:ilvl="3" w:tplc="0409000F" w:tentative="1">
-      <w:start w:val="1"/>
-      <w:numFmt w:val="decimal"/>
-      <w:lvlText w:val="%4."/>
-      <w:lvlJc w:val="left"/>
-      <w:pPr>
-        <w:ind w:left="2520" w:hanging="360"/>
-      </w:pPr>
-    </w:lvl>
-    <w:lvl w:ilvl="4" w:tplc="04090019" w:tentative="1">
-      <w:start w:val="1"/>
-      <w:numFmt w:val="lowerLetter"/>
-      <w:lvlText w:val="%5."/>
-      <w:lvlJc w:val="left"/>
-      <w:pPr>
-        <w:ind w:left="3240" w:hanging="360"/>
-      </w:pPr>
-    </w:lvl>
-    <w:lvl w:ilvl="5" w:tplc="0409001B" w:tentative="1">
-      <w:start w:val="1"/>
-      <w:numFmt w:val="lowerRoman"/>
-      <w:lvlText w:val="%6."/>
-      <w:lvlJc w:val="right"/>
-      <w:pPr>
-        <w:ind w:left="3960" w:hanging="180"/>
-      </w:pPr>
-    </w:lvl>
-    <w:lvl w:ilvl="6" w:tplc="0409000F" w:tentative="1">
-      <w:start w:val="1"/>
-      <w:numFmt w:val="decimal"/>
-      <w:lvlText w:val="%7."/>
-      <w:lvlJc w:val="left"/>
-      <w:pPr>
-        <w:ind w:left="4680" w:hanging="360"/>
-      </w:pPr>
-    </w:lvl>
-    <w:lvl w:ilvl="7" w:tplc="04090019" w:tentative="1">
-      <w:start w:val="1"/>
-      <w:numFmt w:val="lowerLetter"/>
-      <w:lvlText w:val="%8."/>
-      <w:lvlJc w:val="left"/>
-      <w:pPr>
-        <w:ind w:left="5400" w:hanging="360"/>
-      </w:pPr>
-    </w:lvl>
-    <w:lvl w:ilvl="8" w:tplc="0409001B" w:tentative="1">
-      <w:start w:val="1"/>
-      <w:numFmt w:val="lowerRoman"/>
-      <w:lvlText w:val="%9."/>
-      <w:lvlJc w:val="right"/>
-      <w:pPr>
-        <w:ind w:left="6120" w:hanging="180"/>
-      </w:pPr>
-    </w:lvl>
-  </w:abstractNum>
-  <w:abstractNum w:abstractNumId="57" w15:restartNumberingAfterBreak="0">
-    <w:nsid w:val="7B000701"/>
-    <w:multiLevelType w:val="multilevel"/>
-    <w:tmpl w:val="E752F44A"/>
-    <w:lvl w:ilvl="0">
-      <w:start w:val="1"/>
-      <w:numFmt w:val="bullet"/>
-      <w:lvlText w:val=""/>
-      <w:lvlJc w:val="left"/>
-      <w:pPr>
-        <w:tabs>
-          <w:tab w:val="num" w:pos="360"/>
-        </w:tabs>
-        <w:ind w:left="360" w:hanging="360"/>
-      </w:pPr>
-      <w:rPr>
-        <w:rFonts w:ascii="Symbol" w:hAnsi="Symbol" w:hint="default"/>
-        <w:sz w:val="20"/>
-      </w:rPr>
-    </w:lvl>
-    <w:lvl w:ilvl="1" w:tentative="1">
-      <w:start w:val="1"/>
-      <w:numFmt w:val="bullet"/>
-      <w:lvlText w:val=""/>
-      <w:lvlJc w:val="left"/>
-      <w:pPr>
-        <w:tabs>
-          <w:tab w:val="num" w:pos="1080"/>
-        </w:tabs>
-        <w:ind w:left="1080" w:hanging="360"/>
-      </w:pPr>
-      <w:rPr>
-        <w:rFonts w:ascii="Symbol" w:hAnsi="Symbol" w:hint="default"/>
-        <w:sz w:val="20"/>
-      </w:rPr>
-    </w:lvl>
-    <w:lvl w:ilvl="2" w:tentative="1">
-      <w:start w:val="1"/>
-      <w:numFmt w:val="bullet"/>
-      <w:lvlText w:val=""/>
-      <w:lvlJc w:val="left"/>
-      <w:pPr>
-        <w:tabs>
-          <w:tab w:val="num" w:pos="1800"/>
-        </w:tabs>
-        <w:ind w:left="1800" w:hanging="360"/>
-      </w:pPr>
-      <w:rPr>
-        <w:rFonts w:ascii="Symbol" w:hAnsi="Symbol" w:hint="default"/>
-        <w:sz w:val="20"/>
-      </w:rPr>
-    </w:lvl>
-    <w:lvl w:ilvl="3" w:tentative="1">
-      <w:start w:val="1"/>
-      <w:numFmt w:val="bullet"/>
-      <w:lvlText w:val=""/>
-      <w:lvlJc w:val="left"/>
-      <w:pPr>
-        <w:tabs>
-          <w:tab w:val="num" w:pos="2520"/>
-        </w:tabs>
-        <w:ind w:left="2520" w:hanging="360"/>
-      </w:pPr>
-      <w:rPr>
-        <w:rFonts w:ascii="Symbol" w:hAnsi="Symbol" w:hint="default"/>
-        <w:sz w:val="20"/>
-      </w:rPr>
-    </w:lvl>
-    <w:lvl w:ilvl="4" w:tentative="1">
-      <w:start w:val="1"/>
-      <w:numFmt w:val="bullet"/>
-      <w:lvlText w:val=""/>
-      <w:lvlJc w:val="left"/>
-      <w:pPr>
-        <w:tabs>
-          <w:tab w:val="num" w:pos="3240"/>
-        </w:tabs>
-        <w:ind w:left="3240" w:hanging="360"/>
-      </w:pPr>
-      <w:rPr>
-        <w:rFonts w:ascii="Symbol" w:hAnsi="Symbol" w:hint="default"/>
-        <w:sz w:val="20"/>
-      </w:rPr>
-    </w:lvl>
-    <w:lvl w:ilvl="5" w:tentative="1">
-      <w:start w:val="1"/>
-      <w:numFmt w:val="bullet"/>
-      <w:lvlText w:val=""/>
-      <w:lvlJc w:val="left"/>
-      <w:pPr>
-        <w:tabs>
-          <w:tab w:val="num" w:pos="3960"/>
-        </w:tabs>
-        <w:ind w:left="3960" w:hanging="360"/>
-      </w:pPr>
-      <w:rPr>
-        <w:rFonts w:ascii="Symbol" w:hAnsi="Symbol" w:hint="default"/>
-        <w:sz w:val="20"/>
-      </w:rPr>
-    </w:lvl>
-    <w:lvl w:ilvl="6" w:tentative="1">
-      <w:start w:val="1"/>
-      <w:numFmt w:val="bullet"/>
-      <w:lvlText w:val=""/>
-      <w:lvlJc w:val="left"/>
-      <w:pPr>
-        <w:tabs>
-          <w:tab w:val="num" w:pos="4680"/>
-        </w:tabs>
-        <w:ind w:left="4680" w:hanging="360"/>
-      </w:pPr>
-      <w:rPr>
-        <w:rFonts w:ascii="Symbol" w:hAnsi="Symbol" w:hint="default"/>
-        <w:sz w:val="20"/>
-      </w:rPr>
-    </w:lvl>
-    <w:lvl w:ilvl="7" w:tentative="1">
-      <w:start w:val="1"/>
-      <w:numFmt w:val="bullet"/>
-      <w:lvlText w:val=""/>
-      <w:lvlJc w:val="left"/>
-      <w:pPr>
-        <w:tabs>
-          <w:tab w:val="num" w:pos="5400"/>
-        </w:tabs>
-        <w:ind w:left="5400" w:hanging="360"/>
-      </w:pPr>
-      <w:rPr>
-        <w:rFonts w:ascii="Symbol" w:hAnsi="Symbol" w:hint="default"/>
-        <w:sz w:val="20"/>
-      </w:rPr>
-    </w:lvl>
-    <w:lvl w:ilvl="8" w:tentative="1">
-      <w:start w:val="1"/>
-      <w:numFmt w:val="bullet"/>
-      <w:lvlText w:val=""/>
-      <w:lvlJc w:val="left"/>
-      <w:pPr>
-        <w:tabs>
-          <w:tab w:val="num" w:pos="6120"/>
-        </w:tabs>
-        <w:ind w:left="6120" w:hanging="360"/>
-      </w:pPr>
-      <w:rPr>
-        <w:rFonts w:ascii="Symbol" w:hAnsi="Symbol" w:hint="default"/>
-        <w:sz w:val="20"/>
-      </w:rPr>
-    </w:lvl>
-  </w:abstractNum>
-  <w:abstractNum w:abstractNumId="58" w15:restartNumberingAfterBreak="0">
-    <w:nsid w:val="7B4D185B"/>
-    <w:multiLevelType w:val="hybridMultilevel"/>
-    <w:tmpl w:val="68702DC8"/>
-    <w:lvl w:ilvl="0" w:tplc="04090001">
-      <w:start w:val="1"/>
-      <w:numFmt w:val="bullet"/>
-      <w:lvlText w:val=""/>
-      <w:lvlJc w:val="left"/>
-      <w:pPr>
-        <w:ind w:left="440" w:hanging="440"/>
-      </w:pPr>
-      <w:rPr>
-        <w:rFonts w:ascii="Wingdings" w:hAnsi="Wingdings" w:hint="default"/>
-      </w:rPr>
-    </w:lvl>
-    <w:lvl w:ilvl="1" w:tplc="FFFFFFFF">
-      <w:start w:val="1"/>
-      <w:numFmt w:val="lowerLetter"/>
-      <w:lvlText w:val="%2)"/>
-      <w:lvlJc w:val="left"/>
-      <w:pPr>
-        <w:ind w:left="880" w:hanging="440"/>
-      </w:pPr>
-    </w:lvl>
-    <w:lvl w:ilvl="2" w:tplc="FFFFFFFF" w:tentative="1">
-      <w:start w:val="1"/>
-      <w:numFmt w:val="lowerRoman"/>
-      <w:lvlText w:val="%3."/>
-      <w:lvlJc w:val="right"/>
-      <w:pPr>
-        <w:ind w:left="1320" w:hanging="440"/>
-      </w:pPr>
-    </w:lvl>
-    <w:lvl w:ilvl="3" w:tplc="FFFFFFFF" w:tentative="1">
-      <w:start w:val="1"/>
-      <w:numFmt w:val="decimal"/>
-      <w:lvlText w:val="%4."/>
-      <w:lvlJc w:val="left"/>
-      <w:pPr>
-        <w:ind w:left="1760" w:hanging="440"/>
-      </w:pPr>
-    </w:lvl>
-    <w:lvl w:ilvl="4" w:tplc="FFFFFFFF" w:tentative="1">
-      <w:start w:val="1"/>
-      <w:numFmt w:val="lowerLetter"/>
-      <w:lvlText w:val="%5)"/>
-      <w:lvlJc w:val="left"/>
-      <w:pPr>
-        <w:ind w:left="2200" w:hanging="440"/>
-      </w:pPr>
-    </w:lvl>
-    <w:lvl w:ilvl="5" w:tplc="FFFFFFFF" w:tentative="1">
-      <w:start w:val="1"/>
-      <w:numFmt w:val="lowerRoman"/>
-      <w:lvlText w:val="%6."/>
-      <w:lvlJc w:val="right"/>
-      <w:pPr>
-        <w:ind w:left="2640" w:hanging="440"/>
-      </w:pPr>
-    </w:lvl>
-    <w:lvl w:ilvl="6" w:tplc="FFFFFFFF" w:tentative="1">
-      <w:start w:val="1"/>
-      <w:numFmt w:val="decimal"/>
-      <w:lvlText w:val="%7."/>
-      <w:lvlJc w:val="left"/>
-      <w:pPr>
-        <w:ind w:left="3080" w:hanging="440"/>
-      </w:pPr>
-    </w:lvl>
-    <w:lvl w:ilvl="7" w:tplc="FFFFFFFF" w:tentative="1">
-      <w:start w:val="1"/>
-      <w:numFmt w:val="lowerLetter"/>
-      <w:lvlText w:val="%8)"/>
-      <w:lvlJc w:val="left"/>
-      <w:pPr>
-        <w:ind w:left="3520" w:hanging="440"/>
-      </w:pPr>
-    </w:lvl>
-    <w:lvl w:ilvl="8" w:tplc="FFFFFFFF" w:tentative="1">
-      <w:start w:val="1"/>
-      <w:numFmt w:val="lowerRoman"/>
-      <w:lvlText w:val="%9."/>
-      <w:lvlJc w:val="right"/>
-      <w:pPr>
-        <w:ind w:left="3960" w:hanging="440"/>
-      </w:pPr>
-    </w:lvl>
-  </w:abstractNum>
-  <w:abstractNum w:abstractNumId="59" w15:restartNumberingAfterBreak="0">
-    <w:nsid w:val="7CE35BD2"/>
-    <w:multiLevelType w:val="hybridMultilevel"/>
-    <w:tmpl w:val="D0748882"/>
-    <w:lvl w:ilvl="0" w:tplc="0409000F">
-      <w:start w:val="1"/>
-      <w:numFmt w:val="decimal"/>
-      <w:lvlText w:val="%1."/>
-      <w:lvlJc w:val="left"/>
-      <w:pPr>
-        <w:ind w:left="360" w:hanging="360"/>
-      </w:pPr>
-      <w:rPr>
-        <w:rFonts w:hint="default"/>
-      </w:rPr>
-    </w:lvl>
-    <w:lvl w:ilvl="1" w:tplc="04090019" w:tentative="1">
-      <w:start w:val="1"/>
-      <w:numFmt w:val="lowerLetter"/>
-      <w:lvlText w:val="%2."/>
-      <w:lvlJc w:val="left"/>
-      <w:pPr>
-        <w:ind w:left="1080" w:hanging="360"/>
-      </w:pPr>
-    </w:lvl>
-    <w:lvl w:ilvl="2" w:tplc="0409001B" w:tentative="1">
-      <w:start w:val="1"/>
-      <w:numFmt w:val="lowerRoman"/>
-      <w:lvlText w:val="%3."/>
-      <w:lvlJc w:val="right"/>
-      <w:pPr>
-        <w:ind w:left="1800" w:hanging="180"/>
-      </w:pPr>
-    </w:lvl>
-    <w:lvl w:ilvl="3" w:tplc="0409000F" w:tentative="1">
-      <w:start w:val="1"/>
-      <w:numFmt w:val="decimal"/>
-      <w:lvlText w:val="%4."/>
-      <w:lvlJc w:val="left"/>
-      <w:pPr>
-        <w:ind w:left="2520" w:hanging="360"/>
-      </w:pPr>
-    </w:lvl>
-    <w:lvl w:ilvl="4" w:tplc="04090019" w:tentative="1">
-      <w:start w:val="1"/>
-      <w:numFmt w:val="lowerLetter"/>
-      <w:lvlText w:val="%5."/>
-      <w:lvlJc w:val="left"/>
-      <w:pPr>
-        <w:ind w:left="3240" w:hanging="360"/>
-      </w:pPr>
-    </w:lvl>
-    <w:lvl w:ilvl="5" w:tplc="0409001B" w:tentative="1">
-      <w:start w:val="1"/>
-      <w:numFmt w:val="lowerRoman"/>
-      <w:lvlText w:val="%6."/>
-      <w:lvlJc w:val="right"/>
-      <w:pPr>
-        <w:ind w:left="3960" w:hanging="180"/>
-      </w:pPr>
-    </w:lvl>
-    <w:lvl w:ilvl="6" w:tplc="0409000F" w:tentative="1">
-      <w:start w:val="1"/>
-      <w:numFmt w:val="decimal"/>
-      <w:lvlText w:val="%7."/>
-      <w:lvlJc w:val="left"/>
-      <w:pPr>
-        <w:ind w:left="4680" w:hanging="360"/>
-      </w:pPr>
-    </w:lvl>
-    <w:lvl w:ilvl="7" w:tplc="04090019" w:tentative="1">
-      <w:start w:val="1"/>
-      <w:numFmt w:val="lowerLetter"/>
-      <w:lvlText w:val="%8."/>
-      <w:lvlJc w:val="left"/>
-      <w:pPr>
-        <w:ind w:left="5400" w:hanging="360"/>
-      </w:pPr>
-    </w:lvl>
-    <w:lvl w:ilvl="8" w:tplc="0409001B" w:tentative="1">
-      <w:start w:val="1"/>
-      <w:numFmt w:val="lowerRoman"/>
-      <w:lvlText w:val="%9."/>
-      <w:lvlJc w:val="right"/>
-      <w:pPr>
-        <w:ind w:left="6120" w:hanging="180"/>
-      </w:pPr>
-    </w:lvl>
-  </w:abstractNum>
-  <w:abstractNum w:abstractNumId="60" w15:restartNumberingAfterBreak="0">
-    <w:nsid w:val="7DDF25A3"/>
-    <w:multiLevelType w:val="multilevel"/>
-    <w:tmpl w:val="24D0A3CC"/>
-    <w:lvl w:ilvl="0">
-      <w:start w:val="1"/>
-      <w:numFmt w:val="decimal"/>
-      <w:lvlText w:val="%1."/>
-      <w:lvlJc w:val="left"/>
-      <w:pPr>
-        <w:tabs>
-          <w:tab w:val="num" w:pos="720"/>
-        </w:tabs>
-        <w:ind w:left="720" w:hanging="360"/>
-      </w:pPr>
-    </w:lvl>
-    <w:lvl w:ilvl="1" w:tentative="1">
-      <w:start w:val="1"/>
-      <w:numFmt w:val="decimal"/>
-      <w:lvlText w:val="%2."/>
-      <w:lvlJc w:val="left"/>
-      <w:pPr>
-        <w:tabs>
-          <w:tab w:val="num" w:pos="1440"/>
-        </w:tabs>
-        <w:ind w:left="1440" w:hanging="360"/>
-      </w:pPr>
-    </w:lvl>
-    <w:lvl w:ilvl="2" w:tentative="1">
-      <w:start w:val="1"/>
-      <w:numFmt w:val="decimal"/>
-      <w:lvlText w:val="%3."/>
-      <w:lvlJc w:val="left"/>
-      <w:pPr>
-        <w:tabs>
-          <w:tab w:val="num" w:pos="2160"/>
-        </w:tabs>
-        <w:ind w:left="2160" w:hanging="360"/>
-      </w:pPr>
-    </w:lvl>
-    <w:lvl w:ilvl="3" w:tentative="1">
-      <w:start w:val="1"/>
-      <w:numFmt w:val="decimal"/>
-      <w:lvlText w:val="%4."/>
-      <w:lvlJc w:val="left"/>
-      <w:pPr>
-        <w:tabs>
-          <w:tab w:val="num" w:pos="2880"/>
-        </w:tabs>
-        <w:ind w:left="2880" w:hanging="360"/>
-      </w:pPr>
-    </w:lvl>
-    <w:lvl w:ilvl="4" w:tentative="1">
-      <w:start w:val="1"/>
-      <w:numFmt w:val="decimal"/>
-      <w:lvlText w:val="%5."/>
-      <w:lvlJc w:val="left"/>
-      <w:pPr>
-        <w:tabs>
-          <w:tab w:val="num" w:pos="3600"/>
-        </w:tabs>
-        <w:ind w:left="3600" w:hanging="360"/>
-      </w:pPr>
-    </w:lvl>
-    <w:lvl w:ilvl="5" w:tentative="1">
-      <w:start w:val="1"/>
-      <w:numFmt w:val="decimal"/>
-      <w:lvlText w:val="%6."/>
-      <w:lvlJc w:val="left"/>
-      <w:pPr>
-        <w:tabs>
-          <w:tab w:val="num" w:pos="4320"/>
-        </w:tabs>
-        <w:ind w:left="4320" w:hanging="360"/>
-      </w:pPr>
-    </w:lvl>
-    <w:lvl w:ilvl="6" w:tentative="1">
-      <w:start w:val="1"/>
-      <w:numFmt w:val="decimal"/>
-      <w:lvlText w:val="%7."/>
-      <w:lvlJc w:val="left"/>
-      <w:pPr>
-        <w:tabs>
-          <w:tab w:val="num" w:pos="5040"/>
-        </w:tabs>
-        <w:ind w:left="5040" w:hanging="360"/>
-      </w:pPr>
-    </w:lvl>
-    <w:lvl w:ilvl="7" w:tentative="1">
-      <w:start w:val="1"/>
-      <w:numFmt w:val="decimal"/>
-      <w:lvlText w:val="%8."/>
-      <w:lvlJc w:val="left"/>
-      <w:pPr>
-        <w:tabs>
-          <w:tab w:val="num" w:pos="5760"/>
-        </w:tabs>
-        <w:ind w:left="5760" w:hanging="360"/>
-      </w:pPr>
-    </w:lvl>
-    <w:lvl w:ilvl="8" w:tentative="1">
-      <w:start w:val="1"/>
-      <w:numFmt w:val="decimal"/>
-      <w:lvlText w:val="%9."/>
-      <w:lvlJc w:val="left"/>
-      <w:pPr>
-        <w:tabs>
-          <w:tab w:val="num" w:pos="6480"/>
-        </w:tabs>
-        <w:ind w:left="6480" w:hanging="360"/>
-      </w:pPr>
-    </w:lvl>
-  </w:abstractNum>
   <w:num w:numId="1" w16cid:durableId="1754162528">
-    <w:abstractNumId w:val="14"/>
+    <w:abstractNumId w:val="4"/>
   </w:num>
   <w:num w:numId="2" w16cid:durableId="819462944">
     <w:abstractNumId w:val="2"/>
@@ -25527,186 +20619,39 @@
     <w:abstractNumId w:val="0"/>
   </w:num>
   <w:num w:numId="5" w16cid:durableId="1398286605">
-    <w:abstractNumId w:val="43"/>
+    <w:abstractNumId w:val="10"/>
   </w:num>
   <w:num w:numId="6" w16cid:durableId="306207893">
-    <w:abstractNumId w:val="26"/>
+    <w:abstractNumId w:val="9"/>
   </w:num>
   <w:num w:numId="7" w16cid:durableId="2059013561">
-    <w:abstractNumId w:val="24"/>
+    <w:abstractNumId w:val="8"/>
   </w:num>
   <w:num w:numId="8" w16cid:durableId="433019715">
-    <w:abstractNumId w:val="23"/>
-  </w:num>
-  <w:num w:numId="9" w16cid:durableId="1779107521">
-    <w:abstractNumId w:val="30"/>
-  </w:num>
-  <w:num w:numId="10" w16cid:durableId="2116829757">
-    <w:abstractNumId w:val="40"/>
-  </w:num>
-  <w:num w:numId="11" w16cid:durableId="861020472">
     <w:abstractNumId w:val="7"/>
   </w:num>
-  <w:num w:numId="12" w16cid:durableId="443774114">
-    <w:abstractNumId w:val="58"/>
-  </w:num>
-  <w:num w:numId="13" w16cid:durableId="2078048157">
-    <w:abstractNumId w:val="31"/>
-  </w:num>
-  <w:num w:numId="14" w16cid:durableId="1200163909">
-    <w:abstractNumId w:val="29"/>
-  </w:num>
-  <w:num w:numId="15" w16cid:durableId="1205362395">
-    <w:abstractNumId w:val="35"/>
-  </w:num>
-  <w:num w:numId="16" w16cid:durableId="769348475">
-    <w:abstractNumId w:val="19"/>
-  </w:num>
-  <w:num w:numId="17" w16cid:durableId="1000962962">
-    <w:abstractNumId w:val="12"/>
-  </w:num>
-  <w:num w:numId="18" w16cid:durableId="300576008">
+  <w:num w:numId="9" w16cid:durableId="1255745976">
     <w:abstractNumId w:val="11"/>
-  </w:num>
-  <w:num w:numId="19" w16cid:durableId="406612112">
-    <w:abstractNumId w:val="42"/>
-  </w:num>
-  <w:num w:numId="20" w16cid:durableId="1009599850">
-    <w:abstractNumId w:val="44"/>
-  </w:num>
-  <w:num w:numId="21" w16cid:durableId="586690529">
-    <w:abstractNumId w:val="38"/>
-  </w:num>
-  <w:num w:numId="22" w16cid:durableId="955870183">
-    <w:abstractNumId w:val="37"/>
-  </w:num>
-  <w:num w:numId="23" w16cid:durableId="414784735">
-    <w:abstractNumId w:val="20"/>
-  </w:num>
-  <w:num w:numId="24" w16cid:durableId="1599560499">
-    <w:abstractNumId w:val="34"/>
-  </w:num>
-  <w:num w:numId="25" w16cid:durableId="1192495630">
-    <w:abstractNumId w:val="28"/>
-  </w:num>
-  <w:num w:numId="26" w16cid:durableId="209540761">
-    <w:abstractNumId w:val="32"/>
-  </w:num>
-  <w:num w:numId="27" w16cid:durableId="287443020">
-    <w:abstractNumId w:val="4"/>
-  </w:num>
-  <w:num w:numId="28" w16cid:durableId="1194999237">
-    <w:abstractNumId w:val="13"/>
-  </w:num>
-  <w:num w:numId="29" w16cid:durableId="1637181670">
-    <w:abstractNumId w:val="51"/>
-  </w:num>
-  <w:num w:numId="30" w16cid:durableId="1928031836">
-    <w:abstractNumId w:val="17"/>
-  </w:num>
-  <w:num w:numId="31" w16cid:durableId="2072341352">
-    <w:abstractNumId w:val="16"/>
-  </w:num>
-  <w:num w:numId="32" w16cid:durableId="1756781965">
-    <w:abstractNumId w:val="47"/>
-  </w:num>
-  <w:num w:numId="33" w16cid:durableId="1839923727">
-    <w:abstractNumId w:val="46"/>
-  </w:num>
-  <w:num w:numId="34" w16cid:durableId="670723497">
-    <w:abstractNumId w:val="49"/>
-  </w:num>
-  <w:num w:numId="35" w16cid:durableId="2079550010">
-    <w:abstractNumId w:val="27"/>
-  </w:num>
-  <w:num w:numId="36" w16cid:durableId="1650087860">
-    <w:abstractNumId w:val="41"/>
-  </w:num>
-  <w:num w:numId="37" w16cid:durableId="274102213">
-    <w:abstractNumId w:val="3"/>
-  </w:num>
-  <w:num w:numId="38" w16cid:durableId="527253249">
-    <w:abstractNumId w:val="9"/>
-  </w:num>
-  <w:num w:numId="39" w16cid:durableId="632296986">
-    <w:abstractNumId w:val="39"/>
-  </w:num>
-  <w:num w:numId="40" w16cid:durableId="2106220597">
-    <w:abstractNumId w:val="15"/>
-  </w:num>
-  <w:num w:numId="41" w16cid:durableId="1309893928">
-    <w:abstractNumId w:val="56"/>
-  </w:num>
-  <w:num w:numId="42" w16cid:durableId="2135637066">
-    <w:abstractNumId w:val="54"/>
-  </w:num>
-  <w:num w:numId="43" w16cid:durableId="1126972379">
-    <w:abstractNumId w:val="57"/>
-  </w:num>
-  <w:num w:numId="44" w16cid:durableId="1621761401">
-    <w:abstractNumId w:val="53"/>
-  </w:num>
-  <w:num w:numId="45" w16cid:durableId="1991864749">
-    <w:abstractNumId w:val="36"/>
-  </w:num>
-  <w:num w:numId="46" w16cid:durableId="1603565777">
-    <w:abstractNumId w:val="33"/>
-  </w:num>
-  <w:num w:numId="47" w16cid:durableId="1369263405">
-    <w:abstractNumId w:val="52"/>
-  </w:num>
-  <w:num w:numId="48" w16cid:durableId="1852795592">
-    <w:abstractNumId w:val="5"/>
-  </w:num>
-  <w:num w:numId="49" w16cid:durableId="1946688925">
-    <w:abstractNumId w:val="55"/>
-  </w:num>
-  <w:num w:numId="50" w16cid:durableId="1003167030">
-    <w:abstractNumId w:val="60"/>
-  </w:num>
-  <w:num w:numId="51" w16cid:durableId="138769761">
-    <w:abstractNumId w:val="59"/>
-  </w:num>
-  <w:num w:numId="52" w16cid:durableId="1748913524">
-    <w:abstractNumId w:val="21"/>
-  </w:num>
-  <w:num w:numId="53" w16cid:durableId="1026249085">
-    <w:abstractNumId w:val="50"/>
-  </w:num>
-  <w:num w:numId="54" w16cid:durableId="27800674">
-    <w:abstractNumId w:val="25"/>
-  </w:num>
-  <w:num w:numId="55" w16cid:durableId="98260853">
-    <w:abstractNumId w:val="45"/>
-  </w:num>
-  <w:num w:numId="56" w16cid:durableId="1255745976">
-    <w:abstractNumId w:val="48"/>
     <w:lvlOverride w:ilvl="0">
       <w:startOverride w:val="1"/>
     </w:lvlOverride>
   </w:num>
-  <w:num w:numId="57" w16cid:durableId="924534374">
+  <w:num w:numId="10" w16cid:durableId="819155700">
     <w:abstractNumId w:val="6"/>
-  </w:num>
-  <w:num w:numId="58" w16cid:durableId="819155700">
-    <w:abstractNumId w:val="22"/>
     <w:lvlOverride w:ilvl="0">
       <w:startOverride w:val="1"/>
     </w:lvlOverride>
   </w:num>
-  <w:num w:numId="59" w16cid:durableId="654988935">
-    <w:abstractNumId w:val="10"/>
+  <w:num w:numId="11" w16cid:durableId="654988935">
+    <w:abstractNumId w:val="3"/>
     <w:lvlOverride w:ilvl="0">
       <w:startOverride w:val="1"/>
     </w:lvlOverride>
   </w:num>
-  <w:num w:numId="60" w16cid:durableId="2072191851">
-    <w:abstractNumId w:val="8"/>
+  <w:num w:numId="12" w16cid:durableId="1743329592">
+    <w:abstractNumId w:val="5"/>
   </w:num>
-  <w:num w:numId="61" w16cid:durableId="1743329592">
-    <w:abstractNumId w:val="18"/>
-  </w:num>
-  <w:numIdMacAtCleanup w:val="17"/>
+  <w:numIdMacAtCleanup w:val="12"/>
 </w:numbering>
 </file>
 
@@ -27759,12 +22704,33 @@
     <w:pitch w:val="variable"/>
     <w:sig w:usb0="E0002EFF" w:usb1="C000785B" w:usb2="00000009" w:usb3="00000000" w:csb0="000001FF" w:csb1="00000000"/>
   </w:font>
+  <w:font w:name="Symbol">
+    <w:panose1 w:val="05050102010706020507"/>
+    <w:charset w:val="02"/>
+    <w:family w:val="roman"/>
+    <w:pitch w:val="variable"/>
+    <w:sig w:usb0="00000000" w:usb1="10000000" w:usb2="00000000" w:usb3="00000000" w:csb0="80000000" w:csb1="00000000"/>
+  </w:font>
+  <w:font w:name="Courier New">
+    <w:panose1 w:val="02070309020205020404"/>
+    <w:charset w:val="00"/>
+    <w:family w:val="modern"/>
+    <w:pitch w:val="fixed"/>
+    <w:sig w:usb0="E0002EFF" w:usb1="C0007843" w:usb2="00000009" w:usb3="00000000" w:csb0="000001FF" w:csb1="00000000"/>
+  </w:font>
   <w:font w:name="Wingdings">
     <w:panose1 w:val="05000000000000000000"/>
     <w:charset w:val="02"/>
     <w:family w:val="auto"/>
     <w:pitch w:val="variable"/>
     <w:sig w:usb0="00000000" w:usb1="10000000" w:usb2="00000000" w:usb3="00000000" w:csb0="80000000" w:csb1="00000000"/>
+  </w:font>
+  <w:font w:name="Arial">
+    <w:panose1 w:val="020B0604020202020204"/>
+    <w:charset w:val="00"/>
+    <w:family w:val="swiss"/>
+    <w:pitch w:val="variable"/>
+    <w:sig w:usb0="E0002EFF" w:usb1="C000785B" w:usb2="00000009" w:usb3="00000000" w:csb0="000001FF" w:csb1="00000000"/>
   </w:font>
   <w:font w:name="MS Mincho">
     <w:panose1 w:val="02020609040205080304"/>
@@ -27773,13 +22739,6 @@
     <w:pitch w:val="fixed"/>
     <w:sig w:usb0="E00002FF" w:usb1="6AC7FDFB" w:usb2="08000012" w:usb3="00000000" w:csb0="0002009F" w:csb1="00000000"/>
   </w:font>
-  <w:font w:name="Symbol">
-    <w:panose1 w:val="05050102010706020507"/>
-    <w:charset w:val="02"/>
-    <w:family w:val="roman"/>
-    <w:pitch w:val="variable"/>
-    <w:sig w:usb0="00000000" w:usb1="10000000" w:usb2="00000000" w:usb3="00000000" w:csb0="80000000" w:csb1="00000000"/>
-  </w:font>
   <w:font w:name="MS Gothic">
     <w:altName w:val="ＭＳ ゴシック"/>
     <w:panose1 w:val="020B0609070205080204"/>
@@ -27787,20 +22746,6 @@
     <w:family w:val="modern"/>
     <w:pitch w:val="fixed"/>
     <w:sig w:usb0="E00002FF" w:usb1="6AC7FDFB" w:usb2="08000012" w:usb3="00000000" w:csb0="0002009F" w:csb1="00000000"/>
-  </w:font>
-  <w:font w:name="Arial">
-    <w:panose1 w:val="020B0604020202020204"/>
-    <w:charset w:val="00"/>
-    <w:family w:val="swiss"/>
-    <w:pitch w:val="variable"/>
-    <w:sig w:usb0="E0002EFF" w:usb1="C000785B" w:usb2="00000009" w:usb3="00000000" w:csb0="000001FF" w:csb1="00000000"/>
-  </w:font>
-  <w:font w:name="Courier New">
-    <w:panose1 w:val="02070309020205020404"/>
-    <w:charset w:val="00"/>
-    <w:family w:val="modern"/>
-    <w:pitch w:val="fixed"/>
-    <w:sig w:usb0="E0002EFF" w:usb1="C0007843" w:usb2="00000009" w:usb3="00000000" w:csb0="000001FF" w:csb1="00000000"/>
   </w:font>
   <w:font w:name="Tahoma">
     <w:panose1 w:val="020B0604030504040204"/>
@@ -27943,6 +22888,7 @@
     <w:rsid w:val="00403CD9"/>
     <w:rsid w:val="00406D31"/>
     <w:rsid w:val="004422BB"/>
+    <w:rsid w:val="0045237B"/>
     <w:rsid w:val="00456C23"/>
     <w:rsid w:val="00464C21"/>
     <w:rsid w:val="004824BC"/>
@@ -27975,6 +22921,7 @@
     <w:rsid w:val="006F2B25"/>
     <w:rsid w:val="007058F2"/>
     <w:rsid w:val="007070C4"/>
+    <w:rsid w:val="007144CD"/>
     <w:rsid w:val="00720ADC"/>
     <w:rsid w:val="00737841"/>
     <w:rsid w:val="00744A1E"/>
@@ -28818,7 +23765,7 @@
 
 <file path=word/webextensions/taskpanes.xml><?xml version="1.0" encoding="utf-8"?>
 <wetp:taskpanes xmlns:wetp="http://schemas.microsoft.com/office/webextensions/taskpanes/2010/11">
-  <wetp:taskpane dockstate="right" visibility="0" width="525" row="0">
+  <wetp:taskpane dockstate="right" visibility="0" width="378" row="0">
     <wetp:webextensionref xmlns:r="http://schemas.openxmlformats.org/officeDocument/2006/relationships" r:id="rId1"/>
   </wetp:taskpane>
   <wetp:taskpane dockstate="right" visibility="0" width="525" row="0">
@@ -28854,10 +23801,6 @@
 </file>
 
 <file path=customXml/item1.xml><?xml version="1.0" encoding="utf-8"?>
-<b:Sources xmlns:b="http://schemas.openxmlformats.org/officeDocument/2006/bibliography" xmlns="http://schemas.openxmlformats.org/officeDocument/2006/bibliography" SelectedStyle="/IEEE2006OfficeOnline.xsl" StyleName="IEEE" Version="2006"/>
-</file>
-
-<file path=customXml/item2.xml><?xml version="1.0" encoding="utf-8"?>
 <p:properties xmlns:p="http://schemas.microsoft.com/office/2006/metadata/properties" xmlns:xsi="http://www.w3.org/2001/XMLSchema-instance" xmlns:pc="http://schemas.microsoft.com/office/infopath/2007/PartnerControls">
   <documentManagement>
     <_activity xmlns="09643b4c-5168-4655-a1dd-256ac936653d" xsi:nil="true"/>
@@ -28865,16 +23808,11 @@
 </p:properties>
 </file>
 
-<file path=customXml/item3.xml><?xml version="1.0" encoding="utf-8"?>
-<?mso-contentType ?>
-<FormTemplates xmlns="http://schemas.microsoft.com/sharepoint/v3/contenttype/forms">
-  <Display>DocumentLibraryForm</Display>
-  <Edit>DocumentLibraryForm</Edit>
-  <New>DocumentLibraryForm</New>
-</FormTemplates>
+<file path=customXml/item2.xml><?xml version="1.0" encoding="utf-8"?>
+<b:Sources xmlns:b="http://schemas.openxmlformats.org/officeDocument/2006/bibliography" xmlns="http://schemas.openxmlformats.org/officeDocument/2006/bibliography" SelectedStyle="/IEEE2006OfficeOnline.xsl" StyleName="IEEE" Version="2006"/>
 </file>
 
-<file path=customXml/item4.xml><?xml version="1.0" encoding="utf-8"?>
+<file path=customXml/item3.xml><?xml version="1.0" encoding="utf-8"?>
 <ct:contentTypeSchema xmlns:ct="http://schemas.microsoft.com/office/2006/metadata/contentType" xmlns:ma="http://schemas.microsoft.com/office/2006/metadata/properties/metaAttributes" ct:_="" ma:_="" ma:contentTypeName="Document" ma:contentTypeID="0x01010039D2144BFC0BB14088ECE1290730495C" ma:contentTypeVersion="9" ma:contentTypeDescription="Create a new document." ma:contentTypeScope="" ma:versionID="c1ab4faf9b79d148a14339970c12a65a">
   <xsd:schema xmlns:xsd="http://www.w3.org/2001/XMLSchema" xmlns:xs="http://www.w3.org/2001/XMLSchema" xmlns:p="http://schemas.microsoft.com/office/2006/metadata/properties" xmlns:ns3="09643b4c-5168-4655-a1dd-256ac936653d" xmlns:ns4="6d050a8d-6d8a-4b8b-9ffa-9130e4cc5445" targetNamespace="http://schemas.microsoft.com/office/2006/metadata/properties" ma:root="true" ma:fieldsID="ddb43b9756d5fdf3871a95a4c45bf960" ns3:_="" ns4:_="">
     <xsd:import namespace="09643b4c-5168-4655-a1dd-256ac936653d"/>
@@ -29069,15 +24007,16 @@
 </ct:contentTypeSchema>
 </file>
 
-<file path=customXml/itemProps1.xml><?xml version="1.0" encoding="utf-8"?>
-<ds:datastoreItem xmlns:ds="http://schemas.openxmlformats.org/officeDocument/2006/customXml" ds:itemID="{7AAD9C44-44F0-4580-B32D-CE3192489E49}">
-  <ds:schemaRefs>
-    <ds:schemaRef ds:uri="http://schemas.openxmlformats.org/officeDocument/2006/bibliography"/>
-  </ds:schemaRefs>
-</ds:datastoreItem>
+<file path=customXml/item4.xml><?xml version="1.0" encoding="utf-8"?>
+<?mso-contentType ?>
+<FormTemplates xmlns="http://schemas.microsoft.com/sharepoint/v3/contenttype/forms">
+  <Display>DocumentLibraryForm</Display>
+  <Edit>DocumentLibraryForm</Edit>
+  <New>DocumentLibraryForm</New>
+</FormTemplates>
 </file>
 
-<file path=customXml/itemProps2.xml><?xml version="1.0" encoding="utf-8"?>
+<file path=customXml/itemProps1.xml><?xml version="1.0" encoding="utf-8"?>
 <ds:datastoreItem xmlns:ds="http://schemas.openxmlformats.org/officeDocument/2006/customXml" ds:itemID="{F0BFDB30-D857-452F-9056-BD795B3BEF00}">
   <ds:schemaRefs>
     <ds:schemaRef ds:uri="http://schemas.microsoft.com/office/2006/metadata/properties"/>
@@ -29087,15 +24026,15 @@
 </ds:datastoreItem>
 </file>
 
-<file path=customXml/itemProps3.xml><?xml version="1.0" encoding="utf-8"?>
-<ds:datastoreItem xmlns:ds="http://schemas.openxmlformats.org/officeDocument/2006/customXml" ds:itemID="{592D2C12-7889-4139-A5F2-65B8787AEF0C}">
+<file path=customXml/itemProps2.xml><?xml version="1.0" encoding="utf-8"?>
+<ds:datastoreItem xmlns:ds="http://schemas.openxmlformats.org/officeDocument/2006/customXml" ds:itemID="{7AAD9C44-44F0-4580-B32D-CE3192489E49}">
   <ds:schemaRefs>
-    <ds:schemaRef ds:uri="http://schemas.microsoft.com/sharepoint/v3/contenttype/forms"/>
+    <ds:schemaRef ds:uri="http://schemas.openxmlformats.org/officeDocument/2006/bibliography"/>
   </ds:schemaRefs>
 </ds:datastoreItem>
 </file>
 
-<file path=customXml/itemProps4.xml><?xml version="1.0" encoding="utf-8"?>
+<file path=customXml/itemProps3.xml><?xml version="1.0" encoding="utf-8"?>
 <ds:datastoreItem xmlns:ds="http://schemas.openxmlformats.org/officeDocument/2006/customXml" ds:itemID="{82376AD5-BFF6-4A02-A495-29BBB725DD2C}">
   <ds:schemaRefs>
     <ds:schemaRef ds:uri="http://schemas.microsoft.com/office/2006/metadata/contentType"/>
@@ -29112,4 +24051,12 @@
     <ds:schemaRef ds:uri="http://schemas.microsoft.com/internal/obd"/>
   </ds:schemaRefs>
 </ds:datastoreItem>
+</file>
+
+<file path=customXml/itemProps4.xml><?xml version="1.0" encoding="utf-8"?>
+<ds:datastoreItem xmlns:ds="http://schemas.openxmlformats.org/officeDocument/2006/customXml" ds:itemID="{592D2C12-7889-4139-A5F2-65B8787AEF0C}">
+  <ds:schemaRefs>
+    <ds:schemaRef ds:uri="http://schemas.microsoft.com/sharepoint/v3/contenttype/forms"/>
+  </ds:schemaRefs>
+</ds:datastoreItem>
 </file>
--- a/Homework B/Homework_B_answers.docx
+++ b/Homework B/Homework_B_answers.docx
@@ -14,7 +14,6 @@
             <w:docPart w:val="8327F3703A8341399A30311021E9DD40"/>
           </w:placeholder>
         </w:sdtPr>
-        <w:sdtEndPr/>
         <w:sdtContent>
           <w:r>
             <w:rPr>
@@ -201,7 +200,6 @@
         <w:showingPlcHdr/>
         <w:text/>
       </w:sdtPr>
-      <w:sdtEndPr/>
       <w:sdtContent>
         <w:p>
           <w:pPr>
@@ -287,20 +285,14 @@
                               <w:tag w:val="Auteur"/>
                               <w:id w:val="2122799911"/>
                             </w:sdtPr>
-                            <w:sdtEndPr/>
                             <w:sdtContent>
                               <w:p>
                                 <w:pPr>
                                   <w:pStyle w:val="CoverAuteur"/>
                                   <w:wordWrap w:val="0"/>
                                 </w:pPr>
-                                <w:proofErr w:type="spellStart"/>
                                 <w:r>
-                                  <w:t>Enmin</w:t>
-                                </w:r>
-                                <w:proofErr w:type="spellEnd"/>
-                                <w:r>
-                                  <w:t xml:space="preserve"> Lin, </w:t>
+                                  <w:t xml:space="preserve">Enmin Lin, </w:t>
                                 </w:r>
                                 <w:r>
                                   <w:t>Kaixi Yao</w:t>
@@ -618,19 +610,13 @@
                                 <w:calendar w:val="gregorian"/>
                               </w:date>
                             </w:sdtPr>
-                            <w:sdtEndPr/>
                             <w:sdtContent>
                               <w:p>
                                 <w:pPr>
                                   <w:pStyle w:val="CoverSubtekst"/>
                                 </w:pPr>
-                                <w:proofErr w:type="spellStart"/>
                                 <w:r>
-                                  <w:t>april</w:t>
-                                </w:r>
-                                <w:proofErr w:type="spellEnd"/>
-                                <w:r>
-                                  <w:t xml:space="preserve"> 2026</w:t>
+                                  <w:t>april 2026</w:t>
                                 </w:r>
                               </w:p>
                             </w:sdtContent>
@@ -939,15 +925,7 @@
     </w:p>
     <w:p>
       <w:r>
-        <w:t xml:space="preserve">No extra normalization is needed. The </w:t>
-      </w:r>
-      <w:proofErr w:type="gramStart"/>
-      <w:r>
-        <w:t>mixture weights</w:t>
-      </w:r>
-      <w:proofErr w:type="gramEnd"/>
-      <w:r>
-        <w:t xml:space="preserve"> already sum to one.</w:t>
+        <w:t>No extra normalization is needed. The mixture weights already sum to one.</w:t>
       </w:r>
     </w:p>
     <w:p>
@@ -1804,15 +1782,7 @@
         <w:t>on</w:t>
       </w:r>
       <w:r>
-        <w:t xml:space="preserve"> the plane, but they are not orthogonal. </w:t>
-      </w:r>
-      <w:proofErr w:type="gramStart"/>
-      <w:r>
-        <w:t>So</w:t>
-      </w:r>
-      <w:proofErr w:type="gramEnd"/>
-      <w:r>
-        <w:t xml:space="preserve"> we first convert them into an orthonormal basis using Gram-Schmidt.</w:t>
+        <w:t xml:space="preserve"> the plane, but they are not orthogonal. So we first convert them into an orthonormal basis using Gram-Schmidt.</w:t>
       </w:r>
     </w:p>
     <w:p>
@@ -2580,13 +2550,8 @@
       <w:r>
         <w:t xml:space="preserve"> </w:t>
       </w:r>
-      <w:proofErr w:type="gramStart"/>
-      <w:r>
-        <w:t>So</w:t>
-      </w:r>
-      <w:proofErr w:type="gramEnd"/>
-      <w:r>
-        <w:t xml:space="preserve"> the magnitude of the real 3D velocity is equal to the magnitude of its 2D coordinate vector </w:t>
+      <w:r>
+        <w:t xml:space="preserve">So the magnitude of the real 3D velocity is equal to the magnitude of its 2D coordinate vector </w:t>
       </w:r>
       <m:oMath>
         <m:r>
@@ -3451,15 +3416,7 @@
         </m:sSup>
       </m:oMath>
       <w:r>
-        <w:t xml:space="preserve"> rotates </w:t>
-      </w:r>
-      <w:proofErr w:type="gramStart"/>
-      <w:r>
-        <w:t>the input</w:t>
-      </w:r>
-      <w:proofErr w:type="gramEnd"/>
-      <w:r>
-        <w:t xml:space="preserve"> ball. A ball remains a ball after rotation.</w:t>
+        <w:t xml:space="preserve"> rotates the input ball. A ball remains a ball after rotation.</w:t>
       </w:r>
     </w:p>
     <w:p>
@@ -5916,7 +5873,7 @@
         <w:pStyle w:val="20"/>
       </w:pPr>
       <w:r>
-        <w:t xml:space="preserve">(a) Transforming </w:t>
+        <w:t xml:space="preserve">Transforming </w:t>
       </w:r>
       <m:oMath>
         <m:sSup>
@@ -6177,15 +6134,7 @@
     </w:p>
     <w:p>
       <w:r>
-        <w:t xml:space="preserve">be the </w:t>
-      </w:r>
-      <w:proofErr w:type="gramStart"/>
-      <w:r>
-        <w:t>rigid-body</w:t>
-      </w:r>
-      <w:proofErr w:type="gramEnd"/>
-      <w:r>
-        <w:t xml:space="preserve"> transform from frame </w:t>
+        <w:t xml:space="preserve">be the rigid-body transform from frame </w:t>
       </w:r>
       <m:oMath>
         <m:r>
@@ -8174,15 +8123,7 @@
     </w:p>
     <w:p>
       <w:r>
-        <w:t xml:space="preserve">In words: mass stays the same, the center of mass is transformed </w:t>
-      </w:r>
-      <w:proofErr w:type="gramStart"/>
-      <w:r>
-        <w:t>like</w:t>
-      </w:r>
-      <w:proofErr w:type="gramEnd"/>
-      <w:r>
-        <w:t xml:space="preserve"> a point, and the inertia matrix must be shifted to the center of mass, rotated, and shifted back to the new frame origin.</w:t>
+        <w:t>In words: mass stays the same, the center of mass is transformed like a point, and the inertia matrix must be shifted to the center of mass, rotated, and shifted back to the new frame origin.</w:t>
       </w:r>
     </w:p>
     <w:p>
@@ -8191,7 +8132,7 @@
       </w:pPr>
       <w:bookmarkStart w:id="1" w:name="b-physical-realizability"/>
       <w:r>
-        <w:t xml:space="preserve">(b) Physical </w:t>
+        <w:t xml:space="preserve">Physical </w:t>
       </w:r>
       <w:r>
         <w:t>R</w:t>
@@ -8213,15 +8154,7 @@
         </m:r>
       </m:oMath>
       <w:r>
-        <w:t xml:space="preserve"> is physically realizable if </w:t>
-      </w:r>
-      <w:proofErr w:type="gramStart"/>
-      <w:r>
-        <w:t>it can</w:t>
-      </w:r>
-      <w:proofErr w:type="gramEnd"/>
-      <w:r>
-        <w:t xml:space="preserve"> correspond to a real rigid body made of positive mass. Based on the lecture material, a real rigid body has positive mass and a valid inertia matrix about its center of mass.</w:t>
+        <w:t xml:space="preserve"> is physically realizable if it can correspond to a real rigid body made of positive mass. Based on the lecture material, a real rigid body has positive mass and a valid inertia matrix about its center of mass.</w:t>
       </w:r>
     </w:p>
     <w:p>
@@ -8573,13 +8506,8 @@
       <w:pPr>
         <w:spacing w:before="240" w:after="160"/>
       </w:pPr>
-      <w:proofErr w:type="gramStart"/>
-      <w:r>
-        <w:t>first</w:t>
-      </w:r>
-      <w:proofErr w:type="gramEnd"/>
-      <w:r>
-        <w:t xml:space="preserve"> reconstruct the center of mass:</w:t>
+      <w:r>
+        <w:t>first reconstruct the center of mass:</w:t>
       </w:r>
       <w:r>
         <w:t xml:space="preserve"> </w:t>
@@ -9777,15 +9705,7 @@
     </w:p>
     <w:p>
       <w:r>
-        <w:t xml:space="preserve">These conditions express the fact that the inertia must come from a real distribution of positive mass. A matrix can be symmetric positive definite but still </w:t>
-      </w:r>
-      <w:proofErr w:type="gramStart"/>
-      <w:r>
-        <w:t>fail</w:t>
-      </w:r>
-      <w:proofErr w:type="gramEnd"/>
-      <w:r>
-        <w:t xml:space="preserve"> to represent a real rigid-body inertia if the principal moments violate these inequalities.</w:t>
+        <w:t>These conditions express the fact that the inertia must come from a real distribution of positive mass. A matrix can be symmetric positive definite but still fail to represent a real rigid-body inertia if the principal moments violate these inequalities.</w:t>
       </w:r>
     </w:p>
     <w:p>
@@ -9796,7 +9716,7 @@
       <w:bookmarkEnd w:id="0"/>
       <w:r>
         <w:lastRenderedPageBreak/>
-        <w:t xml:space="preserve">(c) Rigidly </w:t>
+        <w:t xml:space="preserve">Rigidly </w:t>
       </w:r>
       <w:r>
         <w:t>L</w:t>
@@ -11533,7 +11453,7 @@
         <w:pStyle w:val="20"/>
       </w:pPr>
       <w:r>
-        <w:t>(a) Peg insertion</w:t>
+        <w:t>Peg insertion</w:t>
       </w:r>
     </w:p>
     <w:p>
@@ -15051,13 +14971,8 @@
       </m:oMath>
     </w:p>
     <w:p>
-      <w:proofErr w:type="gramStart"/>
-      <w:r>
-        <w:t>So</w:t>
-      </w:r>
-      <w:proofErr w:type="gramEnd"/>
-      <w:r>
-        <w:t xml:space="preserve"> the environment naturally prevents the wedge from moving into the plane and from rotating around </w:t>
+      <w:r>
+        <w:t xml:space="preserve">So the environment naturally prevents the wedge from moving into the plane and from rotating around </w:t>
       </w:r>
       <m:oMath>
         <m:sSub>
@@ -15095,15 +15010,7 @@
         <w:spacing w:before="240" w:after="160"/>
       </w:pPr>
       <w:r>
-        <w:t xml:space="preserve">Because the contact is frictionless, the contact force can only be normal to the plane. </w:t>
-      </w:r>
-      <w:proofErr w:type="gramStart"/>
-      <w:r>
-        <w:t>Thus</w:t>
-      </w:r>
-      <w:proofErr w:type="gramEnd"/>
-      <w:r>
-        <w:t xml:space="preserve"> the environment cannot generate tangential forces:</w:t>
+        <w:t>Because the contact is frictionless, the contact force can only be normal to the plane. Thus the environment cannot generate tangential forces:</w:t>
       </w:r>
       <w:r>
         <w:t xml:space="preserve"> </w:t>
@@ -17137,15 +17044,7 @@
         </m:sSub>
       </m:oMath>
       <w:r>
-        <w:t xml:space="preserve"> can be positive, negative, or zero. It depends on how the normal contact force is distributed along the contact line relative to the task-frame origin. If no </w:t>
-      </w:r>
-      <w:proofErr w:type="gramStart"/>
-      <w:r>
-        <w:t>particular pitching</w:t>
-      </w:r>
-      <w:proofErr w:type="gramEnd"/>
-      <w:r>
-        <w:t xml:space="preserve"> moment is desired, a common choice is</w:t>
+        <w:t xml:space="preserve"> can be positive, negative, or zero. It depends on how the normal contact force is distributed along the contact line relative to the task-frame origin. If no particular pitching moment is desired, a common choice is</w:t>
       </w:r>
       <w:r>
         <w:t xml:space="preserve"> </w:t>
@@ -18039,19 +17938,11 @@
         </w:rPr>
         <w:t>t</w:t>
       </w:r>
-      <w:proofErr w:type="spellStart"/>
       <w:r>
         <w:rPr>
           <w:lang w:eastAsia="zh-CN"/>
         </w:rPr>
-        <w:t>hen</w:t>
-      </w:r>
-      <w:proofErr w:type="spellEnd"/>
-      <w:r>
-        <w:rPr>
-          <w:lang w:eastAsia="zh-CN"/>
-        </w:rPr>
-        <w:t xml:space="preserve"> also</w:t>
+        <w:t>hen also</w:t>
       </w:r>
       <w:r>
         <w:rPr>
@@ -18519,7 +18410,6 @@
           <w:docPartUnique/>
         </w:docPartObj>
       </w:sdtPr>
-      <w:sdtEndPr/>
       <w:sdtContent>
         <w:r>
           <w:rPr>
@@ -22844,6 +22734,7 @@
     <w:rsid w:val="00112E9B"/>
     <w:rsid w:val="00123EE2"/>
     <w:rsid w:val="001334C6"/>
+    <w:rsid w:val="00135A39"/>
     <w:rsid w:val="0014698C"/>
     <w:rsid w:val="00155BCB"/>
     <w:rsid w:val="00163525"/>
@@ -22930,6 +22821,7 @@
     <w:rsid w:val="00774E94"/>
     <w:rsid w:val="007810E7"/>
     <w:rsid w:val="007914A3"/>
+    <w:rsid w:val="007B7979"/>
     <w:rsid w:val="007C5FF5"/>
     <w:rsid w:val="007F72DE"/>
     <w:rsid w:val="0080057D"/>
@@ -23801,18 +23693,6 @@
 </file>
 
 <file path=customXml/item1.xml><?xml version="1.0" encoding="utf-8"?>
-<p:properties xmlns:p="http://schemas.microsoft.com/office/2006/metadata/properties" xmlns:xsi="http://www.w3.org/2001/XMLSchema-instance" xmlns:pc="http://schemas.microsoft.com/office/infopath/2007/PartnerControls">
-  <documentManagement>
-    <_activity xmlns="09643b4c-5168-4655-a1dd-256ac936653d" xsi:nil="true"/>
-  </documentManagement>
-</p:properties>
-</file>
-
-<file path=customXml/item2.xml><?xml version="1.0" encoding="utf-8"?>
-<b:Sources xmlns:b="http://schemas.openxmlformats.org/officeDocument/2006/bibliography" xmlns="http://schemas.openxmlformats.org/officeDocument/2006/bibliography" SelectedStyle="/IEEE2006OfficeOnline.xsl" StyleName="IEEE" Version="2006"/>
-</file>
-
-<file path=customXml/item3.xml><?xml version="1.0" encoding="utf-8"?>
 <ct:contentTypeSchema xmlns:ct="http://schemas.microsoft.com/office/2006/metadata/contentType" xmlns:ma="http://schemas.microsoft.com/office/2006/metadata/properties/metaAttributes" ct:_="" ma:_="" ma:contentTypeName="Document" ma:contentTypeID="0x01010039D2144BFC0BB14088ECE1290730495C" ma:contentTypeVersion="9" ma:contentTypeDescription="Create a new document." ma:contentTypeScope="" ma:versionID="c1ab4faf9b79d148a14339970c12a65a">
   <xsd:schema xmlns:xsd="http://www.w3.org/2001/XMLSchema" xmlns:xs="http://www.w3.org/2001/XMLSchema" xmlns:p="http://schemas.microsoft.com/office/2006/metadata/properties" xmlns:ns3="09643b4c-5168-4655-a1dd-256ac936653d" xmlns:ns4="6d050a8d-6d8a-4b8b-9ffa-9130e4cc5445" targetNamespace="http://schemas.microsoft.com/office/2006/metadata/properties" ma:root="true" ma:fieldsID="ddb43b9756d5fdf3871a95a4c45bf960" ns3:_="" ns4:_="">
     <xsd:import namespace="09643b4c-5168-4655-a1dd-256ac936653d"/>
@@ -24007,6 +23887,18 @@
 </ct:contentTypeSchema>
 </file>
 
+<file path=customXml/item2.xml><?xml version="1.0" encoding="utf-8"?>
+<b:Sources xmlns:b="http://schemas.openxmlformats.org/officeDocument/2006/bibliography" xmlns="http://schemas.openxmlformats.org/officeDocument/2006/bibliography" SelectedStyle="/IEEE2006OfficeOnline.xsl" StyleName="IEEE" Version="2006"/>
+</file>
+
+<file path=customXml/item3.xml><?xml version="1.0" encoding="utf-8"?>
+<p:properties xmlns:p="http://schemas.microsoft.com/office/2006/metadata/properties" xmlns:xsi="http://www.w3.org/2001/XMLSchema-instance" xmlns:pc="http://schemas.microsoft.com/office/infopath/2007/PartnerControls">
+  <documentManagement>
+    <_activity xmlns="09643b4c-5168-4655-a1dd-256ac936653d" xsi:nil="true"/>
+  </documentManagement>
+</p:properties>
+</file>
+
 <file path=customXml/item4.xml><?xml version="1.0" encoding="utf-8"?>
 <?mso-contentType ?>
 <FormTemplates xmlns="http://schemas.microsoft.com/sharepoint/v3/contenttype/forms">
@@ -24017,24 +23909,6 @@
 </file>
 
 <file path=customXml/itemProps1.xml><?xml version="1.0" encoding="utf-8"?>
-<ds:datastoreItem xmlns:ds="http://schemas.openxmlformats.org/officeDocument/2006/customXml" ds:itemID="{F0BFDB30-D857-452F-9056-BD795B3BEF00}">
-  <ds:schemaRefs>
-    <ds:schemaRef ds:uri="http://schemas.microsoft.com/office/2006/metadata/properties"/>
-    <ds:schemaRef ds:uri="http://schemas.microsoft.com/office/infopath/2007/PartnerControls"/>
-    <ds:schemaRef ds:uri="09643b4c-5168-4655-a1dd-256ac936653d"/>
-  </ds:schemaRefs>
-</ds:datastoreItem>
-</file>
-
-<file path=customXml/itemProps2.xml><?xml version="1.0" encoding="utf-8"?>
-<ds:datastoreItem xmlns:ds="http://schemas.openxmlformats.org/officeDocument/2006/customXml" ds:itemID="{7AAD9C44-44F0-4580-B32D-CE3192489E49}">
-  <ds:schemaRefs>
-    <ds:schemaRef ds:uri="http://schemas.openxmlformats.org/officeDocument/2006/bibliography"/>
-  </ds:schemaRefs>
-</ds:datastoreItem>
-</file>
-
-<file path=customXml/itemProps3.xml><?xml version="1.0" encoding="utf-8"?>
 <ds:datastoreItem xmlns:ds="http://schemas.openxmlformats.org/officeDocument/2006/customXml" ds:itemID="{82376AD5-BFF6-4A02-A495-29BBB725DD2C}">
   <ds:schemaRefs>
     <ds:schemaRef ds:uri="http://schemas.microsoft.com/office/2006/metadata/contentType"/>
@@ -24053,6 +23927,24 @@
 </ds:datastoreItem>
 </file>
 
+<file path=customXml/itemProps2.xml><?xml version="1.0" encoding="utf-8"?>
+<ds:datastoreItem xmlns:ds="http://schemas.openxmlformats.org/officeDocument/2006/customXml" ds:itemID="{7AAD9C44-44F0-4580-B32D-CE3192489E49}">
+  <ds:schemaRefs>
+    <ds:schemaRef ds:uri="http://schemas.openxmlformats.org/officeDocument/2006/bibliography"/>
+  </ds:schemaRefs>
+</ds:datastoreItem>
+</file>
+
+<file path=customXml/itemProps3.xml><?xml version="1.0" encoding="utf-8"?>
+<ds:datastoreItem xmlns:ds="http://schemas.openxmlformats.org/officeDocument/2006/customXml" ds:itemID="{F0BFDB30-D857-452F-9056-BD795B3BEF00}">
+  <ds:schemaRefs>
+    <ds:schemaRef ds:uri="http://schemas.microsoft.com/office/2006/metadata/properties"/>
+    <ds:schemaRef ds:uri="http://schemas.microsoft.com/office/infopath/2007/PartnerControls"/>
+    <ds:schemaRef ds:uri="09643b4c-5168-4655-a1dd-256ac936653d"/>
+  </ds:schemaRefs>
+</ds:datastoreItem>
+</file>
+
 <file path=customXml/itemProps4.xml><?xml version="1.0" encoding="utf-8"?>
 <ds:datastoreItem xmlns:ds="http://schemas.openxmlformats.org/officeDocument/2006/customXml" ds:itemID="{592D2C12-7889-4139-A5F2-65B8787AEF0C}">
   <ds:schemaRefs>
